--- a/output/tables/08.multivariate_models_core.docx
+++ b/output/tables/08.multivariate_models_core.docx
@@ -5033,6 +5033,4832 @@
                 <w:color w:val="000000"/>
               </w:rPr>
               <w:t xml:space="preserve">0.734</w:t>
+            </w:r>
+          </w:p>
+        </w:tc>
+      </w:tr>
+    </w:tbl>
+    <w:p>
+      <w:pPr/>
+      <w:r>
+        <w:br w:type="page"/>
+      </w:r>
+    </w:p>
+    <w:p>
+      <w:pPr>
+        <w:pStyle w:val="Titre1"/>
+      </w:pPr>
+      <w:r>
+        <w:t xml:space="preserve">Panel A — Model Fit Statistics (m_a1–m_a4)</w:t>
+      </w:r>
+    </w:p>
+    <w:p>
+      <w:pPr>
+        <w:pStyle w:val="TableCaption"/>
+        <w:jc w:val="center"/>
+        <w:keepNext/>
+        <w:pBdr>
+          <w:bottom w:val="none" w:sz="0" w:space="0" w:color="000000"/>
+          <w:top w:val="none" w:sz="0" w:space="0" w:color="000000"/>
+          <w:left w:val="none" w:sz="0" w:space="0" w:color="000000"/>
+          <w:right w:val="none" w:sz="0" w:space="0" w:color="000000"/>
+        </w:pBdr>
+        <w:spacing w:after="60" w:before="60" w:line="240"/>
+        <w:ind w:left="60" w:right="60" w:firstLine="0" w:firstLineChars="0"/>
+      </w:pPr>
+      <w:r>
+        <w:t xml:space="preserve">Panel A — Model fit statistics (core models m_a1–m_a4). Green = best model.</w:t>
+      </w:r>
+    </w:p>
+    <w:tbl xmlns:a="http://schemas.openxmlformats.org/drawingml/2006/main" xmlns:pic="http://schemas.openxmlformats.org/drawingml/2006/picture">
+      <w:tblPr>
+        <w:tblLayout w:type="fixed"/>
+        <w:jc w:val="center"/>
+        <w:tblLook w:firstRow="1" w:lastRow="0" w:firstColumn="0" w:lastColumn="0" w:noHBand="0" w:noVBand="1"/>
+      </w:tblPr>
+      <w:tblGrid>
+        <w:gridCol w:w="3944"/>
+        <w:gridCol w:w="1010"/>
+        <w:gridCol w:w="3205"/>
+        <w:gridCol w:w="778"/>
+        <w:gridCol w:w="961"/>
+        <w:gridCol w:w="1083"/>
+        <w:gridCol w:w="1145"/>
+        <w:gridCol w:w="1145"/>
+        <w:gridCol w:w="936"/>
+      </w:tblGrid>
+      <w:tr>
+        <w:trPr>
+          <w:trHeight w:val="615" w:hRule="auto"/>
+          <w:tblHeader/>
+        </w:trPr>
+        <w:tc>
+          <w:tcPr>
+            <w:tcBorders>
+              <w:bottom w:val="single" w:sz="12" w:space="0" w:color="666666"/>
+              <w:top w:val="single" w:sz="12" w:space="0" w:color="666666"/>
+              <w:left w:val="none" w:sz="0" w:space="0" w:color="000000"/>
+              <w:right w:val="none" w:sz="0" w:space="0" w:color="000000"/>
+            </w:tcBorders>
+            <w:shd w:val="clear" w:color="auto" w:fill="2C3E50"/>
+            <w:tcMar>
+              <w:top w:w="0" w:type="dxa"/>
+              <w:bottom w:w="0" w:type="dxa"/>
+              <w:left w:w="0" w:type="dxa"/>
+              <w:right w:w="0" w:type="dxa"/>
+            </w:tcMar>
+            <w:vAlign w:val="center"/>
+          </w:tcPr>
+          <w:p>
+            <w:pPr>
+              <w:pStyle w:val="Normal"/>
+              <w:jc w:val="left"/>
+              <w:pBdr>
+                <w:bottom w:val="none" w:sz="0" w:space="0" w:color="000000"/>
+                <w:top w:val="none" w:sz="0" w:space="0" w:color="000000"/>
+                <w:left w:val="none" w:sz="0" w:space="0" w:color="000000"/>
+                <w:right w:val="none" w:sz="0" w:space="0" w:color="000000"/>
+              </w:pBdr>
+              <w:spacing w:after="100" w:before="100" w:line="240"/>
+              <w:ind w:left="100" w:right="100" w:firstLine="0" w:firstLineChars="0"/>
+              <w:rPr>
+                <w:rFonts w:ascii="Helvetica" w:hAnsi="Helvetica" w:eastAsia="Helvetica" w:cs="Helvetica"/>
+                <w:i w:val="false"/>
+                <w:b w:val="false"/>
+                <w:u w:val="none"/>
+                <w:strike w:val="false"/>
+                <w:sz w:val="22"/>
+                <w:szCs w:val="22"/>
+                <w:color w:val="FFFFFF"/>
+              </w:rPr>
+            </w:pPr>
+            <w:r>
+              <w:rPr>
+                <w:rFonts w:ascii="Helvetica" w:hAnsi="Helvetica" w:eastAsia="Helvetica" w:cs="Helvetica"/>
+                <w:i w:val="false"/>
+                <w:b w:val="false"/>
+                <w:u w:val="none"/>
+                <w:strike w:val="false"/>
+                <w:sz w:val="22"/>
+                <w:szCs w:val="22"/>
+                <w:color w:val="FFFFFF"/>
+              </w:rPr>
+              <w:t xml:space="preserve">Panel</w:t>
+            </w:r>
+          </w:p>
+        </w:tc>
+        <w:tc>
+          <w:tcPr>
+            <w:tcBorders>
+              <w:bottom w:val="single" w:sz="12" w:space="0" w:color="666666"/>
+              <w:top w:val="single" w:sz="12" w:space="0" w:color="666666"/>
+              <w:left w:val="none" w:sz="0" w:space="0" w:color="000000"/>
+              <w:right w:val="none" w:sz="0" w:space="0" w:color="000000"/>
+            </w:tcBorders>
+            <w:shd w:val="clear" w:color="auto" w:fill="2C3E50"/>
+            <w:tcMar>
+              <w:top w:w="0" w:type="dxa"/>
+              <w:bottom w:w="0" w:type="dxa"/>
+              <w:left w:w="0" w:type="dxa"/>
+              <w:right w:w="0" w:type="dxa"/>
+            </w:tcMar>
+            <w:vAlign w:val="center"/>
+          </w:tcPr>
+          <w:p>
+            <w:pPr>
+              <w:pStyle w:val="Normal"/>
+              <w:jc w:val="left"/>
+              <w:pBdr>
+                <w:bottom w:val="none" w:sz="0" w:space="0" w:color="000000"/>
+                <w:top w:val="none" w:sz="0" w:space="0" w:color="000000"/>
+                <w:left w:val="none" w:sz="0" w:space="0" w:color="000000"/>
+                <w:right w:val="none" w:sz="0" w:space="0" w:color="000000"/>
+              </w:pBdr>
+              <w:spacing w:after="100" w:before="100" w:line="240"/>
+              <w:ind w:left="100" w:right="100" w:firstLine="0" w:firstLineChars="0"/>
+              <w:rPr>
+                <w:rFonts w:ascii="Helvetica" w:hAnsi="Helvetica" w:eastAsia="Helvetica" w:cs="Helvetica"/>
+                <w:i w:val="false"/>
+                <w:b w:val="false"/>
+                <w:u w:val="none"/>
+                <w:strike w:val="false"/>
+                <w:sz w:val="22"/>
+                <w:szCs w:val="22"/>
+                <w:color w:val="FFFFFF"/>
+              </w:rPr>
+            </w:pPr>
+            <w:r>
+              <w:rPr>
+                <w:rFonts w:ascii="Helvetica" w:hAnsi="Helvetica" w:eastAsia="Helvetica" w:cs="Helvetica"/>
+                <w:i w:val="false"/>
+                <w:b w:val="false"/>
+                <w:u w:val="none"/>
+                <w:strike w:val="false"/>
+                <w:sz w:val="22"/>
+                <w:szCs w:val="22"/>
+                <w:color w:val="FFFFFF"/>
+              </w:rPr>
+              <w:t xml:space="preserve">Model</w:t>
+            </w:r>
+          </w:p>
+        </w:tc>
+        <w:tc>
+          <w:tcPr>
+            <w:tcBorders>
+              <w:bottom w:val="single" w:sz="12" w:space="0" w:color="666666"/>
+              <w:top w:val="single" w:sz="12" w:space="0" w:color="666666"/>
+              <w:left w:val="none" w:sz="0" w:space="0" w:color="000000"/>
+              <w:right w:val="none" w:sz="0" w:space="0" w:color="000000"/>
+            </w:tcBorders>
+            <w:shd w:val="clear" w:color="auto" w:fill="2C3E50"/>
+            <w:tcMar>
+              <w:top w:w="0" w:type="dxa"/>
+              <w:bottom w:w="0" w:type="dxa"/>
+              <w:left w:w="0" w:type="dxa"/>
+              <w:right w:w="0" w:type="dxa"/>
+            </w:tcMar>
+            <w:vAlign w:val="center"/>
+          </w:tcPr>
+          <w:p>
+            <w:pPr>
+              <w:pStyle w:val="Normal"/>
+              <w:jc w:val="left"/>
+              <w:pBdr>
+                <w:bottom w:val="none" w:sz="0" w:space="0" w:color="000000"/>
+                <w:top w:val="none" w:sz="0" w:space="0" w:color="000000"/>
+                <w:left w:val="none" w:sz="0" w:space="0" w:color="000000"/>
+                <w:right w:val="none" w:sz="0" w:space="0" w:color="000000"/>
+              </w:pBdr>
+              <w:spacing w:after="100" w:before="100" w:line="240"/>
+              <w:ind w:left="100" w:right="100" w:firstLine="0" w:firstLineChars="0"/>
+              <w:rPr>
+                <w:rFonts w:ascii="Helvetica" w:hAnsi="Helvetica" w:eastAsia="Helvetica" w:cs="Helvetica"/>
+                <w:i w:val="false"/>
+                <w:b w:val="false"/>
+                <w:u w:val="none"/>
+                <w:strike w:val="false"/>
+                <w:sz w:val="22"/>
+                <w:szCs w:val="22"/>
+                <w:color w:val="FFFFFF"/>
+              </w:rPr>
+            </w:pPr>
+            <w:r>
+              <w:rPr>
+                <w:rFonts w:ascii="Helvetica" w:hAnsi="Helvetica" w:eastAsia="Helvetica" w:cs="Helvetica"/>
+                <w:i w:val="false"/>
+                <w:b w:val="false"/>
+                <w:u w:val="none"/>
+                <w:strike w:val="false"/>
+                <w:sz w:val="22"/>
+                <w:szCs w:val="22"/>
+                <w:color w:val="FFFFFF"/>
+              </w:rPr>
+              <w:t xml:space="preserve">Predictors</w:t>
+            </w:r>
+          </w:p>
+        </w:tc>
+        <w:tc>
+          <w:tcPr>
+            <w:tcBorders>
+              <w:bottom w:val="single" w:sz="12" w:space="0" w:color="666666"/>
+              <w:top w:val="single" w:sz="12" w:space="0" w:color="666666"/>
+              <w:left w:val="none" w:sz="0" w:space="0" w:color="000000"/>
+              <w:right w:val="none" w:sz="0" w:space="0" w:color="000000"/>
+            </w:tcBorders>
+            <w:shd w:val="clear" w:color="auto" w:fill="2C3E50"/>
+            <w:tcMar>
+              <w:top w:w="0" w:type="dxa"/>
+              <w:bottom w:w="0" w:type="dxa"/>
+              <w:left w:w="0" w:type="dxa"/>
+              <w:right w:w="0" w:type="dxa"/>
+            </w:tcMar>
+            <w:vAlign w:val="center"/>
+          </w:tcPr>
+          <w:p>
+            <w:pPr>
+              <w:pStyle w:val="Normal"/>
+              <w:jc w:val="right"/>
+              <w:pBdr>
+                <w:bottom w:val="none" w:sz="0" w:space="0" w:color="000000"/>
+                <w:top w:val="none" w:sz="0" w:space="0" w:color="000000"/>
+                <w:left w:val="none" w:sz="0" w:space="0" w:color="000000"/>
+                <w:right w:val="none" w:sz="0" w:space="0" w:color="000000"/>
+              </w:pBdr>
+              <w:spacing w:after="100" w:before="100" w:line="240"/>
+              <w:ind w:left="100" w:right="100" w:firstLine="0" w:firstLineChars="0"/>
+              <w:rPr>
+                <w:rFonts w:ascii="Helvetica" w:hAnsi="Helvetica" w:eastAsia="Helvetica" w:cs="Helvetica"/>
+                <w:i w:val="false"/>
+                <w:b w:val="false"/>
+                <w:u w:val="none"/>
+                <w:strike w:val="false"/>
+                <w:sz w:val="22"/>
+                <w:szCs w:val="22"/>
+                <w:color w:val="FFFFFF"/>
+              </w:rPr>
+            </w:pPr>
+            <w:r>
+              <w:rPr>
+                <w:rFonts w:ascii="Helvetica" w:hAnsi="Helvetica" w:eastAsia="Helvetica" w:cs="Helvetica"/>
+                <w:i w:val="false"/>
+                <w:b w:val="false"/>
+                <w:u w:val="none"/>
+                <w:strike w:val="false"/>
+                <w:sz w:val="22"/>
+                <w:szCs w:val="22"/>
+                <w:color w:val="FFFFFF"/>
+              </w:rPr>
+              <w:t xml:space="preserve">N</w:t>
+            </w:r>
+          </w:p>
+        </w:tc>
+        <w:tc>
+          <w:tcPr>
+            <w:tcBorders>
+              <w:bottom w:val="single" w:sz="12" w:space="0" w:color="666666"/>
+              <w:top w:val="single" w:sz="12" w:space="0" w:color="666666"/>
+              <w:left w:val="none" w:sz="0" w:space="0" w:color="000000"/>
+              <w:right w:val="none" w:sz="0" w:space="0" w:color="000000"/>
+            </w:tcBorders>
+            <w:shd w:val="clear" w:color="auto" w:fill="2C3E50"/>
+            <w:tcMar>
+              <w:top w:w="0" w:type="dxa"/>
+              <w:bottom w:w="0" w:type="dxa"/>
+              <w:left w:w="0" w:type="dxa"/>
+              <w:right w:w="0" w:type="dxa"/>
+            </w:tcMar>
+            <w:vAlign w:val="center"/>
+          </w:tcPr>
+          <w:p>
+            <w:pPr>
+              <w:pStyle w:val="Normal"/>
+              <w:jc w:val="right"/>
+              <w:pBdr>
+                <w:bottom w:val="none" w:sz="0" w:space="0" w:color="000000"/>
+                <w:top w:val="none" w:sz="0" w:space="0" w:color="000000"/>
+                <w:left w:val="none" w:sz="0" w:space="0" w:color="000000"/>
+                <w:right w:val="none" w:sz="0" w:space="0" w:color="000000"/>
+              </w:pBdr>
+              <w:spacing w:after="100" w:before="100" w:line="240"/>
+              <w:ind w:left="100" w:right="100" w:firstLine="0" w:firstLineChars="0"/>
+              <w:rPr>
+                <w:rFonts w:ascii="Helvetica" w:hAnsi="Helvetica" w:eastAsia="Helvetica" w:cs="Helvetica"/>
+                <w:i w:val="false"/>
+                <w:b w:val="false"/>
+                <w:u w:val="none"/>
+                <w:strike w:val="false"/>
+                <w:sz w:val="22"/>
+                <w:szCs w:val="22"/>
+                <w:color w:val="FFFFFF"/>
+              </w:rPr>
+            </w:pPr>
+            <w:r>
+              <w:rPr>
+                <w:rFonts w:ascii="Helvetica" w:hAnsi="Helvetica" w:eastAsia="Helvetica" w:cs="Helvetica"/>
+                <w:i w:val="false"/>
+                <w:b w:val="false"/>
+                <w:u w:val="none"/>
+                <w:strike w:val="false"/>
+                <w:sz w:val="22"/>
+                <w:szCs w:val="22"/>
+                <w:color w:val="FFFFFF"/>
+              </w:rPr>
+              <w:t xml:space="preserve">R²</w:t>
+            </w:r>
+          </w:p>
+        </w:tc>
+        <w:tc>
+          <w:tcPr>
+            <w:tcBorders>
+              <w:bottom w:val="single" w:sz="12" w:space="0" w:color="666666"/>
+              <w:top w:val="single" w:sz="12" w:space="0" w:color="666666"/>
+              <w:left w:val="none" w:sz="0" w:space="0" w:color="000000"/>
+              <w:right w:val="none" w:sz="0" w:space="0" w:color="000000"/>
+            </w:tcBorders>
+            <w:shd w:val="clear" w:color="auto" w:fill="2C3E50"/>
+            <w:tcMar>
+              <w:top w:w="0" w:type="dxa"/>
+              <w:bottom w:w="0" w:type="dxa"/>
+              <w:left w:w="0" w:type="dxa"/>
+              <w:right w:w="0" w:type="dxa"/>
+            </w:tcMar>
+            <w:vAlign w:val="center"/>
+          </w:tcPr>
+          <w:p>
+            <w:pPr>
+              <w:pStyle w:val="Normal"/>
+              <w:jc w:val="right"/>
+              <w:pBdr>
+                <w:bottom w:val="none" w:sz="0" w:space="0" w:color="000000"/>
+                <w:top w:val="none" w:sz="0" w:space="0" w:color="000000"/>
+                <w:left w:val="none" w:sz="0" w:space="0" w:color="000000"/>
+                <w:right w:val="none" w:sz="0" w:space="0" w:color="000000"/>
+              </w:pBdr>
+              <w:spacing w:after="100" w:before="100" w:line="240"/>
+              <w:ind w:left="100" w:right="100" w:firstLine="0" w:firstLineChars="0"/>
+              <w:rPr>
+                <w:rFonts w:ascii="Helvetica" w:hAnsi="Helvetica" w:eastAsia="Helvetica" w:cs="Helvetica"/>
+                <w:i w:val="false"/>
+                <w:b w:val="false"/>
+                <w:u w:val="none"/>
+                <w:strike w:val="false"/>
+                <w:sz w:val="22"/>
+                <w:szCs w:val="22"/>
+                <w:color w:val="FFFFFF"/>
+              </w:rPr>
+            </w:pPr>
+            <w:r>
+              <w:rPr>
+                <w:rFonts w:ascii="Helvetica" w:hAnsi="Helvetica" w:eastAsia="Helvetica" w:cs="Helvetica"/>
+                <w:i w:val="false"/>
+                <w:b w:val="false"/>
+                <w:u w:val="none"/>
+                <w:strike w:val="false"/>
+                <w:sz w:val="22"/>
+                <w:szCs w:val="22"/>
+                <w:color w:val="FFFFFF"/>
+              </w:rPr>
+              <w:t xml:space="preserve">Adj. R²</w:t>
+            </w:r>
+          </w:p>
+        </w:tc>
+        <w:tc>
+          <w:tcPr>
+            <w:tcBorders>
+              <w:bottom w:val="single" w:sz="12" w:space="0" w:color="666666"/>
+              <w:top w:val="single" w:sz="12" w:space="0" w:color="666666"/>
+              <w:left w:val="none" w:sz="0" w:space="0" w:color="000000"/>
+              <w:right w:val="none" w:sz="0" w:space="0" w:color="000000"/>
+            </w:tcBorders>
+            <w:shd w:val="clear" w:color="auto" w:fill="2C3E50"/>
+            <w:tcMar>
+              <w:top w:w="0" w:type="dxa"/>
+              <w:bottom w:w="0" w:type="dxa"/>
+              <w:left w:w="0" w:type="dxa"/>
+              <w:right w:w="0" w:type="dxa"/>
+            </w:tcMar>
+            <w:vAlign w:val="center"/>
+          </w:tcPr>
+          <w:p>
+            <w:pPr>
+              <w:pStyle w:val="Normal"/>
+              <w:jc w:val="right"/>
+              <w:pBdr>
+                <w:bottom w:val="none" w:sz="0" w:space="0" w:color="000000"/>
+                <w:top w:val="none" w:sz="0" w:space="0" w:color="000000"/>
+                <w:left w:val="none" w:sz="0" w:space="0" w:color="000000"/>
+                <w:right w:val="none" w:sz="0" w:space="0" w:color="000000"/>
+              </w:pBdr>
+              <w:spacing w:after="100" w:before="100" w:line="240"/>
+              <w:ind w:left="100" w:right="100" w:firstLine="0" w:firstLineChars="0"/>
+              <w:rPr>
+                <w:rFonts w:ascii="Helvetica" w:hAnsi="Helvetica" w:eastAsia="Helvetica" w:cs="Helvetica"/>
+                <w:i w:val="false"/>
+                <w:b w:val="false"/>
+                <w:u w:val="none"/>
+                <w:strike w:val="false"/>
+                <w:sz w:val="22"/>
+                <w:szCs w:val="22"/>
+                <w:color w:val="FFFFFF"/>
+              </w:rPr>
+            </w:pPr>
+            <w:r>
+              <w:rPr>
+                <w:rFonts w:ascii="Helvetica" w:hAnsi="Helvetica" w:eastAsia="Helvetica" w:cs="Helvetica"/>
+                <w:i w:val="false"/>
+                <w:b w:val="false"/>
+                <w:u w:val="none"/>
+                <w:strike w:val="false"/>
+                <w:sz w:val="22"/>
+                <w:szCs w:val="22"/>
+                <w:color w:val="FFFFFF"/>
+              </w:rPr>
+              <w:t xml:space="preserve">AIC</w:t>
+            </w:r>
+          </w:p>
+        </w:tc>
+        <w:tc>
+          <w:tcPr>
+            <w:tcBorders>
+              <w:bottom w:val="single" w:sz="12" w:space="0" w:color="666666"/>
+              <w:top w:val="single" w:sz="12" w:space="0" w:color="666666"/>
+              <w:left w:val="none" w:sz="0" w:space="0" w:color="000000"/>
+              <w:right w:val="none" w:sz="0" w:space="0" w:color="000000"/>
+            </w:tcBorders>
+            <w:shd w:val="clear" w:color="auto" w:fill="2C3E50"/>
+            <w:tcMar>
+              <w:top w:w="0" w:type="dxa"/>
+              <w:bottom w:w="0" w:type="dxa"/>
+              <w:left w:w="0" w:type="dxa"/>
+              <w:right w:w="0" w:type="dxa"/>
+            </w:tcMar>
+            <w:vAlign w:val="center"/>
+          </w:tcPr>
+          <w:p>
+            <w:pPr>
+              <w:pStyle w:val="Normal"/>
+              <w:jc w:val="right"/>
+              <w:pBdr>
+                <w:bottom w:val="none" w:sz="0" w:space="0" w:color="000000"/>
+                <w:top w:val="none" w:sz="0" w:space="0" w:color="000000"/>
+                <w:left w:val="none" w:sz="0" w:space="0" w:color="000000"/>
+                <w:right w:val="none" w:sz="0" w:space="0" w:color="000000"/>
+              </w:pBdr>
+              <w:spacing w:after="100" w:before="100" w:line="240"/>
+              <w:ind w:left="100" w:right="100" w:firstLine="0" w:firstLineChars="0"/>
+              <w:rPr>
+                <w:rFonts w:ascii="Helvetica" w:hAnsi="Helvetica" w:eastAsia="Helvetica" w:cs="Helvetica"/>
+                <w:i w:val="false"/>
+                <w:b w:val="false"/>
+                <w:u w:val="none"/>
+                <w:strike w:val="false"/>
+                <w:sz w:val="22"/>
+                <w:szCs w:val="22"/>
+                <w:color w:val="FFFFFF"/>
+              </w:rPr>
+            </w:pPr>
+            <w:r>
+              <w:rPr>
+                <w:rFonts w:ascii="Helvetica" w:hAnsi="Helvetica" w:eastAsia="Helvetica" w:cs="Helvetica"/>
+                <w:i w:val="false"/>
+                <w:b w:val="false"/>
+                <w:u w:val="none"/>
+                <w:strike w:val="false"/>
+                <w:sz w:val="22"/>
+                <w:szCs w:val="22"/>
+                <w:color w:val="FFFFFF"/>
+              </w:rPr>
+              <w:t xml:space="preserve">BIC</w:t>
+            </w:r>
+          </w:p>
+        </w:tc>
+        <w:tc>
+          <w:tcPr>
+            <w:tcBorders>
+              <w:bottom w:val="single" w:sz="12" w:space="0" w:color="666666"/>
+              <w:top w:val="single" w:sz="12" w:space="0" w:color="666666"/>
+              <w:left w:val="none" w:sz="0" w:space="0" w:color="000000"/>
+              <w:right w:val="none" w:sz="0" w:space="0" w:color="000000"/>
+            </w:tcBorders>
+            <w:shd w:val="clear" w:color="auto" w:fill="2C3E50"/>
+            <w:tcMar>
+              <w:top w:w="0" w:type="dxa"/>
+              <w:bottom w:w="0" w:type="dxa"/>
+              <w:left w:w="0" w:type="dxa"/>
+              <w:right w:w="0" w:type="dxa"/>
+            </w:tcMar>
+            <w:vAlign w:val="center"/>
+          </w:tcPr>
+          <w:p>
+            <w:pPr>
+              <w:pStyle w:val="Normal"/>
+              <w:jc w:val="right"/>
+              <w:pBdr>
+                <w:bottom w:val="none" w:sz="0" w:space="0" w:color="000000"/>
+                <w:top w:val="none" w:sz="0" w:space="0" w:color="000000"/>
+                <w:left w:val="none" w:sz="0" w:space="0" w:color="000000"/>
+                <w:right w:val="none" w:sz="0" w:space="0" w:color="000000"/>
+              </w:pBdr>
+              <w:spacing w:after="100" w:before="100" w:line="240"/>
+              <w:ind w:left="100" w:right="100" w:firstLine="0" w:firstLineChars="0"/>
+              <w:rPr>
+                <w:rFonts w:ascii="Helvetica" w:hAnsi="Helvetica" w:eastAsia="Helvetica" w:cs="Helvetica"/>
+                <w:i w:val="false"/>
+                <w:b w:val="false"/>
+                <w:u w:val="none"/>
+                <w:strike w:val="false"/>
+                <w:sz w:val="22"/>
+                <w:szCs w:val="22"/>
+                <w:color w:val="FFFFFF"/>
+              </w:rPr>
+            </w:pPr>
+            <w:r>
+              <w:rPr>
+                <w:rFonts w:ascii="Helvetica" w:hAnsi="Helvetica" w:eastAsia="Helvetica" w:cs="Helvetica"/>
+                <w:i w:val="false"/>
+                <w:b w:val="false"/>
+                <w:u w:val="none"/>
+                <w:strike w:val="false"/>
+                <w:sz w:val="22"/>
+                <w:szCs w:val="22"/>
+                <w:color w:val="FFFFFF"/>
+              </w:rPr>
+              <w:t xml:space="preserve">ΔAIC</w:t>
+            </w:r>
+          </w:p>
+        </w:tc>
+      </w:tr>
+      <w:tr>
+        <w:trPr>
+          <w:trHeight w:val="618" w:hRule="auto"/>
+        </w:trPr>
+        <w:tc>
+          <w:tcPr>
+            <w:tcBorders>
+              <w:bottom w:val="none" w:sz="0" w:space="0" w:color="000000"/>
+              <w:top w:val="single" w:sz="12" w:space="0" w:color="666666"/>
+              <w:left w:val="none" w:sz="0" w:space="0" w:color="000000"/>
+              <w:right w:val="none" w:sz="0" w:space="0" w:color="000000"/>
+            </w:tcBorders>
+            <w:shd w:val="clear" w:color="auto" w:fill="D4EDDA"/>
+            <w:tcMar>
+              <w:top w:w="0" w:type="dxa"/>
+              <w:bottom w:w="0" w:type="dxa"/>
+              <w:left w:w="0" w:type="dxa"/>
+              <w:right w:w="0" w:type="dxa"/>
+            </w:tcMar>
+            <w:vAlign w:val="center"/>
+          </w:tcPr>
+          <w:p>
+            <w:pPr>
+              <w:pStyle w:val="Normal"/>
+              <w:jc w:val="left"/>
+              <w:pBdr>
+                <w:bottom w:val="none" w:sz="0" w:space="0" w:color="000000"/>
+                <w:top w:val="none" w:sz="0" w:space="0" w:color="000000"/>
+                <w:left w:val="none" w:sz="0" w:space="0" w:color="000000"/>
+                <w:right w:val="none" w:sz="0" w:space="0" w:color="000000"/>
+              </w:pBdr>
+              <w:spacing w:after="100" w:before="100" w:line="240"/>
+              <w:ind w:left="100" w:right="100" w:firstLine="0" w:firstLineChars="0"/>
+              <w:rPr>
+                <w:rFonts w:ascii="Helvetica" w:hAnsi="Helvetica" w:eastAsia="Helvetica" w:cs="Helvetica"/>
+                <w:i w:val="false"/>
+                <w:b w:val="false"/>
+                <w:u w:val="none"/>
+                <w:strike w:val="false"/>
+                <w:sz w:val="22"/>
+                <w:szCs w:val="22"/>
+                <w:color w:val="000000"/>
+              </w:rPr>
+            </w:pPr>
+            <w:r>
+              <w:rPr>
+                <w:rFonts w:ascii="Helvetica" w:hAnsi="Helvetica" w:eastAsia="Helvetica" w:cs="Helvetica"/>
+                <w:i w:val="false"/>
+                <w:b w:val="false"/>
+                <w:u w:val="none"/>
+                <w:strike w:val="false"/>
+                <w:sz w:val="22"/>
+                <w:szCs w:val="22"/>
+                <w:color w:val="000000"/>
+              </w:rPr>
+              <w:t xml:space="preserve">A — Perceived Stress Score (linear)</w:t>
+            </w:r>
+          </w:p>
+        </w:tc>
+        <w:tc>
+          <w:tcPr>
+            <w:tcBorders>
+              <w:bottom w:val="none" w:sz="0" w:space="0" w:color="000000"/>
+              <w:top w:val="single" w:sz="12" w:space="0" w:color="666666"/>
+              <w:left w:val="none" w:sz="0" w:space="0" w:color="000000"/>
+              <w:right w:val="none" w:sz="0" w:space="0" w:color="000000"/>
+            </w:tcBorders>
+            <w:shd w:val="clear" w:color="auto" w:fill="D4EDDA"/>
+            <w:tcMar>
+              <w:top w:w="0" w:type="dxa"/>
+              <w:bottom w:w="0" w:type="dxa"/>
+              <w:left w:w="0" w:type="dxa"/>
+              <w:right w:w="0" w:type="dxa"/>
+            </w:tcMar>
+            <w:vAlign w:val="center"/>
+          </w:tcPr>
+          <w:p>
+            <w:pPr>
+              <w:pStyle w:val="Normal"/>
+              <w:jc w:val="left"/>
+              <w:pBdr>
+                <w:bottom w:val="none" w:sz="0" w:space="0" w:color="000000"/>
+                <w:top w:val="none" w:sz="0" w:space="0" w:color="000000"/>
+                <w:left w:val="none" w:sz="0" w:space="0" w:color="000000"/>
+                <w:right w:val="none" w:sz="0" w:space="0" w:color="000000"/>
+              </w:pBdr>
+              <w:spacing w:after="100" w:before="100" w:line="240"/>
+              <w:ind w:left="100" w:right="100" w:firstLine="0" w:firstLineChars="0"/>
+              <w:rPr>
+                <w:rFonts w:ascii="Helvetica" w:hAnsi="Helvetica" w:eastAsia="Helvetica" w:cs="Helvetica"/>
+                <w:i w:val="false"/>
+                <w:b w:val="false"/>
+                <w:u w:val="none"/>
+                <w:strike w:val="false"/>
+                <w:sz w:val="22"/>
+                <w:szCs w:val="22"/>
+                <w:color w:val="000000"/>
+              </w:rPr>
+            </w:pPr>
+            <w:r>
+              <w:rPr>
+                <w:rFonts w:ascii="Helvetica" w:hAnsi="Helvetica" w:eastAsia="Helvetica" w:cs="Helvetica"/>
+                <w:i w:val="false"/>
+                <w:b w:val="false"/>
+                <w:u w:val="none"/>
+                <w:strike w:val="false"/>
+                <w:sz w:val="22"/>
+                <w:szCs w:val="22"/>
+                <w:color w:val="000000"/>
+              </w:rPr>
+              <w:t xml:space="preserve">m_a2</w:t>
+            </w:r>
+          </w:p>
+        </w:tc>
+        <w:tc>
+          <w:tcPr>
+            <w:tcBorders>
+              <w:bottom w:val="none" w:sz="0" w:space="0" w:color="000000"/>
+              <w:top w:val="single" w:sz="12" w:space="0" w:color="666666"/>
+              <w:left w:val="none" w:sz="0" w:space="0" w:color="000000"/>
+              <w:right w:val="none" w:sz="0" w:space="0" w:color="000000"/>
+            </w:tcBorders>
+            <w:shd w:val="clear" w:color="auto" w:fill="D4EDDA"/>
+            <w:tcMar>
+              <w:top w:w="0" w:type="dxa"/>
+              <w:bottom w:w="0" w:type="dxa"/>
+              <w:left w:w="0" w:type="dxa"/>
+              <w:right w:w="0" w:type="dxa"/>
+            </w:tcMar>
+            <w:vAlign w:val="center"/>
+          </w:tcPr>
+          <w:p>
+            <w:pPr>
+              <w:pStyle w:val="Normal"/>
+              <w:jc w:val="left"/>
+              <w:pBdr>
+                <w:bottom w:val="none" w:sz="0" w:space="0" w:color="000000"/>
+                <w:top w:val="none" w:sz="0" w:space="0" w:color="000000"/>
+                <w:left w:val="none" w:sz="0" w:space="0" w:color="000000"/>
+                <w:right w:val="none" w:sz="0" w:space="0" w:color="000000"/>
+              </w:pBdr>
+              <w:spacing w:after="100" w:before="100" w:line="240"/>
+              <w:ind w:left="100" w:right="100" w:firstLine="0" w:firstLineChars="0"/>
+              <w:rPr>
+                <w:rFonts w:ascii="Helvetica" w:hAnsi="Helvetica" w:eastAsia="Helvetica" w:cs="Helvetica"/>
+                <w:i w:val="false"/>
+                <w:b w:val="false"/>
+                <w:u w:val="none"/>
+                <w:strike w:val="false"/>
+                <w:sz w:val="22"/>
+                <w:szCs w:val="22"/>
+                <w:color w:val="000000"/>
+              </w:rPr>
+            </w:pPr>
+            <w:r>
+              <w:rPr>
+                <w:rFonts w:ascii="Helvetica" w:hAnsi="Helvetica" w:eastAsia="Helvetica" w:cs="Helvetica"/>
+                <w:i w:val="false"/>
+                <w:b w:val="false"/>
+                <w:u w:val="none"/>
+                <w:strike w:val="false"/>
+                <w:sz w:val="22"/>
+                <w:szCs w:val="22"/>
+                <w:color w:val="000000"/>
+              </w:rPr>
+              <w:t xml:space="preserve">HWISE × Season</w:t>
+            </w:r>
+          </w:p>
+        </w:tc>
+        <w:tc>
+          <w:tcPr>
+            <w:tcBorders>
+              <w:bottom w:val="none" w:sz="0" w:space="0" w:color="000000"/>
+              <w:top w:val="single" w:sz="12" w:space="0" w:color="666666"/>
+              <w:left w:val="none" w:sz="0" w:space="0" w:color="000000"/>
+              <w:right w:val="none" w:sz="0" w:space="0" w:color="000000"/>
+            </w:tcBorders>
+            <w:shd w:val="clear" w:color="auto" w:fill="D4EDDA"/>
+            <w:tcMar>
+              <w:top w:w="0" w:type="dxa"/>
+              <w:bottom w:w="0" w:type="dxa"/>
+              <w:left w:w="0" w:type="dxa"/>
+              <w:right w:w="0" w:type="dxa"/>
+            </w:tcMar>
+            <w:vAlign w:val="center"/>
+          </w:tcPr>
+          <w:p>
+            <w:pPr>
+              <w:pStyle w:val="Normal"/>
+              <w:jc w:val="right"/>
+              <w:pBdr>
+                <w:bottom w:val="none" w:sz="0" w:space="0" w:color="000000"/>
+                <w:top w:val="none" w:sz="0" w:space="0" w:color="000000"/>
+                <w:left w:val="none" w:sz="0" w:space="0" w:color="000000"/>
+                <w:right w:val="none" w:sz="0" w:space="0" w:color="000000"/>
+              </w:pBdr>
+              <w:spacing w:after="100" w:before="100" w:line="240"/>
+              <w:ind w:left="100" w:right="100" w:firstLine="0" w:firstLineChars="0"/>
+              <w:rPr>
+                <w:rFonts w:ascii="Helvetica" w:hAnsi="Helvetica" w:eastAsia="Helvetica" w:cs="Helvetica"/>
+                <w:i w:val="false"/>
+                <w:b w:val="false"/>
+                <w:u w:val="none"/>
+                <w:strike w:val="false"/>
+                <w:sz w:val="22"/>
+                <w:szCs w:val="22"/>
+                <w:color w:val="000000"/>
+              </w:rPr>
+            </w:pPr>
+            <w:r>
+              <w:rPr>
+                <w:rFonts w:ascii="Helvetica" w:hAnsi="Helvetica" w:eastAsia="Helvetica" w:cs="Helvetica"/>
+                <w:i w:val="false"/>
+                <w:b w:val="false"/>
+                <w:u w:val="none"/>
+                <w:strike w:val="false"/>
+                <w:sz w:val="22"/>
+                <w:szCs w:val="22"/>
+                <w:color w:val="000000"/>
+              </w:rPr>
+              <w:t xml:space="preserve">368</w:t>
+            </w:r>
+          </w:p>
+        </w:tc>
+        <w:tc>
+          <w:tcPr>
+            <w:tcBorders>
+              <w:bottom w:val="none" w:sz="0" w:space="0" w:color="000000"/>
+              <w:top w:val="single" w:sz="12" w:space="0" w:color="666666"/>
+              <w:left w:val="none" w:sz="0" w:space="0" w:color="000000"/>
+              <w:right w:val="none" w:sz="0" w:space="0" w:color="000000"/>
+            </w:tcBorders>
+            <w:shd w:val="clear" w:color="auto" w:fill="D4EDDA"/>
+            <w:tcMar>
+              <w:top w:w="0" w:type="dxa"/>
+              <w:bottom w:w="0" w:type="dxa"/>
+              <w:left w:w="0" w:type="dxa"/>
+              <w:right w:w="0" w:type="dxa"/>
+            </w:tcMar>
+            <w:vAlign w:val="center"/>
+          </w:tcPr>
+          <w:p>
+            <w:pPr>
+              <w:pStyle w:val="Normal"/>
+              <w:jc w:val="right"/>
+              <w:pBdr>
+                <w:bottom w:val="none" w:sz="0" w:space="0" w:color="000000"/>
+                <w:top w:val="none" w:sz="0" w:space="0" w:color="000000"/>
+                <w:left w:val="none" w:sz="0" w:space="0" w:color="000000"/>
+                <w:right w:val="none" w:sz="0" w:space="0" w:color="000000"/>
+              </w:pBdr>
+              <w:spacing w:after="100" w:before="100" w:line="240"/>
+              <w:ind w:left="100" w:right="100" w:firstLine="0" w:firstLineChars="0"/>
+              <w:rPr>
+                <w:rFonts w:ascii="Helvetica" w:hAnsi="Helvetica" w:eastAsia="Helvetica" w:cs="Helvetica"/>
+                <w:i w:val="false"/>
+                <w:b w:val="false"/>
+                <w:u w:val="none"/>
+                <w:strike w:val="false"/>
+                <w:sz w:val="22"/>
+                <w:szCs w:val="22"/>
+                <w:color w:val="000000"/>
+              </w:rPr>
+            </w:pPr>
+            <w:r>
+              <w:rPr>
+                <w:rFonts w:ascii="Helvetica" w:hAnsi="Helvetica" w:eastAsia="Helvetica" w:cs="Helvetica"/>
+                <w:i w:val="false"/>
+                <w:b w:val="false"/>
+                <w:u w:val="none"/>
+                <w:strike w:val="false"/>
+                <w:sz w:val="22"/>
+                <w:szCs w:val="22"/>
+                <w:color w:val="000000"/>
+              </w:rPr>
+              <w:t xml:space="preserve">0.076</w:t>
+            </w:r>
+          </w:p>
+        </w:tc>
+        <w:tc>
+          <w:tcPr>
+            <w:tcBorders>
+              <w:bottom w:val="none" w:sz="0" w:space="0" w:color="000000"/>
+              <w:top w:val="single" w:sz="12" w:space="0" w:color="666666"/>
+              <w:left w:val="none" w:sz="0" w:space="0" w:color="000000"/>
+              <w:right w:val="none" w:sz="0" w:space="0" w:color="000000"/>
+            </w:tcBorders>
+            <w:shd w:val="clear" w:color="auto" w:fill="D4EDDA"/>
+            <w:tcMar>
+              <w:top w:w="0" w:type="dxa"/>
+              <w:bottom w:w="0" w:type="dxa"/>
+              <w:left w:w="0" w:type="dxa"/>
+              <w:right w:w="0" w:type="dxa"/>
+            </w:tcMar>
+            <w:vAlign w:val="center"/>
+          </w:tcPr>
+          <w:p>
+            <w:pPr>
+              <w:pStyle w:val="Normal"/>
+              <w:jc w:val="right"/>
+              <w:pBdr>
+                <w:bottom w:val="none" w:sz="0" w:space="0" w:color="000000"/>
+                <w:top w:val="none" w:sz="0" w:space="0" w:color="000000"/>
+                <w:left w:val="none" w:sz="0" w:space="0" w:color="000000"/>
+                <w:right w:val="none" w:sz="0" w:space="0" w:color="000000"/>
+              </w:pBdr>
+              <w:spacing w:after="100" w:before="100" w:line="240"/>
+              <w:ind w:left="100" w:right="100" w:firstLine="0" w:firstLineChars="0"/>
+              <w:rPr>
+                <w:rFonts w:ascii="Helvetica" w:hAnsi="Helvetica" w:eastAsia="Helvetica" w:cs="Helvetica"/>
+                <w:i w:val="false"/>
+                <w:b w:val="false"/>
+                <w:u w:val="none"/>
+                <w:strike w:val="false"/>
+                <w:sz w:val="22"/>
+                <w:szCs w:val="22"/>
+                <w:color w:val="000000"/>
+              </w:rPr>
+            </w:pPr>
+            <w:r>
+              <w:rPr>
+                <w:rFonts w:ascii="Helvetica" w:hAnsi="Helvetica" w:eastAsia="Helvetica" w:cs="Helvetica"/>
+                <w:i w:val="false"/>
+                <w:b w:val="false"/>
+                <w:u w:val="none"/>
+                <w:strike w:val="false"/>
+                <w:sz w:val="22"/>
+                <w:szCs w:val="22"/>
+                <w:color w:val="000000"/>
+              </w:rPr>
+              <w:t xml:space="preserve">0.058</w:t>
+            </w:r>
+          </w:p>
+        </w:tc>
+        <w:tc>
+          <w:tcPr>
+            <w:tcBorders>
+              <w:bottom w:val="none" w:sz="0" w:space="0" w:color="000000"/>
+              <w:top w:val="single" w:sz="12" w:space="0" w:color="666666"/>
+              <w:left w:val="none" w:sz="0" w:space="0" w:color="000000"/>
+              <w:right w:val="none" w:sz="0" w:space="0" w:color="000000"/>
+            </w:tcBorders>
+            <w:shd w:val="clear" w:color="auto" w:fill="D4EDDA"/>
+            <w:tcMar>
+              <w:top w:w="0" w:type="dxa"/>
+              <w:bottom w:w="0" w:type="dxa"/>
+              <w:left w:w="0" w:type="dxa"/>
+              <w:right w:w="0" w:type="dxa"/>
+            </w:tcMar>
+            <w:vAlign w:val="center"/>
+          </w:tcPr>
+          <w:p>
+            <w:pPr>
+              <w:pStyle w:val="Normal"/>
+              <w:jc w:val="right"/>
+              <w:pBdr>
+                <w:bottom w:val="none" w:sz="0" w:space="0" w:color="000000"/>
+                <w:top w:val="none" w:sz="0" w:space="0" w:color="000000"/>
+                <w:left w:val="none" w:sz="0" w:space="0" w:color="000000"/>
+                <w:right w:val="none" w:sz="0" w:space="0" w:color="000000"/>
+              </w:pBdr>
+              <w:spacing w:after="100" w:before="100" w:line="240"/>
+              <w:ind w:left="100" w:right="100" w:firstLine="0" w:firstLineChars="0"/>
+              <w:rPr>
+                <w:rFonts w:ascii="Helvetica" w:hAnsi="Helvetica" w:eastAsia="Helvetica" w:cs="Helvetica"/>
+                <w:i w:val="false"/>
+                <w:b w:val="false"/>
+                <w:u w:val="none"/>
+                <w:strike w:val="false"/>
+                <w:sz w:val="22"/>
+                <w:szCs w:val="22"/>
+                <w:color w:val="000000"/>
+              </w:rPr>
+            </w:pPr>
+            <w:r>
+              <w:rPr>
+                <w:rFonts w:ascii="Helvetica" w:hAnsi="Helvetica" w:eastAsia="Helvetica" w:cs="Helvetica"/>
+                <w:i w:val="false"/>
+                <w:b w:val="false"/>
+                <w:u w:val="none"/>
+                <w:strike w:val="false"/>
+                <w:sz w:val="22"/>
+                <w:szCs w:val="22"/>
+                <w:color w:val="000000"/>
+              </w:rPr>
+              <w:t xml:space="preserve">2,500.1</w:t>
+            </w:r>
+          </w:p>
+        </w:tc>
+        <w:tc>
+          <w:tcPr>
+            <w:tcBorders>
+              <w:bottom w:val="none" w:sz="0" w:space="0" w:color="000000"/>
+              <w:top w:val="single" w:sz="12" w:space="0" w:color="666666"/>
+              <w:left w:val="none" w:sz="0" w:space="0" w:color="000000"/>
+              <w:right w:val="none" w:sz="0" w:space="0" w:color="000000"/>
+            </w:tcBorders>
+            <w:shd w:val="clear" w:color="auto" w:fill="D4EDDA"/>
+            <w:tcMar>
+              <w:top w:w="0" w:type="dxa"/>
+              <w:bottom w:w="0" w:type="dxa"/>
+              <w:left w:w="0" w:type="dxa"/>
+              <w:right w:w="0" w:type="dxa"/>
+            </w:tcMar>
+            <w:vAlign w:val="center"/>
+          </w:tcPr>
+          <w:p>
+            <w:pPr>
+              <w:pStyle w:val="Normal"/>
+              <w:jc w:val="right"/>
+              <w:pBdr>
+                <w:bottom w:val="none" w:sz="0" w:space="0" w:color="000000"/>
+                <w:top w:val="none" w:sz="0" w:space="0" w:color="000000"/>
+                <w:left w:val="none" w:sz="0" w:space="0" w:color="000000"/>
+                <w:right w:val="none" w:sz="0" w:space="0" w:color="000000"/>
+              </w:pBdr>
+              <w:spacing w:after="100" w:before="100" w:line="240"/>
+              <w:ind w:left="100" w:right="100" w:firstLine="0" w:firstLineChars="0"/>
+              <w:rPr>
+                <w:rFonts w:ascii="Helvetica" w:hAnsi="Helvetica" w:eastAsia="Helvetica" w:cs="Helvetica"/>
+                <w:i w:val="false"/>
+                <w:b w:val="false"/>
+                <w:u w:val="none"/>
+                <w:strike w:val="false"/>
+                <w:sz w:val="22"/>
+                <w:szCs w:val="22"/>
+                <w:color w:val="000000"/>
+              </w:rPr>
+            </w:pPr>
+            <w:r>
+              <w:rPr>
+                <w:rFonts w:ascii="Helvetica" w:hAnsi="Helvetica" w:eastAsia="Helvetica" w:cs="Helvetica"/>
+                <w:i w:val="false"/>
+                <w:b w:val="false"/>
+                <w:u w:val="none"/>
+                <w:strike w:val="false"/>
+                <w:sz w:val="22"/>
+                <w:szCs w:val="22"/>
+                <w:color w:val="000000"/>
+              </w:rPr>
+              <w:t xml:space="preserve">2,535.3</w:t>
+            </w:r>
+          </w:p>
+        </w:tc>
+        <w:tc>
+          <w:tcPr>
+            <w:tcBorders>
+              <w:bottom w:val="none" w:sz="0" w:space="0" w:color="000000"/>
+              <w:top w:val="single" w:sz="12" w:space="0" w:color="666666"/>
+              <w:left w:val="none" w:sz="0" w:space="0" w:color="000000"/>
+              <w:right w:val="none" w:sz="0" w:space="0" w:color="000000"/>
+            </w:tcBorders>
+            <w:shd w:val="clear" w:color="auto" w:fill="D4EDDA"/>
+            <w:tcMar>
+              <w:top w:w="0" w:type="dxa"/>
+              <w:bottom w:w="0" w:type="dxa"/>
+              <w:left w:w="0" w:type="dxa"/>
+              <w:right w:w="0" w:type="dxa"/>
+            </w:tcMar>
+            <w:vAlign w:val="center"/>
+          </w:tcPr>
+          <w:p>
+            <w:pPr>
+              <w:pStyle w:val="Normal"/>
+              <w:jc w:val="right"/>
+              <w:pBdr>
+                <w:bottom w:val="none" w:sz="0" w:space="0" w:color="000000"/>
+                <w:top w:val="none" w:sz="0" w:space="0" w:color="000000"/>
+                <w:left w:val="none" w:sz="0" w:space="0" w:color="000000"/>
+                <w:right w:val="none" w:sz="0" w:space="0" w:color="000000"/>
+              </w:pBdr>
+              <w:spacing w:after="100" w:before="100" w:line="240"/>
+              <w:ind w:left="100" w:right="100" w:firstLine="0" w:firstLineChars="0"/>
+              <w:rPr>
+                <w:rFonts w:ascii="Helvetica" w:hAnsi="Helvetica" w:eastAsia="Helvetica" w:cs="Helvetica"/>
+                <w:i w:val="false"/>
+                <w:b w:val="false"/>
+                <w:u w:val="none"/>
+                <w:strike w:val="false"/>
+                <w:sz w:val="22"/>
+                <w:szCs w:val="22"/>
+                <w:color w:val="000000"/>
+              </w:rPr>
+            </w:pPr>
+            <w:r>
+              <w:rPr>
+                <w:rFonts w:ascii="Helvetica" w:hAnsi="Helvetica" w:eastAsia="Helvetica" w:cs="Helvetica"/>
+                <w:i w:val="false"/>
+                <w:b w:val="false"/>
+                <w:u w:val="none"/>
+                <w:strike w:val="false"/>
+                <w:sz w:val="22"/>
+                <w:szCs w:val="22"/>
+                <w:color w:val="000000"/>
+              </w:rPr>
+              <w:t xml:space="preserve">0.0</w:t>
+            </w:r>
+          </w:p>
+        </w:tc>
+      </w:tr>
+      <w:tr>
+        <w:trPr>
+          <w:trHeight w:val="618" w:hRule="auto"/>
+        </w:trPr>
+        <w:tc>
+          <w:tcPr>
+            <w:tcBorders>
+              <w:bottom w:val="none" w:sz="0" w:space="0" w:color="000000"/>
+              <w:top w:val="none" w:sz="0" w:space="0" w:color="000000"/>
+              <w:left w:val="none" w:sz="0" w:space="0" w:color="000000"/>
+              <w:right w:val="none" w:sz="0" w:space="0" w:color="000000"/>
+            </w:tcBorders>
+            <w:shd w:val="clear" w:color="auto" w:fill="FFFFFF"/>
+            <w:tcMar>
+              <w:top w:w="0" w:type="dxa"/>
+              <w:bottom w:w="0" w:type="dxa"/>
+              <w:left w:w="0" w:type="dxa"/>
+              <w:right w:w="0" w:type="dxa"/>
+            </w:tcMar>
+            <w:vAlign w:val="center"/>
+          </w:tcPr>
+          <w:p>
+            <w:pPr>
+              <w:pStyle w:val="Normal"/>
+              <w:jc w:val="left"/>
+              <w:pBdr>
+                <w:bottom w:val="none" w:sz="0" w:space="0" w:color="000000"/>
+                <w:top w:val="none" w:sz="0" w:space="0" w:color="000000"/>
+                <w:left w:val="none" w:sz="0" w:space="0" w:color="000000"/>
+                <w:right w:val="none" w:sz="0" w:space="0" w:color="000000"/>
+              </w:pBdr>
+              <w:spacing w:after="100" w:before="100" w:line="240"/>
+              <w:ind w:left="100" w:right="100" w:firstLine="0" w:firstLineChars="0"/>
+              <w:rPr>
+                <w:rFonts w:ascii="Helvetica" w:hAnsi="Helvetica" w:eastAsia="Helvetica" w:cs="Helvetica"/>
+                <w:i w:val="false"/>
+                <w:b w:val="false"/>
+                <w:u w:val="none"/>
+                <w:strike w:val="false"/>
+                <w:sz w:val="22"/>
+                <w:szCs w:val="22"/>
+                <w:color w:val="000000"/>
+              </w:rPr>
+            </w:pPr>
+            <w:r>
+              <w:rPr>
+                <w:rFonts w:ascii="Helvetica" w:hAnsi="Helvetica" w:eastAsia="Helvetica" w:cs="Helvetica"/>
+                <w:i w:val="false"/>
+                <w:b w:val="false"/>
+                <w:u w:val="none"/>
+                <w:strike w:val="false"/>
+                <w:sz w:val="22"/>
+                <w:szCs w:val="22"/>
+                <w:color w:val="000000"/>
+              </w:rPr>
+              <w:t xml:space="preserve">A — Perceived Stress Score (linear)</w:t>
+            </w:r>
+          </w:p>
+        </w:tc>
+        <w:tc>
+          <w:tcPr>
+            <w:tcBorders>
+              <w:bottom w:val="none" w:sz="0" w:space="0" w:color="000000"/>
+              <w:top w:val="none" w:sz="0" w:space="0" w:color="000000"/>
+              <w:left w:val="none" w:sz="0" w:space="0" w:color="000000"/>
+              <w:right w:val="none" w:sz="0" w:space="0" w:color="000000"/>
+            </w:tcBorders>
+            <w:shd w:val="clear" w:color="auto" w:fill="FFFFFF"/>
+            <w:tcMar>
+              <w:top w:w="0" w:type="dxa"/>
+              <w:bottom w:w="0" w:type="dxa"/>
+              <w:left w:w="0" w:type="dxa"/>
+              <w:right w:w="0" w:type="dxa"/>
+            </w:tcMar>
+            <w:vAlign w:val="center"/>
+          </w:tcPr>
+          <w:p>
+            <w:pPr>
+              <w:pStyle w:val="Normal"/>
+              <w:jc w:val="left"/>
+              <w:pBdr>
+                <w:bottom w:val="none" w:sz="0" w:space="0" w:color="000000"/>
+                <w:top w:val="none" w:sz="0" w:space="0" w:color="000000"/>
+                <w:left w:val="none" w:sz="0" w:space="0" w:color="000000"/>
+                <w:right w:val="none" w:sz="0" w:space="0" w:color="000000"/>
+              </w:pBdr>
+              <w:spacing w:after="100" w:before="100" w:line="240"/>
+              <w:ind w:left="100" w:right="100" w:firstLine="0" w:firstLineChars="0"/>
+              <w:rPr>
+                <w:rFonts w:ascii="Helvetica" w:hAnsi="Helvetica" w:eastAsia="Helvetica" w:cs="Helvetica"/>
+                <w:i w:val="false"/>
+                <w:b w:val="false"/>
+                <w:u w:val="none"/>
+                <w:strike w:val="false"/>
+                <w:sz w:val="22"/>
+                <w:szCs w:val="22"/>
+                <w:color w:val="000000"/>
+              </w:rPr>
+            </w:pPr>
+            <w:r>
+              <w:rPr>
+                <w:rFonts w:ascii="Helvetica" w:hAnsi="Helvetica" w:eastAsia="Helvetica" w:cs="Helvetica"/>
+                <w:i w:val="false"/>
+                <w:b w:val="false"/>
+                <w:u w:val="none"/>
+                <w:strike w:val="false"/>
+                <w:sz w:val="22"/>
+                <w:szCs w:val="22"/>
+                <w:color w:val="000000"/>
+              </w:rPr>
+              <w:t xml:space="preserve">m_a1</w:t>
+            </w:r>
+          </w:p>
+        </w:tc>
+        <w:tc>
+          <w:tcPr>
+            <w:tcBorders>
+              <w:bottom w:val="none" w:sz="0" w:space="0" w:color="000000"/>
+              <w:top w:val="none" w:sz="0" w:space="0" w:color="000000"/>
+              <w:left w:val="none" w:sz="0" w:space="0" w:color="000000"/>
+              <w:right w:val="none" w:sz="0" w:space="0" w:color="000000"/>
+            </w:tcBorders>
+            <w:shd w:val="clear" w:color="auto" w:fill="FFFFFF"/>
+            <w:tcMar>
+              <w:top w:w="0" w:type="dxa"/>
+              <w:bottom w:w="0" w:type="dxa"/>
+              <w:left w:w="0" w:type="dxa"/>
+              <w:right w:w="0" w:type="dxa"/>
+            </w:tcMar>
+            <w:vAlign w:val="center"/>
+          </w:tcPr>
+          <w:p>
+            <w:pPr>
+              <w:pStyle w:val="Normal"/>
+              <w:jc w:val="left"/>
+              <w:pBdr>
+                <w:bottom w:val="none" w:sz="0" w:space="0" w:color="000000"/>
+                <w:top w:val="none" w:sz="0" w:space="0" w:color="000000"/>
+                <w:left w:val="none" w:sz="0" w:space="0" w:color="000000"/>
+                <w:right w:val="none" w:sz="0" w:space="0" w:color="000000"/>
+              </w:pBdr>
+              <w:spacing w:after="100" w:before="100" w:line="240"/>
+              <w:ind w:left="100" w:right="100" w:firstLine="0" w:firstLineChars="0"/>
+              <w:rPr>
+                <w:rFonts w:ascii="Helvetica" w:hAnsi="Helvetica" w:eastAsia="Helvetica" w:cs="Helvetica"/>
+                <w:i w:val="false"/>
+                <w:b w:val="false"/>
+                <w:u w:val="none"/>
+                <w:strike w:val="false"/>
+                <w:sz w:val="22"/>
+                <w:szCs w:val="22"/>
+                <w:color w:val="000000"/>
+              </w:rPr>
+            </w:pPr>
+            <w:r>
+              <w:rPr>
+                <w:rFonts w:ascii="Helvetica" w:hAnsi="Helvetica" w:eastAsia="Helvetica" w:cs="Helvetica"/>
+                <w:i w:val="false"/>
+                <w:b w:val="false"/>
+                <w:u w:val="none"/>
+                <w:strike w:val="false"/>
+                <w:sz w:val="22"/>
+                <w:szCs w:val="22"/>
+                <w:color w:val="000000"/>
+              </w:rPr>
+              <w:t xml:space="preserve">HWISE reduced</w:t>
+            </w:r>
+          </w:p>
+        </w:tc>
+        <w:tc>
+          <w:tcPr>
+            <w:tcBorders>
+              <w:bottom w:val="none" w:sz="0" w:space="0" w:color="000000"/>
+              <w:top w:val="none" w:sz="0" w:space="0" w:color="000000"/>
+              <w:left w:val="none" w:sz="0" w:space="0" w:color="000000"/>
+              <w:right w:val="none" w:sz="0" w:space="0" w:color="000000"/>
+            </w:tcBorders>
+            <w:shd w:val="clear" w:color="auto" w:fill="FFFFFF"/>
+            <w:tcMar>
+              <w:top w:w="0" w:type="dxa"/>
+              <w:bottom w:w="0" w:type="dxa"/>
+              <w:left w:w="0" w:type="dxa"/>
+              <w:right w:w="0" w:type="dxa"/>
+            </w:tcMar>
+            <w:vAlign w:val="center"/>
+          </w:tcPr>
+          <w:p>
+            <w:pPr>
+              <w:pStyle w:val="Normal"/>
+              <w:jc w:val="right"/>
+              <w:pBdr>
+                <w:bottom w:val="none" w:sz="0" w:space="0" w:color="000000"/>
+                <w:top w:val="none" w:sz="0" w:space="0" w:color="000000"/>
+                <w:left w:val="none" w:sz="0" w:space="0" w:color="000000"/>
+                <w:right w:val="none" w:sz="0" w:space="0" w:color="000000"/>
+              </w:pBdr>
+              <w:spacing w:after="100" w:before="100" w:line="240"/>
+              <w:ind w:left="100" w:right="100" w:firstLine="0" w:firstLineChars="0"/>
+              <w:rPr>
+                <w:rFonts w:ascii="Helvetica" w:hAnsi="Helvetica" w:eastAsia="Helvetica" w:cs="Helvetica"/>
+                <w:i w:val="false"/>
+                <w:b w:val="false"/>
+                <w:u w:val="none"/>
+                <w:strike w:val="false"/>
+                <w:sz w:val="22"/>
+                <w:szCs w:val="22"/>
+                <w:color w:val="000000"/>
+              </w:rPr>
+            </w:pPr>
+            <w:r>
+              <w:rPr>
+                <w:rFonts w:ascii="Helvetica" w:hAnsi="Helvetica" w:eastAsia="Helvetica" w:cs="Helvetica"/>
+                <w:i w:val="false"/>
+                <w:b w:val="false"/>
+                <w:u w:val="none"/>
+                <w:strike w:val="false"/>
+                <w:sz w:val="22"/>
+                <w:szCs w:val="22"/>
+                <w:color w:val="000000"/>
+              </w:rPr>
+              <w:t xml:space="preserve">368</w:t>
+            </w:r>
+          </w:p>
+        </w:tc>
+        <w:tc>
+          <w:tcPr>
+            <w:tcBorders>
+              <w:bottom w:val="none" w:sz="0" w:space="0" w:color="000000"/>
+              <w:top w:val="none" w:sz="0" w:space="0" w:color="000000"/>
+              <w:left w:val="none" w:sz="0" w:space="0" w:color="000000"/>
+              <w:right w:val="none" w:sz="0" w:space="0" w:color="000000"/>
+            </w:tcBorders>
+            <w:shd w:val="clear" w:color="auto" w:fill="FFFFFF"/>
+            <w:tcMar>
+              <w:top w:w="0" w:type="dxa"/>
+              <w:bottom w:w="0" w:type="dxa"/>
+              <w:left w:w="0" w:type="dxa"/>
+              <w:right w:w="0" w:type="dxa"/>
+            </w:tcMar>
+            <w:vAlign w:val="center"/>
+          </w:tcPr>
+          <w:p>
+            <w:pPr>
+              <w:pStyle w:val="Normal"/>
+              <w:jc w:val="right"/>
+              <w:pBdr>
+                <w:bottom w:val="none" w:sz="0" w:space="0" w:color="000000"/>
+                <w:top w:val="none" w:sz="0" w:space="0" w:color="000000"/>
+                <w:left w:val="none" w:sz="0" w:space="0" w:color="000000"/>
+                <w:right w:val="none" w:sz="0" w:space="0" w:color="000000"/>
+              </w:pBdr>
+              <w:spacing w:after="100" w:before="100" w:line="240"/>
+              <w:ind w:left="100" w:right="100" w:firstLine="0" w:firstLineChars="0"/>
+              <w:rPr>
+                <w:rFonts w:ascii="Helvetica" w:hAnsi="Helvetica" w:eastAsia="Helvetica" w:cs="Helvetica"/>
+                <w:i w:val="false"/>
+                <w:b w:val="false"/>
+                <w:u w:val="none"/>
+                <w:strike w:val="false"/>
+                <w:sz w:val="22"/>
+                <w:szCs w:val="22"/>
+                <w:color w:val="000000"/>
+              </w:rPr>
+            </w:pPr>
+            <w:r>
+              <w:rPr>
+                <w:rFonts w:ascii="Helvetica" w:hAnsi="Helvetica" w:eastAsia="Helvetica" w:cs="Helvetica"/>
+                <w:i w:val="false"/>
+                <w:b w:val="false"/>
+                <w:u w:val="none"/>
+                <w:strike w:val="false"/>
+                <w:sz w:val="22"/>
+                <w:szCs w:val="22"/>
+                <w:color w:val="000000"/>
+              </w:rPr>
+              <w:t xml:space="preserve">0.064</w:t>
+            </w:r>
+          </w:p>
+        </w:tc>
+        <w:tc>
+          <w:tcPr>
+            <w:tcBorders>
+              <w:bottom w:val="none" w:sz="0" w:space="0" w:color="000000"/>
+              <w:top w:val="none" w:sz="0" w:space="0" w:color="000000"/>
+              <w:left w:val="none" w:sz="0" w:space="0" w:color="000000"/>
+              <w:right w:val="none" w:sz="0" w:space="0" w:color="000000"/>
+            </w:tcBorders>
+            <w:shd w:val="clear" w:color="auto" w:fill="FFFFFF"/>
+            <w:tcMar>
+              <w:top w:w="0" w:type="dxa"/>
+              <w:bottom w:w="0" w:type="dxa"/>
+              <w:left w:w="0" w:type="dxa"/>
+              <w:right w:w="0" w:type="dxa"/>
+            </w:tcMar>
+            <w:vAlign w:val="center"/>
+          </w:tcPr>
+          <w:p>
+            <w:pPr>
+              <w:pStyle w:val="Normal"/>
+              <w:jc w:val="right"/>
+              <w:pBdr>
+                <w:bottom w:val="none" w:sz="0" w:space="0" w:color="000000"/>
+                <w:top w:val="none" w:sz="0" w:space="0" w:color="000000"/>
+                <w:left w:val="none" w:sz="0" w:space="0" w:color="000000"/>
+                <w:right w:val="none" w:sz="0" w:space="0" w:color="000000"/>
+              </w:pBdr>
+              <w:spacing w:after="100" w:before="100" w:line="240"/>
+              <w:ind w:left="100" w:right="100" w:firstLine="0" w:firstLineChars="0"/>
+              <w:rPr>
+                <w:rFonts w:ascii="Helvetica" w:hAnsi="Helvetica" w:eastAsia="Helvetica" w:cs="Helvetica"/>
+                <w:i w:val="false"/>
+                <w:b w:val="false"/>
+                <w:u w:val="none"/>
+                <w:strike w:val="false"/>
+                <w:sz w:val="22"/>
+                <w:szCs w:val="22"/>
+                <w:color w:val="000000"/>
+              </w:rPr>
+            </w:pPr>
+            <w:r>
+              <w:rPr>
+                <w:rFonts w:ascii="Helvetica" w:hAnsi="Helvetica" w:eastAsia="Helvetica" w:cs="Helvetica"/>
+                <w:i w:val="false"/>
+                <w:b w:val="false"/>
+                <w:u w:val="none"/>
+                <w:strike w:val="false"/>
+                <w:sz w:val="22"/>
+                <w:szCs w:val="22"/>
+                <w:color w:val="000000"/>
+              </w:rPr>
+              <w:t xml:space="preserve">0.051</w:t>
+            </w:r>
+          </w:p>
+        </w:tc>
+        <w:tc>
+          <w:tcPr>
+            <w:tcBorders>
+              <w:bottom w:val="none" w:sz="0" w:space="0" w:color="000000"/>
+              <w:top w:val="none" w:sz="0" w:space="0" w:color="000000"/>
+              <w:left w:val="none" w:sz="0" w:space="0" w:color="000000"/>
+              <w:right w:val="none" w:sz="0" w:space="0" w:color="000000"/>
+            </w:tcBorders>
+            <w:shd w:val="clear" w:color="auto" w:fill="FFFFFF"/>
+            <w:tcMar>
+              <w:top w:w="0" w:type="dxa"/>
+              <w:bottom w:w="0" w:type="dxa"/>
+              <w:left w:w="0" w:type="dxa"/>
+              <w:right w:w="0" w:type="dxa"/>
+            </w:tcMar>
+            <w:vAlign w:val="center"/>
+          </w:tcPr>
+          <w:p>
+            <w:pPr>
+              <w:pStyle w:val="Normal"/>
+              <w:jc w:val="right"/>
+              <w:pBdr>
+                <w:bottom w:val="none" w:sz="0" w:space="0" w:color="000000"/>
+                <w:top w:val="none" w:sz="0" w:space="0" w:color="000000"/>
+                <w:left w:val="none" w:sz="0" w:space="0" w:color="000000"/>
+                <w:right w:val="none" w:sz="0" w:space="0" w:color="000000"/>
+              </w:pBdr>
+              <w:spacing w:after="100" w:before="100" w:line="240"/>
+              <w:ind w:left="100" w:right="100" w:firstLine="0" w:firstLineChars="0"/>
+              <w:rPr>
+                <w:rFonts w:ascii="Helvetica" w:hAnsi="Helvetica" w:eastAsia="Helvetica" w:cs="Helvetica"/>
+                <w:i w:val="false"/>
+                <w:b w:val="false"/>
+                <w:u w:val="none"/>
+                <w:strike w:val="false"/>
+                <w:sz w:val="22"/>
+                <w:szCs w:val="22"/>
+                <w:color w:val="000000"/>
+              </w:rPr>
+            </w:pPr>
+            <w:r>
+              <w:rPr>
+                <w:rFonts w:ascii="Helvetica" w:hAnsi="Helvetica" w:eastAsia="Helvetica" w:cs="Helvetica"/>
+                <w:i w:val="false"/>
+                <w:b w:val="false"/>
+                <w:u w:val="none"/>
+                <w:strike w:val="false"/>
+                <w:sz w:val="22"/>
+                <w:szCs w:val="22"/>
+                <w:color w:val="000000"/>
+              </w:rPr>
+              <w:t xml:space="preserve">2,500.9</w:t>
+            </w:r>
+          </w:p>
+        </w:tc>
+        <w:tc>
+          <w:tcPr>
+            <w:tcBorders>
+              <w:bottom w:val="none" w:sz="0" w:space="0" w:color="000000"/>
+              <w:top w:val="none" w:sz="0" w:space="0" w:color="000000"/>
+              <w:left w:val="none" w:sz="0" w:space="0" w:color="000000"/>
+              <w:right w:val="none" w:sz="0" w:space="0" w:color="000000"/>
+            </w:tcBorders>
+            <w:shd w:val="clear" w:color="auto" w:fill="FFFFFF"/>
+            <w:tcMar>
+              <w:top w:w="0" w:type="dxa"/>
+              <w:bottom w:w="0" w:type="dxa"/>
+              <w:left w:w="0" w:type="dxa"/>
+              <w:right w:w="0" w:type="dxa"/>
+            </w:tcMar>
+            <w:vAlign w:val="center"/>
+          </w:tcPr>
+          <w:p>
+            <w:pPr>
+              <w:pStyle w:val="Normal"/>
+              <w:jc w:val="right"/>
+              <w:pBdr>
+                <w:bottom w:val="none" w:sz="0" w:space="0" w:color="000000"/>
+                <w:top w:val="none" w:sz="0" w:space="0" w:color="000000"/>
+                <w:left w:val="none" w:sz="0" w:space="0" w:color="000000"/>
+                <w:right w:val="none" w:sz="0" w:space="0" w:color="000000"/>
+              </w:pBdr>
+              <w:spacing w:after="100" w:before="100" w:line="240"/>
+              <w:ind w:left="100" w:right="100" w:firstLine="0" w:firstLineChars="0"/>
+              <w:rPr>
+                <w:rFonts w:ascii="Helvetica" w:hAnsi="Helvetica" w:eastAsia="Helvetica" w:cs="Helvetica"/>
+                <w:i w:val="false"/>
+                <w:b w:val="false"/>
+                <w:u w:val="none"/>
+                <w:strike w:val="false"/>
+                <w:sz w:val="22"/>
+                <w:szCs w:val="22"/>
+                <w:color w:val="000000"/>
+              </w:rPr>
+            </w:pPr>
+            <w:r>
+              <w:rPr>
+                <w:rFonts w:ascii="Helvetica" w:hAnsi="Helvetica" w:eastAsia="Helvetica" w:cs="Helvetica"/>
+                <w:i w:val="false"/>
+                <w:b w:val="false"/>
+                <w:u w:val="none"/>
+                <w:strike w:val="false"/>
+                <w:sz w:val="22"/>
+                <w:szCs w:val="22"/>
+                <w:color w:val="000000"/>
+              </w:rPr>
+              <w:t xml:space="preserve">2,528.3</w:t>
+            </w:r>
+          </w:p>
+        </w:tc>
+        <w:tc>
+          <w:tcPr>
+            <w:tcBorders>
+              <w:bottom w:val="none" w:sz="0" w:space="0" w:color="000000"/>
+              <w:top w:val="none" w:sz="0" w:space="0" w:color="000000"/>
+              <w:left w:val="none" w:sz="0" w:space="0" w:color="000000"/>
+              <w:right w:val="none" w:sz="0" w:space="0" w:color="000000"/>
+            </w:tcBorders>
+            <w:shd w:val="clear" w:color="auto" w:fill="FFFFFF"/>
+            <w:tcMar>
+              <w:top w:w="0" w:type="dxa"/>
+              <w:bottom w:w="0" w:type="dxa"/>
+              <w:left w:w="0" w:type="dxa"/>
+              <w:right w:w="0" w:type="dxa"/>
+            </w:tcMar>
+            <w:vAlign w:val="center"/>
+          </w:tcPr>
+          <w:p>
+            <w:pPr>
+              <w:pStyle w:val="Normal"/>
+              <w:jc w:val="right"/>
+              <w:pBdr>
+                <w:bottom w:val="none" w:sz="0" w:space="0" w:color="000000"/>
+                <w:top w:val="none" w:sz="0" w:space="0" w:color="000000"/>
+                <w:left w:val="none" w:sz="0" w:space="0" w:color="000000"/>
+                <w:right w:val="none" w:sz="0" w:space="0" w:color="000000"/>
+              </w:pBdr>
+              <w:spacing w:after="100" w:before="100" w:line="240"/>
+              <w:ind w:left="100" w:right="100" w:firstLine="0" w:firstLineChars="0"/>
+              <w:rPr>
+                <w:rFonts w:ascii="Helvetica" w:hAnsi="Helvetica" w:eastAsia="Helvetica" w:cs="Helvetica"/>
+                <w:i w:val="false"/>
+                <w:b w:val="false"/>
+                <w:u w:val="none"/>
+                <w:strike w:val="false"/>
+                <w:sz w:val="22"/>
+                <w:szCs w:val="22"/>
+                <w:color w:val="000000"/>
+              </w:rPr>
+            </w:pPr>
+            <w:r>
+              <w:rPr>
+                <w:rFonts w:ascii="Helvetica" w:hAnsi="Helvetica" w:eastAsia="Helvetica" w:cs="Helvetica"/>
+                <w:i w:val="false"/>
+                <w:b w:val="false"/>
+                <w:u w:val="none"/>
+                <w:strike w:val="false"/>
+                <w:sz w:val="22"/>
+                <w:szCs w:val="22"/>
+                <w:color w:val="000000"/>
+              </w:rPr>
+              <w:t xml:space="preserve">0.8</w:t>
+            </w:r>
+          </w:p>
+        </w:tc>
+      </w:tr>
+      <w:tr>
+        <w:trPr>
+          <w:trHeight w:val="618" w:hRule="auto"/>
+        </w:trPr>
+        <w:tc>
+          <w:tcPr>
+            <w:tcBorders>
+              <w:bottom w:val="none" w:sz="0" w:space="0" w:color="000000"/>
+              <w:top w:val="none" w:sz="0" w:space="0" w:color="000000"/>
+              <w:left w:val="none" w:sz="0" w:space="0" w:color="000000"/>
+              <w:right w:val="none" w:sz="0" w:space="0" w:color="000000"/>
+            </w:tcBorders>
+            <w:shd w:val="clear" w:color="auto" w:fill="FFFFFF"/>
+            <w:tcMar>
+              <w:top w:w="0" w:type="dxa"/>
+              <w:bottom w:w="0" w:type="dxa"/>
+              <w:left w:w="0" w:type="dxa"/>
+              <w:right w:w="0" w:type="dxa"/>
+            </w:tcMar>
+            <w:vAlign w:val="center"/>
+          </w:tcPr>
+          <w:p>
+            <w:pPr>
+              <w:pStyle w:val="Normal"/>
+              <w:jc w:val="left"/>
+              <w:pBdr>
+                <w:bottom w:val="none" w:sz="0" w:space="0" w:color="000000"/>
+                <w:top w:val="none" w:sz="0" w:space="0" w:color="000000"/>
+                <w:left w:val="none" w:sz="0" w:space="0" w:color="000000"/>
+                <w:right w:val="none" w:sz="0" w:space="0" w:color="000000"/>
+              </w:pBdr>
+              <w:spacing w:after="100" w:before="100" w:line="240"/>
+              <w:ind w:left="100" w:right="100" w:firstLine="0" w:firstLineChars="0"/>
+              <w:rPr>
+                <w:rFonts w:ascii="Helvetica" w:hAnsi="Helvetica" w:eastAsia="Helvetica" w:cs="Helvetica"/>
+                <w:i w:val="false"/>
+                <w:b w:val="false"/>
+                <w:u w:val="none"/>
+                <w:strike w:val="false"/>
+                <w:sz w:val="22"/>
+                <w:szCs w:val="22"/>
+                <w:color w:val="000000"/>
+              </w:rPr>
+            </w:pPr>
+            <w:r>
+              <w:rPr>
+                <w:rFonts w:ascii="Helvetica" w:hAnsi="Helvetica" w:eastAsia="Helvetica" w:cs="Helvetica"/>
+                <w:i w:val="false"/>
+                <w:b w:val="false"/>
+                <w:u w:val="none"/>
+                <w:strike w:val="false"/>
+                <w:sz w:val="22"/>
+                <w:szCs w:val="22"/>
+                <w:color w:val="000000"/>
+              </w:rPr>
+              <w:t xml:space="preserve">A — Perceived Stress Score (linear)</w:t>
+            </w:r>
+          </w:p>
+        </w:tc>
+        <w:tc>
+          <w:tcPr>
+            <w:tcBorders>
+              <w:bottom w:val="none" w:sz="0" w:space="0" w:color="000000"/>
+              <w:top w:val="none" w:sz="0" w:space="0" w:color="000000"/>
+              <w:left w:val="none" w:sz="0" w:space="0" w:color="000000"/>
+              <w:right w:val="none" w:sz="0" w:space="0" w:color="000000"/>
+            </w:tcBorders>
+            <w:shd w:val="clear" w:color="auto" w:fill="FFFFFF"/>
+            <w:tcMar>
+              <w:top w:w="0" w:type="dxa"/>
+              <w:bottom w:w="0" w:type="dxa"/>
+              <w:left w:w="0" w:type="dxa"/>
+              <w:right w:w="0" w:type="dxa"/>
+            </w:tcMar>
+            <w:vAlign w:val="center"/>
+          </w:tcPr>
+          <w:p>
+            <w:pPr>
+              <w:pStyle w:val="Normal"/>
+              <w:jc w:val="left"/>
+              <w:pBdr>
+                <w:bottom w:val="none" w:sz="0" w:space="0" w:color="000000"/>
+                <w:top w:val="none" w:sz="0" w:space="0" w:color="000000"/>
+                <w:left w:val="none" w:sz="0" w:space="0" w:color="000000"/>
+                <w:right w:val="none" w:sz="0" w:space="0" w:color="000000"/>
+              </w:pBdr>
+              <w:spacing w:after="100" w:before="100" w:line="240"/>
+              <w:ind w:left="100" w:right="100" w:firstLine="0" w:firstLineChars="0"/>
+              <w:rPr>
+                <w:rFonts w:ascii="Helvetica" w:hAnsi="Helvetica" w:eastAsia="Helvetica" w:cs="Helvetica"/>
+                <w:i w:val="false"/>
+                <w:b w:val="false"/>
+                <w:u w:val="none"/>
+                <w:strike w:val="false"/>
+                <w:sz w:val="22"/>
+                <w:szCs w:val="22"/>
+                <w:color w:val="000000"/>
+              </w:rPr>
+            </w:pPr>
+            <w:r>
+              <w:rPr>
+                <w:rFonts w:ascii="Helvetica" w:hAnsi="Helvetica" w:eastAsia="Helvetica" w:cs="Helvetica"/>
+                <w:i w:val="false"/>
+                <w:b w:val="false"/>
+                <w:u w:val="none"/>
+                <w:strike w:val="false"/>
+                <w:sz w:val="22"/>
+                <w:szCs w:val="22"/>
+                <w:color w:val="000000"/>
+              </w:rPr>
+              <w:t xml:space="preserve">m_a3</w:t>
+            </w:r>
+          </w:p>
+        </w:tc>
+        <w:tc>
+          <w:tcPr>
+            <w:tcBorders>
+              <w:bottom w:val="none" w:sz="0" w:space="0" w:color="000000"/>
+              <w:top w:val="none" w:sz="0" w:space="0" w:color="000000"/>
+              <w:left w:val="none" w:sz="0" w:space="0" w:color="000000"/>
+              <w:right w:val="none" w:sz="0" w:space="0" w:color="000000"/>
+            </w:tcBorders>
+            <w:shd w:val="clear" w:color="auto" w:fill="FFFFFF"/>
+            <w:tcMar>
+              <w:top w:w="0" w:type="dxa"/>
+              <w:bottom w:w="0" w:type="dxa"/>
+              <w:left w:w="0" w:type="dxa"/>
+              <w:right w:w="0" w:type="dxa"/>
+            </w:tcMar>
+            <w:vAlign w:val="center"/>
+          </w:tcPr>
+          <w:p>
+            <w:pPr>
+              <w:pStyle w:val="Normal"/>
+              <w:jc w:val="left"/>
+              <w:pBdr>
+                <w:bottom w:val="none" w:sz="0" w:space="0" w:color="000000"/>
+                <w:top w:val="none" w:sz="0" w:space="0" w:color="000000"/>
+                <w:left w:val="none" w:sz="0" w:space="0" w:color="000000"/>
+                <w:right w:val="none" w:sz="0" w:space="0" w:color="000000"/>
+              </w:pBdr>
+              <w:spacing w:after="100" w:before="100" w:line="240"/>
+              <w:ind w:left="100" w:right="100" w:firstLine="0" w:firstLineChars="0"/>
+              <w:rPr>
+                <w:rFonts w:ascii="Helvetica" w:hAnsi="Helvetica" w:eastAsia="Helvetica" w:cs="Helvetica"/>
+                <w:i w:val="false"/>
+                <w:b w:val="false"/>
+                <w:u w:val="none"/>
+                <w:strike w:val="false"/>
+                <w:sz w:val="22"/>
+                <w:szCs w:val="22"/>
+                <w:color w:val="000000"/>
+              </w:rPr>
+            </w:pPr>
+            <w:r>
+              <w:rPr>
+                <w:rFonts w:ascii="Helvetica" w:hAnsi="Helvetica" w:eastAsia="Helvetica" w:cs="Helvetica"/>
+                <w:i w:val="false"/>
+                <w:b w:val="false"/>
+                <w:u w:val="none"/>
+                <w:strike w:val="false"/>
+                <w:sz w:val="22"/>
+                <w:szCs w:val="22"/>
+                <w:color w:val="000000"/>
+              </w:rPr>
+              <w:t xml:space="preserve">WI neighbourhood</w:t>
+            </w:r>
+          </w:p>
+        </w:tc>
+        <w:tc>
+          <w:tcPr>
+            <w:tcBorders>
+              <w:bottom w:val="none" w:sz="0" w:space="0" w:color="000000"/>
+              <w:top w:val="none" w:sz="0" w:space="0" w:color="000000"/>
+              <w:left w:val="none" w:sz="0" w:space="0" w:color="000000"/>
+              <w:right w:val="none" w:sz="0" w:space="0" w:color="000000"/>
+            </w:tcBorders>
+            <w:shd w:val="clear" w:color="auto" w:fill="FFFFFF"/>
+            <w:tcMar>
+              <w:top w:w="0" w:type="dxa"/>
+              <w:bottom w:w="0" w:type="dxa"/>
+              <w:left w:w="0" w:type="dxa"/>
+              <w:right w:w="0" w:type="dxa"/>
+            </w:tcMar>
+            <w:vAlign w:val="center"/>
+          </w:tcPr>
+          <w:p>
+            <w:pPr>
+              <w:pStyle w:val="Normal"/>
+              <w:jc w:val="right"/>
+              <w:pBdr>
+                <w:bottom w:val="none" w:sz="0" w:space="0" w:color="000000"/>
+                <w:top w:val="none" w:sz="0" w:space="0" w:color="000000"/>
+                <w:left w:val="none" w:sz="0" w:space="0" w:color="000000"/>
+                <w:right w:val="none" w:sz="0" w:space="0" w:color="000000"/>
+              </w:pBdr>
+              <w:spacing w:after="100" w:before="100" w:line="240"/>
+              <w:ind w:left="100" w:right="100" w:firstLine="0" w:firstLineChars="0"/>
+              <w:rPr>
+                <w:rFonts w:ascii="Helvetica" w:hAnsi="Helvetica" w:eastAsia="Helvetica" w:cs="Helvetica"/>
+                <w:i w:val="false"/>
+                <w:b w:val="false"/>
+                <w:u w:val="none"/>
+                <w:strike w:val="false"/>
+                <w:sz w:val="22"/>
+                <w:szCs w:val="22"/>
+                <w:color w:val="000000"/>
+              </w:rPr>
+            </w:pPr>
+            <w:r>
+              <w:rPr>
+                <w:rFonts w:ascii="Helvetica" w:hAnsi="Helvetica" w:eastAsia="Helvetica" w:cs="Helvetica"/>
+                <w:i w:val="false"/>
+                <w:b w:val="false"/>
+                <w:u w:val="none"/>
+                <w:strike w:val="false"/>
+                <w:sz w:val="22"/>
+                <w:szCs w:val="22"/>
+                <w:color w:val="000000"/>
+              </w:rPr>
+              <w:t xml:space="preserve">368</w:t>
+            </w:r>
+          </w:p>
+        </w:tc>
+        <w:tc>
+          <w:tcPr>
+            <w:tcBorders>
+              <w:bottom w:val="none" w:sz="0" w:space="0" w:color="000000"/>
+              <w:top w:val="none" w:sz="0" w:space="0" w:color="000000"/>
+              <w:left w:val="none" w:sz="0" w:space="0" w:color="000000"/>
+              <w:right w:val="none" w:sz="0" w:space="0" w:color="000000"/>
+            </w:tcBorders>
+            <w:shd w:val="clear" w:color="auto" w:fill="FFFFFF"/>
+            <w:tcMar>
+              <w:top w:w="0" w:type="dxa"/>
+              <w:bottom w:w="0" w:type="dxa"/>
+              <w:left w:w="0" w:type="dxa"/>
+              <w:right w:w="0" w:type="dxa"/>
+            </w:tcMar>
+            <w:vAlign w:val="center"/>
+          </w:tcPr>
+          <w:p>
+            <w:pPr>
+              <w:pStyle w:val="Normal"/>
+              <w:jc w:val="right"/>
+              <w:pBdr>
+                <w:bottom w:val="none" w:sz="0" w:space="0" w:color="000000"/>
+                <w:top w:val="none" w:sz="0" w:space="0" w:color="000000"/>
+                <w:left w:val="none" w:sz="0" w:space="0" w:color="000000"/>
+                <w:right w:val="none" w:sz="0" w:space="0" w:color="000000"/>
+              </w:pBdr>
+              <w:spacing w:after="100" w:before="100" w:line="240"/>
+              <w:ind w:left="100" w:right="100" w:firstLine="0" w:firstLineChars="0"/>
+              <w:rPr>
+                <w:rFonts w:ascii="Helvetica" w:hAnsi="Helvetica" w:eastAsia="Helvetica" w:cs="Helvetica"/>
+                <w:i w:val="false"/>
+                <w:b w:val="false"/>
+                <w:u w:val="none"/>
+                <w:strike w:val="false"/>
+                <w:sz w:val="22"/>
+                <w:szCs w:val="22"/>
+                <w:color w:val="000000"/>
+              </w:rPr>
+            </w:pPr>
+            <w:r>
+              <w:rPr>
+                <w:rFonts w:ascii="Helvetica" w:hAnsi="Helvetica" w:eastAsia="Helvetica" w:cs="Helvetica"/>
+                <w:i w:val="false"/>
+                <w:b w:val="false"/>
+                <w:u w:val="none"/>
+                <w:strike w:val="false"/>
+                <w:sz w:val="22"/>
+                <w:szCs w:val="22"/>
+                <w:color w:val="000000"/>
+              </w:rPr>
+              <w:t xml:space="preserve">0.037</w:t>
+            </w:r>
+          </w:p>
+        </w:tc>
+        <w:tc>
+          <w:tcPr>
+            <w:tcBorders>
+              <w:bottom w:val="none" w:sz="0" w:space="0" w:color="000000"/>
+              <w:top w:val="none" w:sz="0" w:space="0" w:color="000000"/>
+              <w:left w:val="none" w:sz="0" w:space="0" w:color="000000"/>
+              <w:right w:val="none" w:sz="0" w:space="0" w:color="000000"/>
+            </w:tcBorders>
+            <w:shd w:val="clear" w:color="auto" w:fill="FFFFFF"/>
+            <w:tcMar>
+              <w:top w:w="0" w:type="dxa"/>
+              <w:bottom w:w="0" w:type="dxa"/>
+              <w:left w:w="0" w:type="dxa"/>
+              <w:right w:w="0" w:type="dxa"/>
+            </w:tcMar>
+            <w:vAlign w:val="center"/>
+          </w:tcPr>
+          <w:p>
+            <w:pPr>
+              <w:pStyle w:val="Normal"/>
+              <w:jc w:val="right"/>
+              <w:pBdr>
+                <w:bottom w:val="none" w:sz="0" w:space="0" w:color="000000"/>
+                <w:top w:val="none" w:sz="0" w:space="0" w:color="000000"/>
+                <w:left w:val="none" w:sz="0" w:space="0" w:color="000000"/>
+                <w:right w:val="none" w:sz="0" w:space="0" w:color="000000"/>
+              </w:pBdr>
+              <w:spacing w:after="100" w:before="100" w:line="240"/>
+              <w:ind w:left="100" w:right="100" w:firstLine="0" w:firstLineChars="0"/>
+              <w:rPr>
+                <w:rFonts w:ascii="Helvetica" w:hAnsi="Helvetica" w:eastAsia="Helvetica" w:cs="Helvetica"/>
+                <w:i w:val="false"/>
+                <w:b w:val="false"/>
+                <w:u w:val="none"/>
+                <w:strike w:val="false"/>
+                <w:sz w:val="22"/>
+                <w:szCs w:val="22"/>
+                <w:color w:val="000000"/>
+              </w:rPr>
+            </w:pPr>
+            <w:r>
+              <w:rPr>
+                <w:rFonts w:ascii="Helvetica" w:hAnsi="Helvetica" w:eastAsia="Helvetica" w:cs="Helvetica"/>
+                <w:i w:val="false"/>
+                <w:b w:val="false"/>
+                <w:u w:val="none"/>
+                <w:strike w:val="false"/>
+                <w:sz w:val="22"/>
+                <w:szCs w:val="22"/>
+                <w:color w:val="000000"/>
+              </w:rPr>
+              <w:t xml:space="preserve">0.024</w:t>
+            </w:r>
+          </w:p>
+        </w:tc>
+        <w:tc>
+          <w:tcPr>
+            <w:tcBorders>
+              <w:bottom w:val="none" w:sz="0" w:space="0" w:color="000000"/>
+              <w:top w:val="none" w:sz="0" w:space="0" w:color="000000"/>
+              <w:left w:val="none" w:sz="0" w:space="0" w:color="000000"/>
+              <w:right w:val="none" w:sz="0" w:space="0" w:color="000000"/>
+            </w:tcBorders>
+            <w:shd w:val="clear" w:color="auto" w:fill="FFFFFF"/>
+            <w:tcMar>
+              <w:top w:w="0" w:type="dxa"/>
+              <w:bottom w:w="0" w:type="dxa"/>
+              <w:left w:w="0" w:type="dxa"/>
+              <w:right w:w="0" w:type="dxa"/>
+            </w:tcMar>
+            <w:vAlign w:val="center"/>
+          </w:tcPr>
+          <w:p>
+            <w:pPr>
+              <w:pStyle w:val="Normal"/>
+              <w:jc w:val="right"/>
+              <w:pBdr>
+                <w:bottom w:val="none" w:sz="0" w:space="0" w:color="000000"/>
+                <w:top w:val="none" w:sz="0" w:space="0" w:color="000000"/>
+                <w:left w:val="none" w:sz="0" w:space="0" w:color="000000"/>
+                <w:right w:val="none" w:sz="0" w:space="0" w:color="000000"/>
+              </w:pBdr>
+              <w:spacing w:after="100" w:before="100" w:line="240"/>
+              <w:ind w:left="100" w:right="100" w:firstLine="0" w:firstLineChars="0"/>
+              <w:rPr>
+                <w:rFonts w:ascii="Helvetica" w:hAnsi="Helvetica" w:eastAsia="Helvetica" w:cs="Helvetica"/>
+                <w:i w:val="false"/>
+                <w:b w:val="false"/>
+                <w:u w:val="none"/>
+                <w:strike w:val="false"/>
+                <w:sz w:val="22"/>
+                <w:szCs w:val="22"/>
+                <w:color w:val="000000"/>
+              </w:rPr>
+            </w:pPr>
+            <w:r>
+              <w:rPr>
+                <w:rFonts w:ascii="Helvetica" w:hAnsi="Helvetica" w:eastAsia="Helvetica" w:cs="Helvetica"/>
+                <w:i w:val="false"/>
+                <w:b w:val="false"/>
+                <w:u w:val="none"/>
+                <w:strike w:val="false"/>
+                <w:sz w:val="22"/>
+                <w:szCs w:val="22"/>
+                <w:color w:val="000000"/>
+              </w:rPr>
+              <w:t xml:space="preserve">2,511.3</w:t>
+            </w:r>
+          </w:p>
+        </w:tc>
+        <w:tc>
+          <w:tcPr>
+            <w:tcBorders>
+              <w:bottom w:val="none" w:sz="0" w:space="0" w:color="000000"/>
+              <w:top w:val="none" w:sz="0" w:space="0" w:color="000000"/>
+              <w:left w:val="none" w:sz="0" w:space="0" w:color="000000"/>
+              <w:right w:val="none" w:sz="0" w:space="0" w:color="000000"/>
+            </w:tcBorders>
+            <w:shd w:val="clear" w:color="auto" w:fill="FFFFFF"/>
+            <w:tcMar>
+              <w:top w:w="0" w:type="dxa"/>
+              <w:bottom w:w="0" w:type="dxa"/>
+              <w:left w:w="0" w:type="dxa"/>
+              <w:right w:w="0" w:type="dxa"/>
+            </w:tcMar>
+            <w:vAlign w:val="center"/>
+          </w:tcPr>
+          <w:p>
+            <w:pPr>
+              <w:pStyle w:val="Normal"/>
+              <w:jc w:val="right"/>
+              <w:pBdr>
+                <w:bottom w:val="none" w:sz="0" w:space="0" w:color="000000"/>
+                <w:top w:val="none" w:sz="0" w:space="0" w:color="000000"/>
+                <w:left w:val="none" w:sz="0" w:space="0" w:color="000000"/>
+                <w:right w:val="none" w:sz="0" w:space="0" w:color="000000"/>
+              </w:pBdr>
+              <w:spacing w:after="100" w:before="100" w:line="240"/>
+              <w:ind w:left="100" w:right="100" w:firstLine="0" w:firstLineChars="0"/>
+              <w:rPr>
+                <w:rFonts w:ascii="Helvetica" w:hAnsi="Helvetica" w:eastAsia="Helvetica" w:cs="Helvetica"/>
+                <w:i w:val="false"/>
+                <w:b w:val="false"/>
+                <w:u w:val="none"/>
+                <w:strike w:val="false"/>
+                <w:sz w:val="22"/>
+                <w:szCs w:val="22"/>
+                <w:color w:val="000000"/>
+              </w:rPr>
+            </w:pPr>
+            <w:r>
+              <w:rPr>
+                <w:rFonts w:ascii="Helvetica" w:hAnsi="Helvetica" w:eastAsia="Helvetica" w:cs="Helvetica"/>
+                <w:i w:val="false"/>
+                <w:b w:val="false"/>
+                <w:u w:val="none"/>
+                <w:strike w:val="false"/>
+                <w:sz w:val="22"/>
+                <w:szCs w:val="22"/>
+                <w:color w:val="000000"/>
+              </w:rPr>
+              <w:t xml:space="preserve">2,538.7</w:t>
+            </w:r>
+          </w:p>
+        </w:tc>
+        <w:tc>
+          <w:tcPr>
+            <w:tcBorders>
+              <w:bottom w:val="none" w:sz="0" w:space="0" w:color="000000"/>
+              <w:top w:val="none" w:sz="0" w:space="0" w:color="000000"/>
+              <w:left w:val="none" w:sz="0" w:space="0" w:color="000000"/>
+              <w:right w:val="none" w:sz="0" w:space="0" w:color="000000"/>
+            </w:tcBorders>
+            <w:shd w:val="clear" w:color="auto" w:fill="FFFFFF"/>
+            <w:tcMar>
+              <w:top w:w="0" w:type="dxa"/>
+              <w:bottom w:w="0" w:type="dxa"/>
+              <w:left w:w="0" w:type="dxa"/>
+              <w:right w:w="0" w:type="dxa"/>
+            </w:tcMar>
+            <w:vAlign w:val="center"/>
+          </w:tcPr>
+          <w:p>
+            <w:pPr>
+              <w:pStyle w:val="Normal"/>
+              <w:jc w:val="right"/>
+              <w:pBdr>
+                <w:bottom w:val="none" w:sz="0" w:space="0" w:color="000000"/>
+                <w:top w:val="none" w:sz="0" w:space="0" w:color="000000"/>
+                <w:left w:val="none" w:sz="0" w:space="0" w:color="000000"/>
+                <w:right w:val="none" w:sz="0" w:space="0" w:color="000000"/>
+              </w:pBdr>
+              <w:spacing w:after="100" w:before="100" w:line="240"/>
+              <w:ind w:left="100" w:right="100" w:firstLine="0" w:firstLineChars="0"/>
+              <w:rPr>
+                <w:rFonts w:ascii="Helvetica" w:hAnsi="Helvetica" w:eastAsia="Helvetica" w:cs="Helvetica"/>
+                <w:i w:val="false"/>
+                <w:b w:val="false"/>
+                <w:u w:val="none"/>
+                <w:strike w:val="false"/>
+                <w:sz w:val="22"/>
+                <w:szCs w:val="22"/>
+                <w:color w:val="999999"/>
+              </w:rPr>
+            </w:pPr>
+            <w:r>
+              <w:rPr>
+                <w:rFonts w:ascii="Helvetica" w:hAnsi="Helvetica" w:eastAsia="Helvetica" w:cs="Helvetica"/>
+                <w:i w:val="false"/>
+                <w:b w:val="false"/>
+                <w:u w:val="none"/>
+                <w:strike w:val="false"/>
+                <w:sz w:val="22"/>
+                <w:szCs w:val="22"/>
+                <w:color w:val="999999"/>
+              </w:rPr>
+              <w:t xml:space="preserve">11.2</w:t>
+            </w:r>
+          </w:p>
+        </w:tc>
+      </w:tr>
+      <w:tr>
+        <w:trPr>
+          <w:trHeight w:val="621" w:hRule="auto"/>
+        </w:trPr>
+        <w:tc>
+          <w:tcPr>
+            <w:tcBorders>
+              <w:bottom w:val="single" w:sz="12" w:space="0" w:color="666666"/>
+              <w:top w:val="none" w:sz="0" w:space="0" w:color="000000"/>
+              <w:left w:val="none" w:sz="0" w:space="0" w:color="000000"/>
+              <w:right w:val="none" w:sz="0" w:space="0" w:color="000000"/>
+            </w:tcBorders>
+            <w:shd w:val="clear" w:color="auto" w:fill="FFFFFF"/>
+            <w:tcMar>
+              <w:top w:w="0" w:type="dxa"/>
+              <w:bottom w:w="0" w:type="dxa"/>
+              <w:left w:w="0" w:type="dxa"/>
+              <w:right w:w="0" w:type="dxa"/>
+            </w:tcMar>
+            <w:vAlign w:val="center"/>
+          </w:tcPr>
+          <w:p>
+            <w:pPr>
+              <w:pStyle w:val="Normal"/>
+              <w:jc w:val="left"/>
+              <w:pBdr>
+                <w:bottom w:val="none" w:sz="0" w:space="0" w:color="000000"/>
+                <w:top w:val="none" w:sz="0" w:space="0" w:color="000000"/>
+                <w:left w:val="none" w:sz="0" w:space="0" w:color="000000"/>
+                <w:right w:val="none" w:sz="0" w:space="0" w:color="000000"/>
+              </w:pBdr>
+              <w:spacing w:after="100" w:before="100" w:line="240"/>
+              <w:ind w:left="100" w:right="100" w:firstLine="0" w:firstLineChars="0"/>
+              <w:rPr>
+                <w:rFonts w:ascii="Helvetica" w:hAnsi="Helvetica" w:eastAsia="Helvetica" w:cs="Helvetica"/>
+                <w:i w:val="false"/>
+                <w:b w:val="false"/>
+                <w:u w:val="none"/>
+                <w:strike w:val="false"/>
+                <w:sz w:val="22"/>
+                <w:szCs w:val="22"/>
+                <w:color w:val="000000"/>
+              </w:rPr>
+            </w:pPr>
+            <w:r>
+              <w:rPr>
+                <w:rFonts w:ascii="Helvetica" w:hAnsi="Helvetica" w:eastAsia="Helvetica" w:cs="Helvetica"/>
+                <w:i w:val="false"/>
+                <w:b w:val="false"/>
+                <w:u w:val="none"/>
+                <w:strike w:val="false"/>
+                <w:sz w:val="22"/>
+                <w:szCs w:val="22"/>
+                <w:color w:val="000000"/>
+              </w:rPr>
+              <w:t xml:space="preserve">A — Perceived Stress Score (linear)</w:t>
+            </w:r>
+          </w:p>
+        </w:tc>
+        <w:tc>
+          <w:tcPr>
+            <w:tcBorders>
+              <w:bottom w:val="single" w:sz="12" w:space="0" w:color="666666"/>
+              <w:top w:val="none" w:sz="0" w:space="0" w:color="000000"/>
+              <w:left w:val="none" w:sz="0" w:space="0" w:color="000000"/>
+              <w:right w:val="none" w:sz="0" w:space="0" w:color="000000"/>
+            </w:tcBorders>
+            <w:shd w:val="clear" w:color="auto" w:fill="FFFFFF"/>
+            <w:tcMar>
+              <w:top w:w="0" w:type="dxa"/>
+              <w:bottom w:w="0" w:type="dxa"/>
+              <w:left w:w="0" w:type="dxa"/>
+              <w:right w:w="0" w:type="dxa"/>
+            </w:tcMar>
+            <w:vAlign w:val="center"/>
+          </w:tcPr>
+          <w:p>
+            <w:pPr>
+              <w:pStyle w:val="Normal"/>
+              <w:jc w:val="left"/>
+              <w:pBdr>
+                <w:bottom w:val="none" w:sz="0" w:space="0" w:color="000000"/>
+                <w:top w:val="none" w:sz="0" w:space="0" w:color="000000"/>
+                <w:left w:val="none" w:sz="0" w:space="0" w:color="000000"/>
+                <w:right w:val="none" w:sz="0" w:space="0" w:color="000000"/>
+              </w:pBdr>
+              <w:spacing w:after="100" w:before="100" w:line="240"/>
+              <w:ind w:left="100" w:right="100" w:firstLine="0" w:firstLineChars="0"/>
+              <w:rPr>
+                <w:rFonts w:ascii="Helvetica" w:hAnsi="Helvetica" w:eastAsia="Helvetica" w:cs="Helvetica"/>
+                <w:i w:val="false"/>
+                <w:b w:val="false"/>
+                <w:u w:val="none"/>
+                <w:strike w:val="false"/>
+                <w:sz w:val="22"/>
+                <w:szCs w:val="22"/>
+                <w:color w:val="000000"/>
+              </w:rPr>
+            </w:pPr>
+            <w:r>
+              <w:rPr>
+                <w:rFonts w:ascii="Helvetica" w:hAnsi="Helvetica" w:eastAsia="Helvetica" w:cs="Helvetica"/>
+                <w:i w:val="false"/>
+                <w:b w:val="false"/>
+                <w:u w:val="none"/>
+                <w:strike w:val="false"/>
+                <w:sz w:val="22"/>
+                <w:szCs w:val="22"/>
+                <w:color w:val="000000"/>
+              </w:rPr>
+              <w:t xml:space="preserve">m_a4</w:t>
+            </w:r>
+          </w:p>
+        </w:tc>
+        <w:tc>
+          <w:tcPr>
+            <w:tcBorders>
+              <w:bottom w:val="single" w:sz="12" w:space="0" w:color="666666"/>
+              <w:top w:val="none" w:sz="0" w:space="0" w:color="000000"/>
+              <w:left w:val="none" w:sz="0" w:space="0" w:color="000000"/>
+              <w:right w:val="none" w:sz="0" w:space="0" w:color="000000"/>
+            </w:tcBorders>
+            <w:shd w:val="clear" w:color="auto" w:fill="FFFFFF"/>
+            <w:tcMar>
+              <w:top w:w="0" w:type="dxa"/>
+              <w:bottom w:w="0" w:type="dxa"/>
+              <w:left w:w="0" w:type="dxa"/>
+              <w:right w:w="0" w:type="dxa"/>
+            </w:tcMar>
+            <w:vAlign w:val="center"/>
+          </w:tcPr>
+          <w:p>
+            <w:pPr>
+              <w:pStyle w:val="Normal"/>
+              <w:jc w:val="left"/>
+              <w:pBdr>
+                <w:bottom w:val="none" w:sz="0" w:space="0" w:color="000000"/>
+                <w:top w:val="none" w:sz="0" w:space="0" w:color="000000"/>
+                <w:left w:val="none" w:sz="0" w:space="0" w:color="000000"/>
+                <w:right w:val="none" w:sz="0" w:space="0" w:color="000000"/>
+              </w:pBdr>
+              <w:spacing w:after="100" w:before="100" w:line="240"/>
+              <w:ind w:left="100" w:right="100" w:firstLine="0" w:firstLineChars="0"/>
+              <w:rPr>
+                <w:rFonts w:ascii="Helvetica" w:hAnsi="Helvetica" w:eastAsia="Helvetica" w:cs="Helvetica"/>
+                <w:i w:val="false"/>
+                <w:b w:val="false"/>
+                <w:u w:val="none"/>
+                <w:strike w:val="false"/>
+                <w:sz w:val="22"/>
+                <w:szCs w:val="22"/>
+                <w:color w:val="000000"/>
+              </w:rPr>
+            </w:pPr>
+            <w:r>
+              <w:rPr>
+                <w:rFonts w:ascii="Helvetica" w:hAnsi="Helvetica" w:eastAsia="Helvetica" w:cs="Helvetica"/>
+                <w:i w:val="false"/>
+                <w:b w:val="false"/>
+                <w:u w:val="none"/>
+                <w:strike w:val="false"/>
+                <w:sz w:val="22"/>
+                <w:szCs w:val="22"/>
+                <w:color w:val="000000"/>
+              </w:rPr>
+              <w:t xml:space="preserve">WI neighbourhood × Season</w:t>
+            </w:r>
+          </w:p>
+        </w:tc>
+        <w:tc>
+          <w:tcPr>
+            <w:tcBorders>
+              <w:bottom w:val="single" w:sz="12" w:space="0" w:color="666666"/>
+              <w:top w:val="none" w:sz="0" w:space="0" w:color="000000"/>
+              <w:left w:val="none" w:sz="0" w:space="0" w:color="000000"/>
+              <w:right w:val="none" w:sz="0" w:space="0" w:color="000000"/>
+            </w:tcBorders>
+            <w:shd w:val="clear" w:color="auto" w:fill="FFFFFF"/>
+            <w:tcMar>
+              <w:top w:w="0" w:type="dxa"/>
+              <w:bottom w:w="0" w:type="dxa"/>
+              <w:left w:w="0" w:type="dxa"/>
+              <w:right w:w="0" w:type="dxa"/>
+            </w:tcMar>
+            <w:vAlign w:val="center"/>
+          </w:tcPr>
+          <w:p>
+            <w:pPr>
+              <w:pStyle w:val="Normal"/>
+              <w:jc w:val="right"/>
+              <w:pBdr>
+                <w:bottom w:val="none" w:sz="0" w:space="0" w:color="000000"/>
+                <w:top w:val="none" w:sz="0" w:space="0" w:color="000000"/>
+                <w:left w:val="none" w:sz="0" w:space="0" w:color="000000"/>
+                <w:right w:val="none" w:sz="0" w:space="0" w:color="000000"/>
+              </w:pBdr>
+              <w:spacing w:after="100" w:before="100" w:line="240"/>
+              <w:ind w:left="100" w:right="100" w:firstLine="0" w:firstLineChars="0"/>
+              <w:rPr>
+                <w:rFonts w:ascii="Helvetica" w:hAnsi="Helvetica" w:eastAsia="Helvetica" w:cs="Helvetica"/>
+                <w:i w:val="false"/>
+                <w:b w:val="false"/>
+                <w:u w:val="none"/>
+                <w:strike w:val="false"/>
+                <w:sz w:val="22"/>
+                <w:szCs w:val="22"/>
+                <w:color w:val="000000"/>
+              </w:rPr>
+            </w:pPr>
+            <w:r>
+              <w:rPr>
+                <w:rFonts w:ascii="Helvetica" w:hAnsi="Helvetica" w:eastAsia="Helvetica" w:cs="Helvetica"/>
+                <w:i w:val="false"/>
+                <w:b w:val="false"/>
+                <w:u w:val="none"/>
+                <w:strike w:val="false"/>
+                <w:sz w:val="22"/>
+                <w:szCs w:val="22"/>
+                <w:color w:val="000000"/>
+              </w:rPr>
+              <w:t xml:space="preserve">368</w:t>
+            </w:r>
+          </w:p>
+        </w:tc>
+        <w:tc>
+          <w:tcPr>
+            <w:tcBorders>
+              <w:bottom w:val="single" w:sz="12" w:space="0" w:color="666666"/>
+              <w:top w:val="none" w:sz="0" w:space="0" w:color="000000"/>
+              <w:left w:val="none" w:sz="0" w:space="0" w:color="000000"/>
+              <w:right w:val="none" w:sz="0" w:space="0" w:color="000000"/>
+            </w:tcBorders>
+            <w:shd w:val="clear" w:color="auto" w:fill="FFFFFF"/>
+            <w:tcMar>
+              <w:top w:w="0" w:type="dxa"/>
+              <w:bottom w:w="0" w:type="dxa"/>
+              <w:left w:w="0" w:type="dxa"/>
+              <w:right w:w="0" w:type="dxa"/>
+            </w:tcMar>
+            <w:vAlign w:val="center"/>
+          </w:tcPr>
+          <w:p>
+            <w:pPr>
+              <w:pStyle w:val="Normal"/>
+              <w:jc w:val="right"/>
+              <w:pBdr>
+                <w:bottom w:val="none" w:sz="0" w:space="0" w:color="000000"/>
+                <w:top w:val="none" w:sz="0" w:space="0" w:color="000000"/>
+                <w:left w:val="none" w:sz="0" w:space="0" w:color="000000"/>
+                <w:right w:val="none" w:sz="0" w:space="0" w:color="000000"/>
+              </w:pBdr>
+              <w:spacing w:after="100" w:before="100" w:line="240"/>
+              <w:ind w:left="100" w:right="100" w:firstLine="0" w:firstLineChars="0"/>
+              <w:rPr>
+                <w:rFonts w:ascii="Helvetica" w:hAnsi="Helvetica" w:eastAsia="Helvetica" w:cs="Helvetica"/>
+                <w:i w:val="false"/>
+                <w:b w:val="false"/>
+                <w:u w:val="none"/>
+                <w:strike w:val="false"/>
+                <w:sz w:val="22"/>
+                <w:szCs w:val="22"/>
+                <w:color w:val="000000"/>
+              </w:rPr>
+            </w:pPr>
+            <w:r>
+              <w:rPr>
+                <w:rFonts w:ascii="Helvetica" w:hAnsi="Helvetica" w:eastAsia="Helvetica" w:cs="Helvetica"/>
+                <w:i w:val="false"/>
+                <w:b w:val="false"/>
+                <w:u w:val="none"/>
+                <w:strike w:val="false"/>
+                <w:sz w:val="22"/>
+                <w:szCs w:val="22"/>
+                <w:color w:val="000000"/>
+              </w:rPr>
+              <w:t xml:space="preserve">0.038</w:t>
+            </w:r>
+          </w:p>
+        </w:tc>
+        <w:tc>
+          <w:tcPr>
+            <w:tcBorders>
+              <w:bottom w:val="single" w:sz="12" w:space="0" w:color="666666"/>
+              <w:top w:val="none" w:sz="0" w:space="0" w:color="000000"/>
+              <w:left w:val="none" w:sz="0" w:space="0" w:color="000000"/>
+              <w:right w:val="none" w:sz="0" w:space="0" w:color="000000"/>
+            </w:tcBorders>
+            <w:shd w:val="clear" w:color="auto" w:fill="FFFFFF"/>
+            <w:tcMar>
+              <w:top w:w="0" w:type="dxa"/>
+              <w:bottom w:w="0" w:type="dxa"/>
+              <w:left w:w="0" w:type="dxa"/>
+              <w:right w:w="0" w:type="dxa"/>
+            </w:tcMar>
+            <w:vAlign w:val="center"/>
+          </w:tcPr>
+          <w:p>
+            <w:pPr>
+              <w:pStyle w:val="Normal"/>
+              <w:jc w:val="right"/>
+              <w:pBdr>
+                <w:bottom w:val="none" w:sz="0" w:space="0" w:color="000000"/>
+                <w:top w:val="none" w:sz="0" w:space="0" w:color="000000"/>
+                <w:left w:val="none" w:sz="0" w:space="0" w:color="000000"/>
+                <w:right w:val="none" w:sz="0" w:space="0" w:color="000000"/>
+              </w:pBdr>
+              <w:spacing w:after="100" w:before="100" w:line="240"/>
+              <w:ind w:left="100" w:right="100" w:firstLine="0" w:firstLineChars="0"/>
+              <w:rPr>
+                <w:rFonts w:ascii="Helvetica" w:hAnsi="Helvetica" w:eastAsia="Helvetica" w:cs="Helvetica"/>
+                <w:i w:val="false"/>
+                <w:b w:val="false"/>
+                <w:u w:val="none"/>
+                <w:strike w:val="false"/>
+                <w:sz w:val="22"/>
+                <w:szCs w:val="22"/>
+                <w:color w:val="000000"/>
+              </w:rPr>
+            </w:pPr>
+            <w:r>
+              <w:rPr>
+                <w:rFonts w:ascii="Helvetica" w:hAnsi="Helvetica" w:eastAsia="Helvetica" w:cs="Helvetica"/>
+                <w:i w:val="false"/>
+                <w:b w:val="false"/>
+                <w:u w:val="none"/>
+                <w:strike w:val="false"/>
+                <w:sz w:val="22"/>
+                <w:szCs w:val="22"/>
+                <w:color w:val="000000"/>
+              </w:rPr>
+              <w:t xml:space="preserve">0.019</w:t>
+            </w:r>
+          </w:p>
+        </w:tc>
+        <w:tc>
+          <w:tcPr>
+            <w:tcBorders>
+              <w:bottom w:val="single" w:sz="12" w:space="0" w:color="666666"/>
+              <w:top w:val="none" w:sz="0" w:space="0" w:color="000000"/>
+              <w:left w:val="none" w:sz="0" w:space="0" w:color="000000"/>
+              <w:right w:val="none" w:sz="0" w:space="0" w:color="000000"/>
+            </w:tcBorders>
+            <w:shd w:val="clear" w:color="auto" w:fill="FFFFFF"/>
+            <w:tcMar>
+              <w:top w:w="0" w:type="dxa"/>
+              <w:bottom w:w="0" w:type="dxa"/>
+              <w:left w:w="0" w:type="dxa"/>
+              <w:right w:w="0" w:type="dxa"/>
+            </w:tcMar>
+            <w:vAlign w:val="center"/>
+          </w:tcPr>
+          <w:p>
+            <w:pPr>
+              <w:pStyle w:val="Normal"/>
+              <w:jc w:val="right"/>
+              <w:pBdr>
+                <w:bottom w:val="none" w:sz="0" w:space="0" w:color="000000"/>
+                <w:top w:val="none" w:sz="0" w:space="0" w:color="000000"/>
+                <w:left w:val="none" w:sz="0" w:space="0" w:color="000000"/>
+                <w:right w:val="none" w:sz="0" w:space="0" w:color="000000"/>
+              </w:pBdr>
+              <w:spacing w:after="100" w:before="100" w:line="240"/>
+              <w:ind w:left="100" w:right="100" w:firstLine="0" w:firstLineChars="0"/>
+              <w:rPr>
+                <w:rFonts w:ascii="Helvetica" w:hAnsi="Helvetica" w:eastAsia="Helvetica" w:cs="Helvetica"/>
+                <w:i w:val="false"/>
+                <w:b w:val="false"/>
+                <w:u w:val="none"/>
+                <w:strike w:val="false"/>
+                <w:sz w:val="22"/>
+                <w:szCs w:val="22"/>
+                <w:color w:val="000000"/>
+              </w:rPr>
+            </w:pPr>
+            <w:r>
+              <w:rPr>
+                <w:rFonts w:ascii="Helvetica" w:hAnsi="Helvetica" w:eastAsia="Helvetica" w:cs="Helvetica"/>
+                <w:i w:val="false"/>
+                <w:b w:val="false"/>
+                <w:u w:val="none"/>
+                <w:strike w:val="false"/>
+                <w:sz w:val="22"/>
+                <w:szCs w:val="22"/>
+                <w:color w:val="000000"/>
+              </w:rPr>
+              <w:t xml:space="preserve">2,515.0</w:t>
+            </w:r>
+          </w:p>
+        </w:tc>
+        <w:tc>
+          <w:tcPr>
+            <w:tcBorders>
+              <w:bottom w:val="single" w:sz="12" w:space="0" w:color="666666"/>
+              <w:top w:val="none" w:sz="0" w:space="0" w:color="000000"/>
+              <w:left w:val="none" w:sz="0" w:space="0" w:color="000000"/>
+              <w:right w:val="none" w:sz="0" w:space="0" w:color="000000"/>
+            </w:tcBorders>
+            <w:shd w:val="clear" w:color="auto" w:fill="FFFFFF"/>
+            <w:tcMar>
+              <w:top w:w="0" w:type="dxa"/>
+              <w:bottom w:w="0" w:type="dxa"/>
+              <w:left w:w="0" w:type="dxa"/>
+              <w:right w:w="0" w:type="dxa"/>
+            </w:tcMar>
+            <w:vAlign w:val="center"/>
+          </w:tcPr>
+          <w:p>
+            <w:pPr>
+              <w:pStyle w:val="Normal"/>
+              <w:jc w:val="right"/>
+              <w:pBdr>
+                <w:bottom w:val="none" w:sz="0" w:space="0" w:color="000000"/>
+                <w:top w:val="none" w:sz="0" w:space="0" w:color="000000"/>
+                <w:left w:val="none" w:sz="0" w:space="0" w:color="000000"/>
+                <w:right w:val="none" w:sz="0" w:space="0" w:color="000000"/>
+              </w:pBdr>
+              <w:spacing w:after="100" w:before="100" w:line="240"/>
+              <w:ind w:left="100" w:right="100" w:firstLine="0" w:firstLineChars="0"/>
+              <w:rPr>
+                <w:rFonts w:ascii="Helvetica" w:hAnsi="Helvetica" w:eastAsia="Helvetica" w:cs="Helvetica"/>
+                <w:i w:val="false"/>
+                <w:b w:val="false"/>
+                <w:u w:val="none"/>
+                <w:strike w:val="false"/>
+                <w:sz w:val="22"/>
+                <w:szCs w:val="22"/>
+                <w:color w:val="000000"/>
+              </w:rPr>
+            </w:pPr>
+            <w:r>
+              <w:rPr>
+                <w:rFonts w:ascii="Helvetica" w:hAnsi="Helvetica" w:eastAsia="Helvetica" w:cs="Helvetica"/>
+                <w:i w:val="false"/>
+                <w:b w:val="false"/>
+                <w:u w:val="none"/>
+                <w:strike w:val="false"/>
+                <w:sz w:val="22"/>
+                <w:szCs w:val="22"/>
+                <w:color w:val="000000"/>
+              </w:rPr>
+              <w:t xml:space="preserve">2,550.2</w:t>
+            </w:r>
+          </w:p>
+        </w:tc>
+        <w:tc>
+          <w:tcPr>
+            <w:tcBorders>
+              <w:bottom w:val="single" w:sz="12" w:space="0" w:color="666666"/>
+              <w:top w:val="none" w:sz="0" w:space="0" w:color="000000"/>
+              <w:left w:val="none" w:sz="0" w:space="0" w:color="000000"/>
+              <w:right w:val="none" w:sz="0" w:space="0" w:color="000000"/>
+            </w:tcBorders>
+            <w:shd w:val="clear" w:color="auto" w:fill="FFFFFF"/>
+            <w:tcMar>
+              <w:top w:w="0" w:type="dxa"/>
+              <w:bottom w:w="0" w:type="dxa"/>
+              <w:left w:w="0" w:type="dxa"/>
+              <w:right w:w="0" w:type="dxa"/>
+            </w:tcMar>
+            <w:vAlign w:val="center"/>
+          </w:tcPr>
+          <w:p>
+            <w:pPr>
+              <w:pStyle w:val="Normal"/>
+              <w:jc w:val="right"/>
+              <w:pBdr>
+                <w:bottom w:val="none" w:sz="0" w:space="0" w:color="000000"/>
+                <w:top w:val="none" w:sz="0" w:space="0" w:color="000000"/>
+                <w:left w:val="none" w:sz="0" w:space="0" w:color="000000"/>
+                <w:right w:val="none" w:sz="0" w:space="0" w:color="000000"/>
+              </w:pBdr>
+              <w:spacing w:after="100" w:before="100" w:line="240"/>
+              <w:ind w:left="100" w:right="100" w:firstLine="0" w:firstLineChars="0"/>
+              <w:rPr>
+                <w:rFonts w:ascii="Helvetica" w:hAnsi="Helvetica" w:eastAsia="Helvetica" w:cs="Helvetica"/>
+                <w:i w:val="false"/>
+                <w:b w:val="false"/>
+                <w:u w:val="none"/>
+                <w:strike w:val="false"/>
+                <w:sz w:val="22"/>
+                <w:szCs w:val="22"/>
+                <w:color w:val="999999"/>
+              </w:rPr>
+            </w:pPr>
+            <w:r>
+              <w:rPr>
+                <w:rFonts w:ascii="Helvetica" w:hAnsi="Helvetica" w:eastAsia="Helvetica" w:cs="Helvetica"/>
+                <w:i w:val="false"/>
+                <w:b w:val="false"/>
+                <w:u w:val="none"/>
+                <w:strike w:val="false"/>
+                <w:sz w:val="22"/>
+                <w:szCs w:val="22"/>
+                <w:color w:val="999999"/>
+              </w:rPr>
+              <w:t xml:space="preserve">14.9</w:t>
+            </w:r>
+          </w:p>
+        </w:tc>
+      </w:tr>
+    </w:tbl>
+    <w:p>
+      <w:pPr/>
+      <w:r>
+        <w:br w:type="page"/>
+      </w:r>
+    </w:p>
+    <w:p>
+      <w:pPr>
+        <w:pStyle w:val="Titre1"/>
+      </w:pPr>
+      <w:r>
+        <w:t xml:space="preserve">Panel B — Model Fit Statistics (m_b1–m_b4)</w:t>
+      </w:r>
+    </w:p>
+    <w:p>
+      <w:pPr>
+        <w:pStyle w:val="TableCaption"/>
+        <w:jc w:val="center"/>
+        <w:keepNext/>
+        <w:pBdr>
+          <w:bottom w:val="none" w:sz="0" w:space="0" w:color="000000"/>
+          <w:top w:val="none" w:sz="0" w:space="0" w:color="000000"/>
+          <w:left w:val="none" w:sz="0" w:space="0" w:color="000000"/>
+          <w:right w:val="none" w:sz="0" w:space="0" w:color="000000"/>
+        </w:pBdr>
+        <w:spacing w:after="60" w:before="60" w:line="240"/>
+        <w:ind w:left="60" w:right="60" w:firstLine="0" w:firstLineChars="0"/>
+      </w:pPr>
+      <w:r>
+        <w:t xml:space="preserve">Panel B — Model fit statistics (core models m_b1–m_b4). Green = best model.</w:t>
+      </w:r>
+    </w:p>
+    <w:tbl xmlns:a="http://schemas.openxmlformats.org/drawingml/2006/main" xmlns:pic="http://schemas.openxmlformats.org/drawingml/2006/picture">
+      <w:tblPr>
+        <w:tblLayout w:type="fixed"/>
+        <w:jc w:val="center"/>
+        <w:tblLook w:firstRow="1" w:lastRow="0" w:firstColumn="0" w:lastColumn="0" w:noHBand="0" w:noVBand="1"/>
+      </w:tblPr>
+      <w:tblGrid>
+        <w:gridCol w:w="3956"/>
+        <w:gridCol w:w="1010"/>
+        <w:gridCol w:w="3205"/>
+        <w:gridCol w:w="778"/>
+        <w:gridCol w:w="1743"/>
+        <w:gridCol w:w="961"/>
+        <w:gridCol w:w="961"/>
+        <w:gridCol w:w="936"/>
+      </w:tblGrid>
+      <w:tr>
+        <w:trPr>
+          <w:trHeight w:val="577" w:hRule="auto"/>
+          <w:tblHeader/>
+        </w:trPr>
+        <w:tc>
+          <w:tcPr>
+            <w:tcBorders>
+              <w:bottom w:val="single" w:sz="12" w:space="0" w:color="666666"/>
+              <w:top w:val="single" w:sz="12" w:space="0" w:color="666666"/>
+              <w:left w:val="none" w:sz="0" w:space="0" w:color="000000"/>
+              <w:right w:val="none" w:sz="0" w:space="0" w:color="000000"/>
+            </w:tcBorders>
+            <w:shd w:val="clear" w:color="auto" w:fill="2C3E50"/>
+            <w:tcMar>
+              <w:top w:w="0" w:type="dxa"/>
+              <w:bottom w:w="0" w:type="dxa"/>
+              <w:left w:w="0" w:type="dxa"/>
+              <w:right w:w="0" w:type="dxa"/>
+            </w:tcMar>
+            <w:vAlign w:val="center"/>
+          </w:tcPr>
+          <w:p>
+            <w:pPr>
+              <w:pStyle w:val="Normal"/>
+              <w:jc w:val="left"/>
+              <w:pBdr>
+                <w:bottom w:val="none" w:sz="0" w:space="0" w:color="000000"/>
+                <w:top w:val="none" w:sz="0" w:space="0" w:color="000000"/>
+                <w:left w:val="none" w:sz="0" w:space="0" w:color="000000"/>
+                <w:right w:val="none" w:sz="0" w:space="0" w:color="000000"/>
+              </w:pBdr>
+              <w:spacing w:after="100" w:before="100" w:line="240"/>
+              <w:ind w:left="100" w:right="100" w:firstLine="0" w:firstLineChars="0"/>
+              <w:rPr>
+                <w:rFonts w:ascii="Helvetica" w:hAnsi="Helvetica" w:eastAsia="Helvetica" w:cs="Helvetica"/>
+                <w:i w:val="false"/>
+                <w:b w:val="false"/>
+                <w:u w:val="none"/>
+                <w:strike w:val="false"/>
+                <w:sz w:val="22"/>
+                <w:szCs w:val="22"/>
+                <w:color w:val="FFFFFF"/>
+              </w:rPr>
+            </w:pPr>
+            <w:r>
+              <w:rPr>
+                <w:rFonts w:ascii="Helvetica" w:hAnsi="Helvetica" w:eastAsia="Helvetica" w:cs="Helvetica"/>
+                <w:i w:val="false"/>
+                <w:b w:val="false"/>
+                <w:u w:val="none"/>
+                <w:strike w:val="false"/>
+                <w:sz w:val="22"/>
+                <w:szCs w:val="22"/>
+                <w:color w:val="FFFFFF"/>
+              </w:rPr>
+              <w:t xml:space="preserve">Panel</w:t>
+            </w:r>
+          </w:p>
+        </w:tc>
+        <w:tc>
+          <w:tcPr>
+            <w:tcBorders>
+              <w:bottom w:val="single" w:sz="12" w:space="0" w:color="666666"/>
+              <w:top w:val="single" w:sz="12" w:space="0" w:color="666666"/>
+              <w:left w:val="none" w:sz="0" w:space="0" w:color="000000"/>
+              <w:right w:val="none" w:sz="0" w:space="0" w:color="000000"/>
+            </w:tcBorders>
+            <w:shd w:val="clear" w:color="auto" w:fill="2C3E50"/>
+            <w:tcMar>
+              <w:top w:w="0" w:type="dxa"/>
+              <w:bottom w:w="0" w:type="dxa"/>
+              <w:left w:w="0" w:type="dxa"/>
+              <w:right w:w="0" w:type="dxa"/>
+            </w:tcMar>
+            <w:vAlign w:val="center"/>
+          </w:tcPr>
+          <w:p>
+            <w:pPr>
+              <w:pStyle w:val="Normal"/>
+              <w:jc w:val="left"/>
+              <w:pBdr>
+                <w:bottom w:val="none" w:sz="0" w:space="0" w:color="000000"/>
+                <w:top w:val="none" w:sz="0" w:space="0" w:color="000000"/>
+                <w:left w:val="none" w:sz="0" w:space="0" w:color="000000"/>
+                <w:right w:val="none" w:sz="0" w:space="0" w:color="000000"/>
+              </w:pBdr>
+              <w:spacing w:after="100" w:before="100" w:line="240"/>
+              <w:ind w:left="100" w:right="100" w:firstLine="0" w:firstLineChars="0"/>
+              <w:rPr>
+                <w:rFonts w:ascii="Helvetica" w:hAnsi="Helvetica" w:eastAsia="Helvetica" w:cs="Helvetica"/>
+                <w:i w:val="false"/>
+                <w:b w:val="false"/>
+                <w:u w:val="none"/>
+                <w:strike w:val="false"/>
+                <w:sz w:val="22"/>
+                <w:szCs w:val="22"/>
+                <w:color w:val="FFFFFF"/>
+              </w:rPr>
+            </w:pPr>
+            <w:r>
+              <w:rPr>
+                <w:rFonts w:ascii="Helvetica" w:hAnsi="Helvetica" w:eastAsia="Helvetica" w:cs="Helvetica"/>
+                <w:i w:val="false"/>
+                <w:b w:val="false"/>
+                <w:u w:val="none"/>
+                <w:strike w:val="false"/>
+                <w:sz w:val="22"/>
+                <w:szCs w:val="22"/>
+                <w:color w:val="FFFFFF"/>
+              </w:rPr>
+              <w:t xml:space="preserve">Model</w:t>
+            </w:r>
+          </w:p>
+        </w:tc>
+        <w:tc>
+          <w:tcPr>
+            <w:tcBorders>
+              <w:bottom w:val="single" w:sz="12" w:space="0" w:color="666666"/>
+              <w:top w:val="single" w:sz="12" w:space="0" w:color="666666"/>
+              <w:left w:val="none" w:sz="0" w:space="0" w:color="000000"/>
+              <w:right w:val="none" w:sz="0" w:space="0" w:color="000000"/>
+            </w:tcBorders>
+            <w:shd w:val="clear" w:color="auto" w:fill="2C3E50"/>
+            <w:tcMar>
+              <w:top w:w="0" w:type="dxa"/>
+              <w:bottom w:w="0" w:type="dxa"/>
+              <w:left w:w="0" w:type="dxa"/>
+              <w:right w:w="0" w:type="dxa"/>
+            </w:tcMar>
+            <w:vAlign w:val="center"/>
+          </w:tcPr>
+          <w:p>
+            <w:pPr>
+              <w:pStyle w:val="Normal"/>
+              <w:jc w:val="left"/>
+              <w:pBdr>
+                <w:bottom w:val="none" w:sz="0" w:space="0" w:color="000000"/>
+                <w:top w:val="none" w:sz="0" w:space="0" w:color="000000"/>
+                <w:left w:val="none" w:sz="0" w:space="0" w:color="000000"/>
+                <w:right w:val="none" w:sz="0" w:space="0" w:color="000000"/>
+              </w:pBdr>
+              <w:spacing w:after="100" w:before="100" w:line="240"/>
+              <w:ind w:left="100" w:right="100" w:firstLine="0" w:firstLineChars="0"/>
+              <w:rPr>
+                <w:rFonts w:ascii="Helvetica" w:hAnsi="Helvetica" w:eastAsia="Helvetica" w:cs="Helvetica"/>
+                <w:i w:val="false"/>
+                <w:b w:val="false"/>
+                <w:u w:val="none"/>
+                <w:strike w:val="false"/>
+                <w:sz w:val="22"/>
+                <w:szCs w:val="22"/>
+                <w:color w:val="FFFFFF"/>
+              </w:rPr>
+            </w:pPr>
+            <w:r>
+              <w:rPr>
+                <w:rFonts w:ascii="Helvetica" w:hAnsi="Helvetica" w:eastAsia="Helvetica" w:cs="Helvetica"/>
+                <w:i w:val="false"/>
+                <w:b w:val="false"/>
+                <w:u w:val="none"/>
+                <w:strike w:val="false"/>
+                <w:sz w:val="22"/>
+                <w:szCs w:val="22"/>
+                <w:color w:val="FFFFFF"/>
+              </w:rPr>
+              <w:t xml:space="preserve">Predictors</w:t>
+            </w:r>
+          </w:p>
+        </w:tc>
+        <w:tc>
+          <w:tcPr>
+            <w:tcBorders>
+              <w:bottom w:val="single" w:sz="12" w:space="0" w:color="666666"/>
+              <w:top w:val="single" w:sz="12" w:space="0" w:color="666666"/>
+              <w:left w:val="none" w:sz="0" w:space="0" w:color="000000"/>
+              <w:right w:val="none" w:sz="0" w:space="0" w:color="000000"/>
+            </w:tcBorders>
+            <w:shd w:val="clear" w:color="auto" w:fill="2C3E50"/>
+            <w:tcMar>
+              <w:top w:w="0" w:type="dxa"/>
+              <w:bottom w:w="0" w:type="dxa"/>
+              <w:left w:w="0" w:type="dxa"/>
+              <w:right w:w="0" w:type="dxa"/>
+            </w:tcMar>
+            <w:vAlign w:val="center"/>
+          </w:tcPr>
+          <w:p>
+            <w:pPr>
+              <w:pStyle w:val="Normal"/>
+              <w:jc w:val="right"/>
+              <w:pBdr>
+                <w:bottom w:val="none" w:sz="0" w:space="0" w:color="000000"/>
+                <w:top w:val="none" w:sz="0" w:space="0" w:color="000000"/>
+                <w:left w:val="none" w:sz="0" w:space="0" w:color="000000"/>
+                <w:right w:val="none" w:sz="0" w:space="0" w:color="000000"/>
+              </w:pBdr>
+              <w:spacing w:after="100" w:before="100" w:line="240"/>
+              <w:ind w:left="100" w:right="100" w:firstLine="0" w:firstLineChars="0"/>
+              <w:rPr>
+                <w:rFonts w:ascii="Helvetica" w:hAnsi="Helvetica" w:eastAsia="Helvetica" w:cs="Helvetica"/>
+                <w:i w:val="false"/>
+                <w:b w:val="false"/>
+                <w:u w:val="none"/>
+                <w:strike w:val="false"/>
+                <w:sz w:val="22"/>
+                <w:szCs w:val="22"/>
+                <w:color w:val="FFFFFF"/>
+              </w:rPr>
+            </w:pPr>
+            <w:r>
+              <w:rPr>
+                <w:rFonts w:ascii="Helvetica" w:hAnsi="Helvetica" w:eastAsia="Helvetica" w:cs="Helvetica"/>
+                <w:i w:val="false"/>
+                <w:b w:val="false"/>
+                <w:u w:val="none"/>
+                <w:strike w:val="false"/>
+                <w:sz w:val="22"/>
+                <w:szCs w:val="22"/>
+                <w:color w:val="FFFFFF"/>
+              </w:rPr>
+              <w:t xml:space="preserve">N</w:t>
+            </w:r>
+          </w:p>
+        </w:tc>
+        <w:tc>
+          <w:tcPr>
+            <w:tcBorders>
+              <w:bottom w:val="single" w:sz="12" w:space="0" w:color="666666"/>
+              <w:top w:val="single" w:sz="12" w:space="0" w:color="666666"/>
+              <w:left w:val="none" w:sz="0" w:space="0" w:color="000000"/>
+              <w:right w:val="none" w:sz="0" w:space="0" w:color="000000"/>
+            </w:tcBorders>
+            <w:shd w:val="clear" w:color="auto" w:fill="2C3E50"/>
+            <w:tcMar>
+              <w:top w:w="0" w:type="dxa"/>
+              <w:bottom w:w="0" w:type="dxa"/>
+              <w:left w:w="0" w:type="dxa"/>
+              <w:right w:w="0" w:type="dxa"/>
+            </w:tcMar>
+            <w:vAlign w:val="center"/>
+          </w:tcPr>
+          <w:p>
+            <w:pPr>
+              <w:pStyle w:val="Normal"/>
+              <w:jc w:val="right"/>
+              <w:pBdr>
+                <w:bottom w:val="none" w:sz="0" w:space="0" w:color="000000"/>
+                <w:top w:val="none" w:sz="0" w:space="0" w:color="000000"/>
+                <w:left w:val="none" w:sz="0" w:space="0" w:color="000000"/>
+                <w:right w:val="none" w:sz="0" w:space="0" w:color="000000"/>
+              </w:pBdr>
+              <w:spacing w:after="100" w:before="100" w:line="240"/>
+              <w:ind w:left="100" w:right="100" w:firstLine="0" w:firstLineChars="0"/>
+              <w:rPr>
+                <w:rFonts w:ascii="Helvetica" w:hAnsi="Helvetica" w:eastAsia="Helvetica" w:cs="Helvetica"/>
+                <w:i w:val="false"/>
+                <w:b w:val="false"/>
+                <w:u w:val="none"/>
+                <w:strike w:val="false"/>
+                <w:sz w:val="22"/>
+                <w:szCs w:val="22"/>
+                <w:color w:val="FFFFFF"/>
+              </w:rPr>
+            </w:pPr>
+            <w:r>
+              <w:rPr>
+                <w:rFonts w:ascii="Helvetica" w:hAnsi="Helvetica" w:eastAsia="Helvetica" w:cs="Helvetica"/>
+                <w:i w:val="false"/>
+                <w:b w:val="false"/>
+                <w:u w:val="none"/>
+                <w:strike w:val="false"/>
+                <w:sz w:val="22"/>
+                <w:szCs w:val="22"/>
+                <w:color w:val="FFFFFF"/>
+              </w:rPr>
+              <w:t xml:space="preserve">McFadden R²</w:t>
+            </w:r>
+          </w:p>
+        </w:tc>
+        <w:tc>
+          <w:tcPr>
+            <w:tcBorders>
+              <w:bottom w:val="single" w:sz="12" w:space="0" w:color="666666"/>
+              <w:top w:val="single" w:sz="12" w:space="0" w:color="666666"/>
+              <w:left w:val="none" w:sz="0" w:space="0" w:color="000000"/>
+              <w:right w:val="none" w:sz="0" w:space="0" w:color="000000"/>
+            </w:tcBorders>
+            <w:shd w:val="clear" w:color="auto" w:fill="2C3E50"/>
+            <w:tcMar>
+              <w:top w:w="0" w:type="dxa"/>
+              <w:bottom w:w="0" w:type="dxa"/>
+              <w:left w:w="0" w:type="dxa"/>
+              <w:right w:w="0" w:type="dxa"/>
+            </w:tcMar>
+            <w:vAlign w:val="center"/>
+          </w:tcPr>
+          <w:p>
+            <w:pPr>
+              <w:pStyle w:val="Normal"/>
+              <w:jc w:val="right"/>
+              <w:pBdr>
+                <w:bottom w:val="none" w:sz="0" w:space="0" w:color="000000"/>
+                <w:top w:val="none" w:sz="0" w:space="0" w:color="000000"/>
+                <w:left w:val="none" w:sz="0" w:space="0" w:color="000000"/>
+                <w:right w:val="none" w:sz="0" w:space="0" w:color="000000"/>
+              </w:pBdr>
+              <w:spacing w:after="100" w:before="100" w:line="240"/>
+              <w:ind w:left="100" w:right="100" w:firstLine="0" w:firstLineChars="0"/>
+              <w:rPr>
+                <w:rFonts w:ascii="Helvetica" w:hAnsi="Helvetica" w:eastAsia="Helvetica" w:cs="Helvetica"/>
+                <w:i w:val="false"/>
+                <w:b w:val="false"/>
+                <w:u w:val="none"/>
+                <w:strike w:val="false"/>
+                <w:sz w:val="22"/>
+                <w:szCs w:val="22"/>
+                <w:color w:val="FFFFFF"/>
+              </w:rPr>
+            </w:pPr>
+            <w:r>
+              <w:rPr>
+                <w:rFonts w:ascii="Helvetica" w:hAnsi="Helvetica" w:eastAsia="Helvetica" w:cs="Helvetica"/>
+                <w:i w:val="false"/>
+                <w:b w:val="false"/>
+                <w:u w:val="none"/>
+                <w:strike w:val="false"/>
+                <w:sz w:val="22"/>
+                <w:szCs w:val="22"/>
+                <w:color w:val="FFFFFF"/>
+              </w:rPr>
+              <w:t xml:space="preserve">AIC</w:t>
+            </w:r>
+          </w:p>
+        </w:tc>
+        <w:tc>
+          <w:tcPr>
+            <w:tcBorders>
+              <w:bottom w:val="single" w:sz="12" w:space="0" w:color="666666"/>
+              <w:top w:val="single" w:sz="12" w:space="0" w:color="666666"/>
+              <w:left w:val="none" w:sz="0" w:space="0" w:color="000000"/>
+              <w:right w:val="none" w:sz="0" w:space="0" w:color="000000"/>
+            </w:tcBorders>
+            <w:shd w:val="clear" w:color="auto" w:fill="2C3E50"/>
+            <w:tcMar>
+              <w:top w:w="0" w:type="dxa"/>
+              <w:bottom w:w="0" w:type="dxa"/>
+              <w:left w:w="0" w:type="dxa"/>
+              <w:right w:w="0" w:type="dxa"/>
+            </w:tcMar>
+            <w:vAlign w:val="center"/>
+          </w:tcPr>
+          <w:p>
+            <w:pPr>
+              <w:pStyle w:val="Normal"/>
+              <w:jc w:val="right"/>
+              <w:pBdr>
+                <w:bottom w:val="none" w:sz="0" w:space="0" w:color="000000"/>
+                <w:top w:val="none" w:sz="0" w:space="0" w:color="000000"/>
+                <w:left w:val="none" w:sz="0" w:space="0" w:color="000000"/>
+                <w:right w:val="none" w:sz="0" w:space="0" w:color="000000"/>
+              </w:pBdr>
+              <w:spacing w:after="100" w:before="100" w:line="240"/>
+              <w:ind w:left="100" w:right="100" w:firstLine="0" w:firstLineChars="0"/>
+              <w:rPr>
+                <w:rFonts w:ascii="Helvetica" w:hAnsi="Helvetica" w:eastAsia="Helvetica" w:cs="Helvetica"/>
+                <w:i w:val="false"/>
+                <w:b w:val="false"/>
+                <w:u w:val="none"/>
+                <w:strike w:val="false"/>
+                <w:sz w:val="22"/>
+                <w:szCs w:val="22"/>
+                <w:color w:val="FFFFFF"/>
+              </w:rPr>
+            </w:pPr>
+            <w:r>
+              <w:rPr>
+                <w:rFonts w:ascii="Helvetica" w:hAnsi="Helvetica" w:eastAsia="Helvetica" w:cs="Helvetica"/>
+                <w:i w:val="false"/>
+                <w:b w:val="false"/>
+                <w:u w:val="none"/>
+                <w:strike w:val="false"/>
+                <w:sz w:val="22"/>
+                <w:szCs w:val="22"/>
+                <w:color w:val="FFFFFF"/>
+              </w:rPr>
+              <w:t xml:space="preserve">BIC</w:t>
+            </w:r>
+          </w:p>
+        </w:tc>
+        <w:tc>
+          <w:tcPr>
+            <w:tcBorders>
+              <w:bottom w:val="single" w:sz="12" w:space="0" w:color="666666"/>
+              <w:top w:val="single" w:sz="12" w:space="0" w:color="666666"/>
+              <w:left w:val="none" w:sz="0" w:space="0" w:color="000000"/>
+              <w:right w:val="none" w:sz="0" w:space="0" w:color="000000"/>
+            </w:tcBorders>
+            <w:shd w:val="clear" w:color="auto" w:fill="2C3E50"/>
+            <w:tcMar>
+              <w:top w:w="0" w:type="dxa"/>
+              <w:bottom w:w="0" w:type="dxa"/>
+              <w:left w:w="0" w:type="dxa"/>
+              <w:right w:w="0" w:type="dxa"/>
+            </w:tcMar>
+            <w:vAlign w:val="center"/>
+          </w:tcPr>
+          <w:p>
+            <w:pPr>
+              <w:pStyle w:val="Normal"/>
+              <w:jc w:val="right"/>
+              <w:pBdr>
+                <w:bottom w:val="none" w:sz="0" w:space="0" w:color="000000"/>
+                <w:top w:val="none" w:sz="0" w:space="0" w:color="000000"/>
+                <w:left w:val="none" w:sz="0" w:space="0" w:color="000000"/>
+                <w:right w:val="none" w:sz="0" w:space="0" w:color="000000"/>
+              </w:pBdr>
+              <w:spacing w:after="100" w:before="100" w:line="240"/>
+              <w:ind w:left="100" w:right="100" w:firstLine="0" w:firstLineChars="0"/>
+              <w:rPr>
+                <w:rFonts w:ascii="Helvetica" w:hAnsi="Helvetica" w:eastAsia="Helvetica" w:cs="Helvetica"/>
+                <w:i w:val="false"/>
+                <w:b w:val="false"/>
+                <w:u w:val="none"/>
+                <w:strike w:val="false"/>
+                <w:sz w:val="22"/>
+                <w:szCs w:val="22"/>
+                <w:color w:val="FFFFFF"/>
+              </w:rPr>
+            </w:pPr>
+            <w:r>
+              <w:rPr>
+                <w:rFonts w:ascii="Helvetica" w:hAnsi="Helvetica" w:eastAsia="Helvetica" w:cs="Helvetica"/>
+                <w:i w:val="false"/>
+                <w:b w:val="false"/>
+                <w:u w:val="none"/>
+                <w:strike w:val="false"/>
+                <w:sz w:val="22"/>
+                <w:szCs w:val="22"/>
+                <w:color w:val="FFFFFF"/>
+              </w:rPr>
+              <w:t xml:space="preserve">ΔAIC</w:t>
+            </w:r>
+          </w:p>
+        </w:tc>
+      </w:tr>
+      <w:tr>
+        <w:trPr>
+          <w:trHeight w:val="620" w:hRule="auto"/>
+        </w:trPr>
+        <w:tc>
+          <w:tcPr>
+            <w:tcBorders>
+              <w:bottom w:val="none" w:sz="0" w:space="0" w:color="000000"/>
+              <w:top w:val="single" w:sz="12" w:space="0" w:color="666666"/>
+              <w:left w:val="none" w:sz="0" w:space="0" w:color="000000"/>
+              <w:right w:val="none" w:sz="0" w:space="0" w:color="000000"/>
+            </w:tcBorders>
+            <w:shd w:val="clear" w:color="auto" w:fill="D4EDDA"/>
+            <w:tcMar>
+              <w:top w:w="0" w:type="dxa"/>
+              <w:bottom w:w="0" w:type="dxa"/>
+              <w:left w:w="0" w:type="dxa"/>
+              <w:right w:w="0" w:type="dxa"/>
+            </w:tcMar>
+            <w:vAlign w:val="center"/>
+          </w:tcPr>
+          <w:p>
+            <w:pPr>
+              <w:pStyle w:val="Normal"/>
+              <w:jc w:val="left"/>
+              <w:pBdr>
+                <w:bottom w:val="none" w:sz="0" w:space="0" w:color="000000"/>
+                <w:top w:val="none" w:sz="0" w:space="0" w:color="000000"/>
+                <w:left w:val="none" w:sz="0" w:space="0" w:color="000000"/>
+                <w:right w:val="none" w:sz="0" w:space="0" w:color="000000"/>
+              </w:pBdr>
+              <w:spacing w:after="100" w:before="100" w:line="240"/>
+              <w:ind w:left="100" w:right="100" w:firstLine="0" w:firstLineChars="0"/>
+              <w:rPr>
+                <w:rFonts w:ascii="Helvetica" w:hAnsi="Helvetica" w:eastAsia="Helvetica" w:cs="Helvetica"/>
+                <w:i w:val="false"/>
+                <w:b w:val="false"/>
+                <w:u w:val="none"/>
+                <w:strike w:val="false"/>
+                <w:sz w:val="22"/>
+                <w:szCs w:val="22"/>
+                <w:color w:val="000000"/>
+              </w:rPr>
+            </w:pPr>
+            <w:r>
+              <w:rPr>
+                <w:rFonts w:ascii="Helvetica" w:hAnsi="Helvetica" w:eastAsia="Helvetica" w:cs="Helvetica"/>
+                <w:i w:val="false"/>
+                <w:b w:val="false"/>
+                <w:u w:val="none"/>
+                <w:strike w:val="false"/>
+                <w:sz w:val="22"/>
+                <w:szCs w:val="22"/>
+                <w:color w:val="000000"/>
+              </w:rPr>
+              <w:t xml:space="preserve">B — Water-related emotion (logistic)</w:t>
+            </w:r>
+          </w:p>
+        </w:tc>
+        <w:tc>
+          <w:tcPr>
+            <w:tcBorders>
+              <w:bottom w:val="none" w:sz="0" w:space="0" w:color="000000"/>
+              <w:top w:val="single" w:sz="12" w:space="0" w:color="666666"/>
+              <w:left w:val="none" w:sz="0" w:space="0" w:color="000000"/>
+              <w:right w:val="none" w:sz="0" w:space="0" w:color="000000"/>
+            </w:tcBorders>
+            <w:shd w:val="clear" w:color="auto" w:fill="D4EDDA"/>
+            <w:tcMar>
+              <w:top w:w="0" w:type="dxa"/>
+              <w:bottom w:w="0" w:type="dxa"/>
+              <w:left w:w="0" w:type="dxa"/>
+              <w:right w:w="0" w:type="dxa"/>
+            </w:tcMar>
+            <w:vAlign w:val="center"/>
+          </w:tcPr>
+          <w:p>
+            <w:pPr>
+              <w:pStyle w:val="Normal"/>
+              <w:jc w:val="left"/>
+              <w:pBdr>
+                <w:bottom w:val="none" w:sz="0" w:space="0" w:color="000000"/>
+                <w:top w:val="none" w:sz="0" w:space="0" w:color="000000"/>
+                <w:left w:val="none" w:sz="0" w:space="0" w:color="000000"/>
+                <w:right w:val="none" w:sz="0" w:space="0" w:color="000000"/>
+              </w:pBdr>
+              <w:spacing w:after="100" w:before="100" w:line="240"/>
+              <w:ind w:left="100" w:right="100" w:firstLine="0" w:firstLineChars="0"/>
+              <w:rPr>
+                <w:rFonts w:ascii="Helvetica" w:hAnsi="Helvetica" w:eastAsia="Helvetica" w:cs="Helvetica"/>
+                <w:i w:val="false"/>
+                <w:b w:val="false"/>
+                <w:u w:val="none"/>
+                <w:strike w:val="false"/>
+                <w:sz w:val="22"/>
+                <w:szCs w:val="22"/>
+                <w:color w:val="000000"/>
+              </w:rPr>
+            </w:pPr>
+            <w:r>
+              <w:rPr>
+                <w:rFonts w:ascii="Helvetica" w:hAnsi="Helvetica" w:eastAsia="Helvetica" w:cs="Helvetica"/>
+                <w:i w:val="false"/>
+                <w:b w:val="false"/>
+                <w:u w:val="none"/>
+                <w:strike w:val="false"/>
+                <w:sz w:val="22"/>
+                <w:szCs w:val="22"/>
+                <w:color w:val="000000"/>
+              </w:rPr>
+              <w:t xml:space="preserve">m_b1</w:t>
+            </w:r>
+          </w:p>
+        </w:tc>
+        <w:tc>
+          <w:tcPr>
+            <w:tcBorders>
+              <w:bottom w:val="none" w:sz="0" w:space="0" w:color="000000"/>
+              <w:top w:val="single" w:sz="12" w:space="0" w:color="666666"/>
+              <w:left w:val="none" w:sz="0" w:space="0" w:color="000000"/>
+              <w:right w:val="none" w:sz="0" w:space="0" w:color="000000"/>
+            </w:tcBorders>
+            <w:shd w:val="clear" w:color="auto" w:fill="D4EDDA"/>
+            <w:tcMar>
+              <w:top w:w="0" w:type="dxa"/>
+              <w:bottom w:w="0" w:type="dxa"/>
+              <w:left w:w="0" w:type="dxa"/>
+              <w:right w:w="0" w:type="dxa"/>
+            </w:tcMar>
+            <w:vAlign w:val="center"/>
+          </w:tcPr>
+          <w:p>
+            <w:pPr>
+              <w:pStyle w:val="Normal"/>
+              <w:jc w:val="left"/>
+              <w:pBdr>
+                <w:bottom w:val="none" w:sz="0" w:space="0" w:color="000000"/>
+                <w:top w:val="none" w:sz="0" w:space="0" w:color="000000"/>
+                <w:left w:val="none" w:sz="0" w:space="0" w:color="000000"/>
+                <w:right w:val="none" w:sz="0" w:space="0" w:color="000000"/>
+              </w:pBdr>
+              <w:spacing w:after="100" w:before="100" w:line="240"/>
+              <w:ind w:left="100" w:right="100" w:firstLine="0" w:firstLineChars="0"/>
+              <w:rPr>
+                <w:rFonts w:ascii="Helvetica" w:hAnsi="Helvetica" w:eastAsia="Helvetica" w:cs="Helvetica"/>
+                <w:i w:val="false"/>
+                <w:b w:val="false"/>
+                <w:u w:val="none"/>
+                <w:strike w:val="false"/>
+                <w:sz w:val="22"/>
+                <w:szCs w:val="22"/>
+                <w:color w:val="000000"/>
+              </w:rPr>
+            </w:pPr>
+            <w:r>
+              <w:rPr>
+                <w:rFonts w:ascii="Helvetica" w:hAnsi="Helvetica" w:eastAsia="Helvetica" w:cs="Helvetica"/>
+                <w:i w:val="false"/>
+                <w:b w:val="false"/>
+                <w:u w:val="none"/>
+                <w:strike w:val="false"/>
+                <w:sz w:val="22"/>
+                <w:szCs w:val="22"/>
+                <w:color w:val="000000"/>
+              </w:rPr>
+              <w:t xml:space="preserve">HWISE reduced</w:t>
+            </w:r>
+          </w:p>
+        </w:tc>
+        <w:tc>
+          <w:tcPr>
+            <w:tcBorders>
+              <w:bottom w:val="none" w:sz="0" w:space="0" w:color="000000"/>
+              <w:top w:val="single" w:sz="12" w:space="0" w:color="666666"/>
+              <w:left w:val="none" w:sz="0" w:space="0" w:color="000000"/>
+              <w:right w:val="none" w:sz="0" w:space="0" w:color="000000"/>
+            </w:tcBorders>
+            <w:shd w:val="clear" w:color="auto" w:fill="D4EDDA"/>
+            <w:tcMar>
+              <w:top w:w="0" w:type="dxa"/>
+              <w:bottom w:w="0" w:type="dxa"/>
+              <w:left w:w="0" w:type="dxa"/>
+              <w:right w:w="0" w:type="dxa"/>
+            </w:tcMar>
+            <w:vAlign w:val="center"/>
+          </w:tcPr>
+          <w:p>
+            <w:pPr>
+              <w:pStyle w:val="Normal"/>
+              <w:jc w:val="right"/>
+              <w:pBdr>
+                <w:bottom w:val="none" w:sz="0" w:space="0" w:color="000000"/>
+                <w:top w:val="none" w:sz="0" w:space="0" w:color="000000"/>
+                <w:left w:val="none" w:sz="0" w:space="0" w:color="000000"/>
+                <w:right w:val="none" w:sz="0" w:space="0" w:color="000000"/>
+              </w:pBdr>
+              <w:spacing w:after="100" w:before="100" w:line="240"/>
+              <w:ind w:left="100" w:right="100" w:firstLine="0" w:firstLineChars="0"/>
+              <w:rPr>
+                <w:rFonts w:ascii="Helvetica" w:hAnsi="Helvetica" w:eastAsia="Helvetica" w:cs="Helvetica"/>
+                <w:i w:val="false"/>
+                <w:b w:val="false"/>
+                <w:u w:val="none"/>
+                <w:strike w:val="false"/>
+                <w:sz w:val="22"/>
+                <w:szCs w:val="22"/>
+                <w:color w:val="000000"/>
+              </w:rPr>
+            </w:pPr>
+            <w:r>
+              <w:rPr>
+                <w:rFonts w:ascii="Helvetica" w:hAnsi="Helvetica" w:eastAsia="Helvetica" w:cs="Helvetica"/>
+                <w:i w:val="false"/>
+                <w:b w:val="false"/>
+                <w:u w:val="none"/>
+                <w:strike w:val="false"/>
+                <w:sz w:val="22"/>
+                <w:szCs w:val="22"/>
+                <w:color w:val="000000"/>
+              </w:rPr>
+              <w:t xml:space="preserve">334</w:t>
+            </w:r>
+          </w:p>
+        </w:tc>
+        <w:tc>
+          <w:tcPr>
+            <w:tcBorders>
+              <w:bottom w:val="none" w:sz="0" w:space="0" w:color="000000"/>
+              <w:top w:val="single" w:sz="12" w:space="0" w:color="666666"/>
+              <w:left w:val="none" w:sz="0" w:space="0" w:color="000000"/>
+              <w:right w:val="none" w:sz="0" w:space="0" w:color="000000"/>
+            </w:tcBorders>
+            <w:shd w:val="clear" w:color="auto" w:fill="D4EDDA"/>
+            <w:tcMar>
+              <w:top w:w="0" w:type="dxa"/>
+              <w:bottom w:w="0" w:type="dxa"/>
+              <w:left w:w="0" w:type="dxa"/>
+              <w:right w:w="0" w:type="dxa"/>
+            </w:tcMar>
+            <w:vAlign w:val="center"/>
+          </w:tcPr>
+          <w:p>
+            <w:pPr>
+              <w:pStyle w:val="Normal"/>
+              <w:jc w:val="right"/>
+              <w:pBdr>
+                <w:bottom w:val="none" w:sz="0" w:space="0" w:color="000000"/>
+                <w:top w:val="none" w:sz="0" w:space="0" w:color="000000"/>
+                <w:left w:val="none" w:sz="0" w:space="0" w:color="000000"/>
+                <w:right w:val="none" w:sz="0" w:space="0" w:color="000000"/>
+              </w:pBdr>
+              <w:spacing w:after="100" w:before="100" w:line="240"/>
+              <w:ind w:left="100" w:right="100" w:firstLine="0" w:firstLineChars="0"/>
+              <w:rPr>
+                <w:rFonts w:ascii="Helvetica" w:hAnsi="Helvetica" w:eastAsia="Helvetica" w:cs="Helvetica"/>
+                <w:i w:val="false"/>
+                <w:b w:val="false"/>
+                <w:u w:val="none"/>
+                <w:strike w:val="false"/>
+                <w:sz w:val="22"/>
+                <w:szCs w:val="22"/>
+                <w:color w:val="000000"/>
+              </w:rPr>
+            </w:pPr>
+            <w:r>
+              <w:rPr>
+                <w:rFonts w:ascii="Helvetica" w:hAnsi="Helvetica" w:eastAsia="Helvetica" w:cs="Helvetica"/>
+                <w:i w:val="false"/>
+                <w:b w:val="false"/>
+                <w:u w:val="none"/>
+                <w:strike w:val="false"/>
+                <w:sz w:val="22"/>
+                <w:szCs w:val="22"/>
+                <w:color w:val="000000"/>
+              </w:rPr>
+              <w:t xml:space="preserve">0.208</w:t>
+            </w:r>
+          </w:p>
+        </w:tc>
+        <w:tc>
+          <w:tcPr>
+            <w:tcBorders>
+              <w:bottom w:val="none" w:sz="0" w:space="0" w:color="000000"/>
+              <w:top w:val="single" w:sz="12" w:space="0" w:color="666666"/>
+              <w:left w:val="none" w:sz="0" w:space="0" w:color="000000"/>
+              <w:right w:val="none" w:sz="0" w:space="0" w:color="000000"/>
+            </w:tcBorders>
+            <w:shd w:val="clear" w:color="auto" w:fill="D4EDDA"/>
+            <w:tcMar>
+              <w:top w:w="0" w:type="dxa"/>
+              <w:bottom w:w="0" w:type="dxa"/>
+              <w:left w:w="0" w:type="dxa"/>
+              <w:right w:w="0" w:type="dxa"/>
+            </w:tcMar>
+            <w:vAlign w:val="center"/>
+          </w:tcPr>
+          <w:p>
+            <w:pPr>
+              <w:pStyle w:val="Normal"/>
+              <w:jc w:val="right"/>
+              <w:pBdr>
+                <w:bottom w:val="none" w:sz="0" w:space="0" w:color="000000"/>
+                <w:top w:val="none" w:sz="0" w:space="0" w:color="000000"/>
+                <w:left w:val="none" w:sz="0" w:space="0" w:color="000000"/>
+                <w:right w:val="none" w:sz="0" w:space="0" w:color="000000"/>
+              </w:pBdr>
+              <w:spacing w:after="100" w:before="100" w:line="240"/>
+              <w:ind w:left="100" w:right="100" w:firstLine="0" w:firstLineChars="0"/>
+              <w:rPr>
+                <w:rFonts w:ascii="Helvetica" w:hAnsi="Helvetica" w:eastAsia="Helvetica" w:cs="Helvetica"/>
+                <w:i w:val="false"/>
+                <w:b w:val="false"/>
+                <w:u w:val="none"/>
+                <w:strike w:val="false"/>
+                <w:sz w:val="22"/>
+                <w:szCs w:val="22"/>
+                <w:color w:val="000000"/>
+              </w:rPr>
+            </w:pPr>
+            <w:r>
+              <w:rPr>
+                <w:rFonts w:ascii="Helvetica" w:hAnsi="Helvetica" w:eastAsia="Helvetica" w:cs="Helvetica"/>
+                <w:i w:val="false"/>
+                <w:b w:val="false"/>
+                <w:u w:val="none"/>
+                <w:strike w:val="false"/>
+                <w:sz w:val="22"/>
+                <w:szCs w:val="22"/>
+                <w:color w:val="000000"/>
+              </w:rPr>
+              <w:t xml:space="preserve">355.7</w:t>
+            </w:r>
+          </w:p>
+        </w:tc>
+        <w:tc>
+          <w:tcPr>
+            <w:tcBorders>
+              <w:bottom w:val="none" w:sz="0" w:space="0" w:color="000000"/>
+              <w:top w:val="single" w:sz="12" w:space="0" w:color="666666"/>
+              <w:left w:val="none" w:sz="0" w:space="0" w:color="000000"/>
+              <w:right w:val="none" w:sz="0" w:space="0" w:color="000000"/>
+            </w:tcBorders>
+            <w:shd w:val="clear" w:color="auto" w:fill="D4EDDA"/>
+            <w:tcMar>
+              <w:top w:w="0" w:type="dxa"/>
+              <w:bottom w:w="0" w:type="dxa"/>
+              <w:left w:w="0" w:type="dxa"/>
+              <w:right w:w="0" w:type="dxa"/>
+            </w:tcMar>
+            <w:vAlign w:val="center"/>
+          </w:tcPr>
+          <w:p>
+            <w:pPr>
+              <w:pStyle w:val="Normal"/>
+              <w:jc w:val="right"/>
+              <w:pBdr>
+                <w:bottom w:val="none" w:sz="0" w:space="0" w:color="000000"/>
+                <w:top w:val="none" w:sz="0" w:space="0" w:color="000000"/>
+                <w:left w:val="none" w:sz="0" w:space="0" w:color="000000"/>
+                <w:right w:val="none" w:sz="0" w:space="0" w:color="000000"/>
+              </w:pBdr>
+              <w:spacing w:after="100" w:before="100" w:line="240"/>
+              <w:ind w:left="100" w:right="100" w:firstLine="0" w:firstLineChars="0"/>
+              <w:rPr>
+                <w:rFonts w:ascii="Helvetica" w:hAnsi="Helvetica" w:eastAsia="Helvetica" w:cs="Helvetica"/>
+                <w:i w:val="false"/>
+                <w:b w:val="false"/>
+                <w:u w:val="none"/>
+                <w:strike w:val="false"/>
+                <w:sz w:val="22"/>
+                <w:szCs w:val="22"/>
+                <w:color w:val="000000"/>
+              </w:rPr>
+            </w:pPr>
+            <w:r>
+              <w:rPr>
+                <w:rFonts w:ascii="Helvetica" w:hAnsi="Helvetica" w:eastAsia="Helvetica" w:cs="Helvetica"/>
+                <w:i w:val="false"/>
+                <w:b w:val="false"/>
+                <w:u w:val="none"/>
+                <w:strike w:val="false"/>
+                <w:sz w:val="22"/>
+                <w:szCs w:val="22"/>
+                <w:color w:val="000000"/>
+              </w:rPr>
+              <w:t xml:space="preserve">382.3</w:t>
+            </w:r>
+          </w:p>
+        </w:tc>
+        <w:tc>
+          <w:tcPr>
+            <w:tcBorders>
+              <w:bottom w:val="none" w:sz="0" w:space="0" w:color="000000"/>
+              <w:top w:val="single" w:sz="12" w:space="0" w:color="666666"/>
+              <w:left w:val="none" w:sz="0" w:space="0" w:color="000000"/>
+              <w:right w:val="none" w:sz="0" w:space="0" w:color="000000"/>
+            </w:tcBorders>
+            <w:shd w:val="clear" w:color="auto" w:fill="D4EDDA"/>
+            <w:tcMar>
+              <w:top w:w="0" w:type="dxa"/>
+              <w:bottom w:w="0" w:type="dxa"/>
+              <w:left w:w="0" w:type="dxa"/>
+              <w:right w:w="0" w:type="dxa"/>
+            </w:tcMar>
+            <w:vAlign w:val="center"/>
+          </w:tcPr>
+          <w:p>
+            <w:pPr>
+              <w:pStyle w:val="Normal"/>
+              <w:jc w:val="right"/>
+              <w:pBdr>
+                <w:bottom w:val="none" w:sz="0" w:space="0" w:color="000000"/>
+                <w:top w:val="none" w:sz="0" w:space="0" w:color="000000"/>
+                <w:left w:val="none" w:sz="0" w:space="0" w:color="000000"/>
+                <w:right w:val="none" w:sz="0" w:space="0" w:color="000000"/>
+              </w:pBdr>
+              <w:spacing w:after="100" w:before="100" w:line="240"/>
+              <w:ind w:left="100" w:right="100" w:firstLine="0" w:firstLineChars="0"/>
+              <w:rPr>
+                <w:rFonts w:ascii="Helvetica" w:hAnsi="Helvetica" w:eastAsia="Helvetica" w:cs="Helvetica"/>
+                <w:i w:val="false"/>
+                <w:b w:val="false"/>
+                <w:u w:val="none"/>
+                <w:strike w:val="false"/>
+                <w:sz w:val="22"/>
+                <w:szCs w:val="22"/>
+                <w:color w:val="000000"/>
+              </w:rPr>
+            </w:pPr>
+            <w:r>
+              <w:rPr>
+                <w:rFonts w:ascii="Helvetica" w:hAnsi="Helvetica" w:eastAsia="Helvetica" w:cs="Helvetica"/>
+                <w:i w:val="false"/>
+                <w:b w:val="false"/>
+                <w:u w:val="none"/>
+                <w:strike w:val="false"/>
+                <w:sz w:val="22"/>
+                <w:szCs w:val="22"/>
+                <w:color w:val="000000"/>
+              </w:rPr>
+              <w:t xml:space="preserve">0.0</w:t>
+            </w:r>
+          </w:p>
+        </w:tc>
+      </w:tr>
+      <w:tr>
+        <w:trPr>
+          <w:trHeight w:val="620" w:hRule="auto"/>
+        </w:trPr>
+        <w:tc>
+          <w:tcPr>
+            <w:tcBorders>
+              <w:bottom w:val="none" w:sz="0" w:space="0" w:color="000000"/>
+              <w:top w:val="none" w:sz="0" w:space="0" w:color="000000"/>
+              <w:left w:val="none" w:sz="0" w:space="0" w:color="000000"/>
+              <w:right w:val="none" w:sz="0" w:space="0" w:color="000000"/>
+            </w:tcBorders>
+            <w:shd w:val="clear" w:color="auto" w:fill="FFFFFF"/>
+            <w:tcMar>
+              <w:top w:w="0" w:type="dxa"/>
+              <w:bottom w:w="0" w:type="dxa"/>
+              <w:left w:w="0" w:type="dxa"/>
+              <w:right w:w="0" w:type="dxa"/>
+            </w:tcMar>
+            <w:vAlign w:val="center"/>
+          </w:tcPr>
+          <w:p>
+            <w:pPr>
+              <w:pStyle w:val="Normal"/>
+              <w:jc w:val="left"/>
+              <w:pBdr>
+                <w:bottom w:val="none" w:sz="0" w:space="0" w:color="000000"/>
+                <w:top w:val="none" w:sz="0" w:space="0" w:color="000000"/>
+                <w:left w:val="none" w:sz="0" w:space="0" w:color="000000"/>
+                <w:right w:val="none" w:sz="0" w:space="0" w:color="000000"/>
+              </w:pBdr>
+              <w:spacing w:after="100" w:before="100" w:line="240"/>
+              <w:ind w:left="100" w:right="100" w:firstLine="0" w:firstLineChars="0"/>
+              <w:rPr>
+                <w:rFonts w:ascii="Helvetica" w:hAnsi="Helvetica" w:eastAsia="Helvetica" w:cs="Helvetica"/>
+                <w:i w:val="false"/>
+                <w:b w:val="false"/>
+                <w:u w:val="none"/>
+                <w:strike w:val="false"/>
+                <w:sz w:val="22"/>
+                <w:szCs w:val="22"/>
+                <w:color w:val="000000"/>
+              </w:rPr>
+            </w:pPr>
+            <w:r>
+              <w:rPr>
+                <w:rFonts w:ascii="Helvetica" w:hAnsi="Helvetica" w:eastAsia="Helvetica" w:cs="Helvetica"/>
+                <w:i w:val="false"/>
+                <w:b w:val="false"/>
+                <w:u w:val="none"/>
+                <w:strike w:val="false"/>
+                <w:sz w:val="22"/>
+                <w:szCs w:val="22"/>
+                <w:color w:val="000000"/>
+              </w:rPr>
+              <w:t xml:space="preserve">B — Water-related emotion (logistic)</w:t>
+            </w:r>
+          </w:p>
+        </w:tc>
+        <w:tc>
+          <w:tcPr>
+            <w:tcBorders>
+              <w:bottom w:val="none" w:sz="0" w:space="0" w:color="000000"/>
+              <w:top w:val="none" w:sz="0" w:space="0" w:color="000000"/>
+              <w:left w:val="none" w:sz="0" w:space="0" w:color="000000"/>
+              <w:right w:val="none" w:sz="0" w:space="0" w:color="000000"/>
+            </w:tcBorders>
+            <w:shd w:val="clear" w:color="auto" w:fill="FFFFFF"/>
+            <w:tcMar>
+              <w:top w:w="0" w:type="dxa"/>
+              <w:bottom w:w="0" w:type="dxa"/>
+              <w:left w:w="0" w:type="dxa"/>
+              <w:right w:w="0" w:type="dxa"/>
+            </w:tcMar>
+            <w:vAlign w:val="center"/>
+          </w:tcPr>
+          <w:p>
+            <w:pPr>
+              <w:pStyle w:val="Normal"/>
+              <w:jc w:val="left"/>
+              <w:pBdr>
+                <w:bottom w:val="none" w:sz="0" w:space="0" w:color="000000"/>
+                <w:top w:val="none" w:sz="0" w:space="0" w:color="000000"/>
+                <w:left w:val="none" w:sz="0" w:space="0" w:color="000000"/>
+                <w:right w:val="none" w:sz="0" w:space="0" w:color="000000"/>
+              </w:pBdr>
+              <w:spacing w:after="100" w:before="100" w:line="240"/>
+              <w:ind w:left="100" w:right="100" w:firstLine="0" w:firstLineChars="0"/>
+              <w:rPr>
+                <w:rFonts w:ascii="Helvetica" w:hAnsi="Helvetica" w:eastAsia="Helvetica" w:cs="Helvetica"/>
+                <w:i w:val="false"/>
+                <w:b w:val="false"/>
+                <w:u w:val="none"/>
+                <w:strike w:val="false"/>
+                <w:sz w:val="22"/>
+                <w:szCs w:val="22"/>
+                <w:color w:val="000000"/>
+              </w:rPr>
+            </w:pPr>
+            <w:r>
+              <w:rPr>
+                <w:rFonts w:ascii="Helvetica" w:hAnsi="Helvetica" w:eastAsia="Helvetica" w:cs="Helvetica"/>
+                <w:i w:val="false"/>
+                <w:b w:val="false"/>
+                <w:u w:val="none"/>
+                <w:strike w:val="false"/>
+                <w:sz w:val="22"/>
+                <w:szCs w:val="22"/>
+                <w:color w:val="000000"/>
+              </w:rPr>
+              <w:t xml:space="preserve">m_b2</w:t>
+            </w:r>
+          </w:p>
+        </w:tc>
+        <w:tc>
+          <w:tcPr>
+            <w:tcBorders>
+              <w:bottom w:val="none" w:sz="0" w:space="0" w:color="000000"/>
+              <w:top w:val="none" w:sz="0" w:space="0" w:color="000000"/>
+              <w:left w:val="none" w:sz="0" w:space="0" w:color="000000"/>
+              <w:right w:val="none" w:sz="0" w:space="0" w:color="000000"/>
+            </w:tcBorders>
+            <w:shd w:val="clear" w:color="auto" w:fill="FFFFFF"/>
+            <w:tcMar>
+              <w:top w:w="0" w:type="dxa"/>
+              <w:bottom w:w="0" w:type="dxa"/>
+              <w:left w:w="0" w:type="dxa"/>
+              <w:right w:w="0" w:type="dxa"/>
+            </w:tcMar>
+            <w:vAlign w:val="center"/>
+          </w:tcPr>
+          <w:p>
+            <w:pPr>
+              <w:pStyle w:val="Normal"/>
+              <w:jc w:val="left"/>
+              <w:pBdr>
+                <w:bottom w:val="none" w:sz="0" w:space="0" w:color="000000"/>
+                <w:top w:val="none" w:sz="0" w:space="0" w:color="000000"/>
+                <w:left w:val="none" w:sz="0" w:space="0" w:color="000000"/>
+                <w:right w:val="none" w:sz="0" w:space="0" w:color="000000"/>
+              </w:pBdr>
+              <w:spacing w:after="100" w:before="100" w:line="240"/>
+              <w:ind w:left="100" w:right="100" w:firstLine="0" w:firstLineChars="0"/>
+              <w:rPr>
+                <w:rFonts w:ascii="Helvetica" w:hAnsi="Helvetica" w:eastAsia="Helvetica" w:cs="Helvetica"/>
+                <w:i w:val="false"/>
+                <w:b w:val="false"/>
+                <w:u w:val="none"/>
+                <w:strike w:val="false"/>
+                <w:sz w:val="22"/>
+                <w:szCs w:val="22"/>
+                <w:color w:val="000000"/>
+              </w:rPr>
+            </w:pPr>
+            <w:r>
+              <w:rPr>
+                <w:rFonts w:ascii="Helvetica" w:hAnsi="Helvetica" w:eastAsia="Helvetica" w:cs="Helvetica"/>
+                <w:i w:val="false"/>
+                <w:b w:val="false"/>
+                <w:u w:val="none"/>
+                <w:strike w:val="false"/>
+                <w:sz w:val="22"/>
+                <w:szCs w:val="22"/>
+                <w:color w:val="000000"/>
+              </w:rPr>
+              <w:t xml:space="preserve">HWISE × Season</w:t>
+            </w:r>
+          </w:p>
+        </w:tc>
+        <w:tc>
+          <w:tcPr>
+            <w:tcBorders>
+              <w:bottom w:val="none" w:sz="0" w:space="0" w:color="000000"/>
+              <w:top w:val="none" w:sz="0" w:space="0" w:color="000000"/>
+              <w:left w:val="none" w:sz="0" w:space="0" w:color="000000"/>
+              <w:right w:val="none" w:sz="0" w:space="0" w:color="000000"/>
+            </w:tcBorders>
+            <w:shd w:val="clear" w:color="auto" w:fill="FFFFFF"/>
+            <w:tcMar>
+              <w:top w:w="0" w:type="dxa"/>
+              <w:bottom w:w="0" w:type="dxa"/>
+              <w:left w:w="0" w:type="dxa"/>
+              <w:right w:w="0" w:type="dxa"/>
+            </w:tcMar>
+            <w:vAlign w:val="center"/>
+          </w:tcPr>
+          <w:p>
+            <w:pPr>
+              <w:pStyle w:val="Normal"/>
+              <w:jc w:val="right"/>
+              <w:pBdr>
+                <w:bottom w:val="none" w:sz="0" w:space="0" w:color="000000"/>
+                <w:top w:val="none" w:sz="0" w:space="0" w:color="000000"/>
+                <w:left w:val="none" w:sz="0" w:space="0" w:color="000000"/>
+                <w:right w:val="none" w:sz="0" w:space="0" w:color="000000"/>
+              </w:pBdr>
+              <w:spacing w:after="100" w:before="100" w:line="240"/>
+              <w:ind w:left="100" w:right="100" w:firstLine="0" w:firstLineChars="0"/>
+              <w:rPr>
+                <w:rFonts w:ascii="Helvetica" w:hAnsi="Helvetica" w:eastAsia="Helvetica" w:cs="Helvetica"/>
+                <w:i w:val="false"/>
+                <w:b w:val="false"/>
+                <w:u w:val="none"/>
+                <w:strike w:val="false"/>
+                <w:sz w:val="22"/>
+                <w:szCs w:val="22"/>
+                <w:color w:val="000000"/>
+              </w:rPr>
+            </w:pPr>
+            <w:r>
+              <w:rPr>
+                <w:rFonts w:ascii="Helvetica" w:hAnsi="Helvetica" w:eastAsia="Helvetica" w:cs="Helvetica"/>
+                <w:i w:val="false"/>
+                <w:b w:val="false"/>
+                <w:u w:val="none"/>
+                <w:strike w:val="false"/>
+                <w:sz w:val="22"/>
+                <w:szCs w:val="22"/>
+                <w:color w:val="000000"/>
+              </w:rPr>
+              <w:t xml:space="preserve">334</w:t>
+            </w:r>
+          </w:p>
+        </w:tc>
+        <w:tc>
+          <w:tcPr>
+            <w:tcBorders>
+              <w:bottom w:val="none" w:sz="0" w:space="0" w:color="000000"/>
+              <w:top w:val="none" w:sz="0" w:space="0" w:color="000000"/>
+              <w:left w:val="none" w:sz="0" w:space="0" w:color="000000"/>
+              <w:right w:val="none" w:sz="0" w:space="0" w:color="000000"/>
+            </w:tcBorders>
+            <w:shd w:val="clear" w:color="auto" w:fill="FFFFFF"/>
+            <w:tcMar>
+              <w:top w:w="0" w:type="dxa"/>
+              <w:bottom w:w="0" w:type="dxa"/>
+              <w:left w:w="0" w:type="dxa"/>
+              <w:right w:w="0" w:type="dxa"/>
+            </w:tcMar>
+            <w:vAlign w:val="center"/>
+          </w:tcPr>
+          <w:p>
+            <w:pPr>
+              <w:pStyle w:val="Normal"/>
+              <w:jc w:val="right"/>
+              <w:pBdr>
+                <w:bottom w:val="none" w:sz="0" w:space="0" w:color="000000"/>
+                <w:top w:val="none" w:sz="0" w:space="0" w:color="000000"/>
+                <w:left w:val="none" w:sz="0" w:space="0" w:color="000000"/>
+                <w:right w:val="none" w:sz="0" w:space="0" w:color="000000"/>
+              </w:pBdr>
+              <w:spacing w:after="100" w:before="100" w:line="240"/>
+              <w:ind w:left="100" w:right="100" w:firstLine="0" w:firstLineChars="0"/>
+              <w:rPr>
+                <w:rFonts w:ascii="Helvetica" w:hAnsi="Helvetica" w:eastAsia="Helvetica" w:cs="Helvetica"/>
+                <w:i w:val="false"/>
+                <w:b w:val="false"/>
+                <w:u w:val="none"/>
+                <w:strike w:val="false"/>
+                <w:sz w:val="22"/>
+                <w:szCs w:val="22"/>
+                <w:color w:val="000000"/>
+              </w:rPr>
+            </w:pPr>
+            <w:r>
+              <w:rPr>
+                <w:rFonts w:ascii="Helvetica" w:hAnsi="Helvetica" w:eastAsia="Helvetica" w:cs="Helvetica"/>
+                <w:i w:val="false"/>
+                <w:b w:val="false"/>
+                <w:u w:val="none"/>
+                <w:strike w:val="false"/>
+                <w:sz w:val="22"/>
+                <w:szCs w:val="22"/>
+                <w:color w:val="000000"/>
+              </w:rPr>
+              <w:t xml:space="preserve">0.214</w:t>
+            </w:r>
+          </w:p>
+        </w:tc>
+        <w:tc>
+          <w:tcPr>
+            <w:tcBorders>
+              <w:bottom w:val="none" w:sz="0" w:space="0" w:color="000000"/>
+              <w:top w:val="none" w:sz="0" w:space="0" w:color="000000"/>
+              <w:left w:val="none" w:sz="0" w:space="0" w:color="000000"/>
+              <w:right w:val="none" w:sz="0" w:space="0" w:color="000000"/>
+            </w:tcBorders>
+            <w:shd w:val="clear" w:color="auto" w:fill="FFFFFF"/>
+            <w:tcMar>
+              <w:top w:w="0" w:type="dxa"/>
+              <w:bottom w:w="0" w:type="dxa"/>
+              <w:left w:w="0" w:type="dxa"/>
+              <w:right w:w="0" w:type="dxa"/>
+            </w:tcMar>
+            <w:vAlign w:val="center"/>
+          </w:tcPr>
+          <w:p>
+            <w:pPr>
+              <w:pStyle w:val="Normal"/>
+              <w:jc w:val="right"/>
+              <w:pBdr>
+                <w:bottom w:val="none" w:sz="0" w:space="0" w:color="000000"/>
+                <w:top w:val="none" w:sz="0" w:space="0" w:color="000000"/>
+                <w:left w:val="none" w:sz="0" w:space="0" w:color="000000"/>
+                <w:right w:val="none" w:sz="0" w:space="0" w:color="000000"/>
+              </w:pBdr>
+              <w:spacing w:after="100" w:before="100" w:line="240"/>
+              <w:ind w:left="100" w:right="100" w:firstLine="0" w:firstLineChars="0"/>
+              <w:rPr>
+                <w:rFonts w:ascii="Helvetica" w:hAnsi="Helvetica" w:eastAsia="Helvetica" w:cs="Helvetica"/>
+                <w:i w:val="false"/>
+                <w:b w:val="false"/>
+                <w:u w:val="none"/>
+                <w:strike w:val="false"/>
+                <w:sz w:val="22"/>
+                <w:szCs w:val="22"/>
+                <w:color w:val="000000"/>
+              </w:rPr>
+            </w:pPr>
+            <w:r>
+              <w:rPr>
+                <w:rFonts w:ascii="Helvetica" w:hAnsi="Helvetica" w:eastAsia="Helvetica" w:cs="Helvetica"/>
+                <w:i w:val="false"/>
+                <w:b w:val="false"/>
+                <w:u w:val="none"/>
+                <w:strike w:val="false"/>
+                <w:sz w:val="22"/>
+                <w:szCs w:val="22"/>
+                <w:color w:val="000000"/>
+              </w:rPr>
+              <w:t xml:space="preserve">357.0</w:t>
+            </w:r>
+          </w:p>
+        </w:tc>
+        <w:tc>
+          <w:tcPr>
+            <w:tcBorders>
+              <w:bottom w:val="none" w:sz="0" w:space="0" w:color="000000"/>
+              <w:top w:val="none" w:sz="0" w:space="0" w:color="000000"/>
+              <w:left w:val="none" w:sz="0" w:space="0" w:color="000000"/>
+              <w:right w:val="none" w:sz="0" w:space="0" w:color="000000"/>
+            </w:tcBorders>
+            <w:shd w:val="clear" w:color="auto" w:fill="FFFFFF"/>
+            <w:tcMar>
+              <w:top w:w="0" w:type="dxa"/>
+              <w:bottom w:w="0" w:type="dxa"/>
+              <w:left w:w="0" w:type="dxa"/>
+              <w:right w:w="0" w:type="dxa"/>
+            </w:tcMar>
+            <w:vAlign w:val="center"/>
+          </w:tcPr>
+          <w:p>
+            <w:pPr>
+              <w:pStyle w:val="Normal"/>
+              <w:jc w:val="right"/>
+              <w:pBdr>
+                <w:bottom w:val="none" w:sz="0" w:space="0" w:color="000000"/>
+                <w:top w:val="none" w:sz="0" w:space="0" w:color="000000"/>
+                <w:left w:val="none" w:sz="0" w:space="0" w:color="000000"/>
+                <w:right w:val="none" w:sz="0" w:space="0" w:color="000000"/>
+              </w:pBdr>
+              <w:spacing w:after="100" w:before="100" w:line="240"/>
+              <w:ind w:left="100" w:right="100" w:firstLine="0" w:firstLineChars="0"/>
+              <w:rPr>
+                <w:rFonts w:ascii="Helvetica" w:hAnsi="Helvetica" w:eastAsia="Helvetica" w:cs="Helvetica"/>
+                <w:i w:val="false"/>
+                <w:b w:val="false"/>
+                <w:u w:val="none"/>
+                <w:strike w:val="false"/>
+                <w:sz w:val="22"/>
+                <w:szCs w:val="22"/>
+                <w:color w:val="000000"/>
+              </w:rPr>
+            </w:pPr>
+            <w:r>
+              <w:rPr>
+                <w:rFonts w:ascii="Helvetica" w:hAnsi="Helvetica" w:eastAsia="Helvetica" w:cs="Helvetica"/>
+                <w:i w:val="false"/>
+                <w:b w:val="false"/>
+                <w:u w:val="none"/>
+                <w:strike w:val="false"/>
+                <w:sz w:val="22"/>
+                <w:szCs w:val="22"/>
+                <w:color w:val="000000"/>
+              </w:rPr>
+              <w:t xml:space="preserve">391.3</w:t>
+            </w:r>
+          </w:p>
+        </w:tc>
+        <w:tc>
+          <w:tcPr>
+            <w:tcBorders>
+              <w:bottom w:val="none" w:sz="0" w:space="0" w:color="000000"/>
+              <w:top w:val="none" w:sz="0" w:space="0" w:color="000000"/>
+              <w:left w:val="none" w:sz="0" w:space="0" w:color="000000"/>
+              <w:right w:val="none" w:sz="0" w:space="0" w:color="000000"/>
+            </w:tcBorders>
+            <w:shd w:val="clear" w:color="auto" w:fill="FFFFFF"/>
+            <w:tcMar>
+              <w:top w:w="0" w:type="dxa"/>
+              <w:bottom w:w="0" w:type="dxa"/>
+              <w:left w:w="0" w:type="dxa"/>
+              <w:right w:w="0" w:type="dxa"/>
+            </w:tcMar>
+            <w:vAlign w:val="center"/>
+          </w:tcPr>
+          <w:p>
+            <w:pPr>
+              <w:pStyle w:val="Normal"/>
+              <w:jc w:val="right"/>
+              <w:pBdr>
+                <w:bottom w:val="none" w:sz="0" w:space="0" w:color="000000"/>
+                <w:top w:val="none" w:sz="0" w:space="0" w:color="000000"/>
+                <w:left w:val="none" w:sz="0" w:space="0" w:color="000000"/>
+                <w:right w:val="none" w:sz="0" w:space="0" w:color="000000"/>
+              </w:pBdr>
+              <w:spacing w:after="100" w:before="100" w:line="240"/>
+              <w:ind w:left="100" w:right="100" w:firstLine="0" w:firstLineChars="0"/>
+              <w:rPr>
+                <w:rFonts w:ascii="Helvetica" w:hAnsi="Helvetica" w:eastAsia="Helvetica" w:cs="Helvetica"/>
+                <w:i w:val="false"/>
+                <w:b w:val="false"/>
+                <w:u w:val="none"/>
+                <w:strike w:val="false"/>
+                <w:sz w:val="22"/>
+                <w:szCs w:val="22"/>
+                <w:color w:val="000000"/>
+              </w:rPr>
+            </w:pPr>
+            <w:r>
+              <w:rPr>
+                <w:rFonts w:ascii="Helvetica" w:hAnsi="Helvetica" w:eastAsia="Helvetica" w:cs="Helvetica"/>
+                <w:i w:val="false"/>
+                <w:b w:val="false"/>
+                <w:u w:val="none"/>
+                <w:strike w:val="false"/>
+                <w:sz w:val="22"/>
+                <w:szCs w:val="22"/>
+                <w:color w:val="000000"/>
+              </w:rPr>
+              <w:t xml:space="preserve">1.3</w:t>
+            </w:r>
+          </w:p>
+        </w:tc>
+      </w:tr>
+      <w:tr>
+        <w:trPr>
+          <w:trHeight w:val="620" w:hRule="auto"/>
+        </w:trPr>
+        <w:tc>
+          <w:tcPr>
+            <w:tcBorders>
+              <w:bottom w:val="none" w:sz="0" w:space="0" w:color="000000"/>
+              <w:top w:val="none" w:sz="0" w:space="0" w:color="000000"/>
+              <w:left w:val="none" w:sz="0" w:space="0" w:color="000000"/>
+              <w:right w:val="none" w:sz="0" w:space="0" w:color="000000"/>
+            </w:tcBorders>
+            <w:shd w:val="clear" w:color="auto" w:fill="FFFFFF"/>
+            <w:tcMar>
+              <w:top w:w="0" w:type="dxa"/>
+              <w:bottom w:w="0" w:type="dxa"/>
+              <w:left w:w="0" w:type="dxa"/>
+              <w:right w:w="0" w:type="dxa"/>
+            </w:tcMar>
+            <w:vAlign w:val="center"/>
+          </w:tcPr>
+          <w:p>
+            <w:pPr>
+              <w:pStyle w:val="Normal"/>
+              <w:jc w:val="left"/>
+              <w:pBdr>
+                <w:bottom w:val="none" w:sz="0" w:space="0" w:color="000000"/>
+                <w:top w:val="none" w:sz="0" w:space="0" w:color="000000"/>
+                <w:left w:val="none" w:sz="0" w:space="0" w:color="000000"/>
+                <w:right w:val="none" w:sz="0" w:space="0" w:color="000000"/>
+              </w:pBdr>
+              <w:spacing w:after="100" w:before="100" w:line="240"/>
+              <w:ind w:left="100" w:right="100" w:firstLine="0" w:firstLineChars="0"/>
+              <w:rPr>
+                <w:rFonts w:ascii="Helvetica" w:hAnsi="Helvetica" w:eastAsia="Helvetica" w:cs="Helvetica"/>
+                <w:i w:val="false"/>
+                <w:b w:val="false"/>
+                <w:u w:val="none"/>
+                <w:strike w:val="false"/>
+                <w:sz w:val="22"/>
+                <w:szCs w:val="22"/>
+                <w:color w:val="000000"/>
+              </w:rPr>
+            </w:pPr>
+            <w:r>
+              <w:rPr>
+                <w:rFonts w:ascii="Helvetica" w:hAnsi="Helvetica" w:eastAsia="Helvetica" w:cs="Helvetica"/>
+                <w:i w:val="false"/>
+                <w:b w:val="false"/>
+                <w:u w:val="none"/>
+                <w:strike w:val="false"/>
+                <w:sz w:val="22"/>
+                <w:szCs w:val="22"/>
+                <w:color w:val="000000"/>
+              </w:rPr>
+              <w:t xml:space="preserve">B — Water-related emotion (logistic)</w:t>
+            </w:r>
+          </w:p>
+        </w:tc>
+        <w:tc>
+          <w:tcPr>
+            <w:tcBorders>
+              <w:bottom w:val="none" w:sz="0" w:space="0" w:color="000000"/>
+              <w:top w:val="none" w:sz="0" w:space="0" w:color="000000"/>
+              <w:left w:val="none" w:sz="0" w:space="0" w:color="000000"/>
+              <w:right w:val="none" w:sz="0" w:space="0" w:color="000000"/>
+            </w:tcBorders>
+            <w:shd w:val="clear" w:color="auto" w:fill="FFFFFF"/>
+            <w:tcMar>
+              <w:top w:w="0" w:type="dxa"/>
+              <w:bottom w:w="0" w:type="dxa"/>
+              <w:left w:w="0" w:type="dxa"/>
+              <w:right w:w="0" w:type="dxa"/>
+            </w:tcMar>
+            <w:vAlign w:val="center"/>
+          </w:tcPr>
+          <w:p>
+            <w:pPr>
+              <w:pStyle w:val="Normal"/>
+              <w:jc w:val="left"/>
+              <w:pBdr>
+                <w:bottom w:val="none" w:sz="0" w:space="0" w:color="000000"/>
+                <w:top w:val="none" w:sz="0" w:space="0" w:color="000000"/>
+                <w:left w:val="none" w:sz="0" w:space="0" w:color="000000"/>
+                <w:right w:val="none" w:sz="0" w:space="0" w:color="000000"/>
+              </w:pBdr>
+              <w:spacing w:after="100" w:before="100" w:line="240"/>
+              <w:ind w:left="100" w:right="100" w:firstLine="0" w:firstLineChars="0"/>
+              <w:rPr>
+                <w:rFonts w:ascii="Helvetica" w:hAnsi="Helvetica" w:eastAsia="Helvetica" w:cs="Helvetica"/>
+                <w:i w:val="false"/>
+                <w:b w:val="false"/>
+                <w:u w:val="none"/>
+                <w:strike w:val="false"/>
+                <w:sz w:val="22"/>
+                <w:szCs w:val="22"/>
+                <w:color w:val="000000"/>
+              </w:rPr>
+            </w:pPr>
+            <w:r>
+              <w:rPr>
+                <w:rFonts w:ascii="Helvetica" w:hAnsi="Helvetica" w:eastAsia="Helvetica" w:cs="Helvetica"/>
+                <w:i w:val="false"/>
+                <w:b w:val="false"/>
+                <w:u w:val="none"/>
+                <w:strike w:val="false"/>
+                <w:sz w:val="22"/>
+                <w:szCs w:val="22"/>
+                <w:color w:val="000000"/>
+              </w:rPr>
+              <w:t xml:space="preserve">m_b3</w:t>
+            </w:r>
+          </w:p>
+        </w:tc>
+        <w:tc>
+          <w:tcPr>
+            <w:tcBorders>
+              <w:bottom w:val="none" w:sz="0" w:space="0" w:color="000000"/>
+              <w:top w:val="none" w:sz="0" w:space="0" w:color="000000"/>
+              <w:left w:val="none" w:sz="0" w:space="0" w:color="000000"/>
+              <w:right w:val="none" w:sz="0" w:space="0" w:color="000000"/>
+            </w:tcBorders>
+            <w:shd w:val="clear" w:color="auto" w:fill="FFFFFF"/>
+            <w:tcMar>
+              <w:top w:w="0" w:type="dxa"/>
+              <w:bottom w:w="0" w:type="dxa"/>
+              <w:left w:w="0" w:type="dxa"/>
+              <w:right w:w="0" w:type="dxa"/>
+            </w:tcMar>
+            <w:vAlign w:val="center"/>
+          </w:tcPr>
+          <w:p>
+            <w:pPr>
+              <w:pStyle w:val="Normal"/>
+              <w:jc w:val="left"/>
+              <w:pBdr>
+                <w:bottom w:val="none" w:sz="0" w:space="0" w:color="000000"/>
+                <w:top w:val="none" w:sz="0" w:space="0" w:color="000000"/>
+                <w:left w:val="none" w:sz="0" w:space="0" w:color="000000"/>
+                <w:right w:val="none" w:sz="0" w:space="0" w:color="000000"/>
+              </w:pBdr>
+              <w:spacing w:after="100" w:before="100" w:line="240"/>
+              <w:ind w:left="100" w:right="100" w:firstLine="0" w:firstLineChars="0"/>
+              <w:rPr>
+                <w:rFonts w:ascii="Helvetica" w:hAnsi="Helvetica" w:eastAsia="Helvetica" w:cs="Helvetica"/>
+                <w:i w:val="false"/>
+                <w:b w:val="false"/>
+                <w:u w:val="none"/>
+                <w:strike w:val="false"/>
+                <w:sz w:val="22"/>
+                <w:szCs w:val="22"/>
+                <w:color w:val="000000"/>
+              </w:rPr>
+            </w:pPr>
+            <w:r>
+              <w:rPr>
+                <w:rFonts w:ascii="Helvetica" w:hAnsi="Helvetica" w:eastAsia="Helvetica" w:cs="Helvetica"/>
+                <w:i w:val="false"/>
+                <w:b w:val="false"/>
+                <w:u w:val="none"/>
+                <w:strike w:val="false"/>
+                <w:sz w:val="22"/>
+                <w:szCs w:val="22"/>
+                <w:color w:val="000000"/>
+              </w:rPr>
+              <w:t xml:space="preserve">WI neighbourhood</w:t>
+            </w:r>
+          </w:p>
+        </w:tc>
+        <w:tc>
+          <w:tcPr>
+            <w:tcBorders>
+              <w:bottom w:val="none" w:sz="0" w:space="0" w:color="000000"/>
+              <w:top w:val="none" w:sz="0" w:space="0" w:color="000000"/>
+              <w:left w:val="none" w:sz="0" w:space="0" w:color="000000"/>
+              <w:right w:val="none" w:sz="0" w:space="0" w:color="000000"/>
+            </w:tcBorders>
+            <w:shd w:val="clear" w:color="auto" w:fill="FFFFFF"/>
+            <w:tcMar>
+              <w:top w:w="0" w:type="dxa"/>
+              <w:bottom w:w="0" w:type="dxa"/>
+              <w:left w:w="0" w:type="dxa"/>
+              <w:right w:w="0" w:type="dxa"/>
+            </w:tcMar>
+            <w:vAlign w:val="center"/>
+          </w:tcPr>
+          <w:p>
+            <w:pPr>
+              <w:pStyle w:val="Normal"/>
+              <w:jc w:val="right"/>
+              <w:pBdr>
+                <w:bottom w:val="none" w:sz="0" w:space="0" w:color="000000"/>
+                <w:top w:val="none" w:sz="0" w:space="0" w:color="000000"/>
+                <w:left w:val="none" w:sz="0" w:space="0" w:color="000000"/>
+                <w:right w:val="none" w:sz="0" w:space="0" w:color="000000"/>
+              </w:pBdr>
+              <w:spacing w:after="100" w:before="100" w:line="240"/>
+              <w:ind w:left="100" w:right="100" w:firstLine="0" w:firstLineChars="0"/>
+              <w:rPr>
+                <w:rFonts w:ascii="Helvetica" w:hAnsi="Helvetica" w:eastAsia="Helvetica" w:cs="Helvetica"/>
+                <w:i w:val="false"/>
+                <w:b w:val="false"/>
+                <w:u w:val="none"/>
+                <w:strike w:val="false"/>
+                <w:sz w:val="22"/>
+                <w:szCs w:val="22"/>
+                <w:color w:val="000000"/>
+              </w:rPr>
+            </w:pPr>
+            <w:r>
+              <w:rPr>
+                <w:rFonts w:ascii="Helvetica" w:hAnsi="Helvetica" w:eastAsia="Helvetica" w:cs="Helvetica"/>
+                <w:i w:val="false"/>
+                <w:b w:val="false"/>
+                <w:u w:val="none"/>
+                <w:strike w:val="false"/>
+                <w:sz w:val="22"/>
+                <w:szCs w:val="22"/>
+                <w:color w:val="000000"/>
+              </w:rPr>
+              <w:t xml:space="preserve">334</w:t>
+            </w:r>
+          </w:p>
+        </w:tc>
+        <w:tc>
+          <w:tcPr>
+            <w:tcBorders>
+              <w:bottom w:val="none" w:sz="0" w:space="0" w:color="000000"/>
+              <w:top w:val="none" w:sz="0" w:space="0" w:color="000000"/>
+              <w:left w:val="none" w:sz="0" w:space="0" w:color="000000"/>
+              <w:right w:val="none" w:sz="0" w:space="0" w:color="000000"/>
+            </w:tcBorders>
+            <w:shd w:val="clear" w:color="auto" w:fill="FFFFFF"/>
+            <w:tcMar>
+              <w:top w:w="0" w:type="dxa"/>
+              <w:bottom w:w="0" w:type="dxa"/>
+              <w:left w:w="0" w:type="dxa"/>
+              <w:right w:w="0" w:type="dxa"/>
+            </w:tcMar>
+            <w:vAlign w:val="center"/>
+          </w:tcPr>
+          <w:p>
+            <w:pPr>
+              <w:pStyle w:val="Normal"/>
+              <w:jc w:val="right"/>
+              <w:pBdr>
+                <w:bottom w:val="none" w:sz="0" w:space="0" w:color="000000"/>
+                <w:top w:val="none" w:sz="0" w:space="0" w:color="000000"/>
+                <w:left w:val="none" w:sz="0" w:space="0" w:color="000000"/>
+                <w:right w:val="none" w:sz="0" w:space="0" w:color="000000"/>
+              </w:pBdr>
+              <w:spacing w:after="100" w:before="100" w:line="240"/>
+              <w:ind w:left="100" w:right="100" w:firstLine="0" w:firstLineChars="0"/>
+              <w:rPr>
+                <w:rFonts w:ascii="Helvetica" w:hAnsi="Helvetica" w:eastAsia="Helvetica" w:cs="Helvetica"/>
+                <w:i w:val="false"/>
+                <w:b w:val="false"/>
+                <w:u w:val="none"/>
+                <w:strike w:val="false"/>
+                <w:sz w:val="22"/>
+                <w:szCs w:val="22"/>
+                <w:color w:val="000000"/>
+              </w:rPr>
+            </w:pPr>
+            <w:r>
+              <w:rPr>
+                <w:rFonts w:ascii="Helvetica" w:hAnsi="Helvetica" w:eastAsia="Helvetica" w:cs="Helvetica"/>
+                <w:i w:val="false"/>
+                <w:b w:val="false"/>
+                <w:u w:val="none"/>
+                <w:strike w:val="false"/>
+                <w:sz w:val="22"/>
+                <w:szCs w:val="22"/>
+                <w:color w:val="000000"/>
+              </w:rPr>
+              <w:t xml:space="preserve">0.071</w:t>
+            </w:r>
+          </w:p>
+        </w:tc>
+        <w:tc>
+          <w:tcPr>
+            <w:tcBorders>
+              <w:bottom w:val="none" w:sz="0" w:space="0" w:color="000000"/>
+              <w:top w:val="none" w:sz="0" w:space="0" w:color="000000"/>
+              <w:left w:val="none" w:sz="0" w:space="0" w:color="000000"/>
+              <w:right w:val="none" w:sz="0" w:space="0" w:color="000000"/>
+            </w:tcBorders>
+            <w:shd w:val="clear" w:color="auto" w:fill="FFFFFF"/>
+            <w:tcMar>
+              <w:top w:w="0" w:type="dxa"/>
+              <w:bottom w:w="0" w:type="dxa"/>
+              <w:left w:w="0" w:type="dxa"/>
+              <w:right w:w="0" w:type="dxa"/>
+            </w:tcMar>
+            <w:vAlign w:val="center"/>
+          </w:tcPr>
+          <w:p>
+            <w:pPr>
+              <w:pStyle w:val="Normal"/>
+              <w:jc w:val="right"/>
+              <w:pBdr>
+                <w:bottom w:val="none" w:sz="0" w:space="0" w:color="000000"/>
+                <w:top w:val="none" w:sz="0" w:space="0" w:color="000000"/>
+                <w:left w:val="none" w:sz="0" w:space="0" w:color="000000"/>
+                <w:right w:val="none" w:sz="0" w:space="0" w:color="000000"/>
+              </w:pBdr>
+              <w:spacing w:after="100" w:before="100" w:line="240"/>
+              <w:ind w:left="100" w:right="100" w:firstLine="0" w:firstLineChars="0"/>
+              <w:rPr>
+                <w:rFonts w:ascii="Helvetica" w:hAnsi="Helvetica" w:eastAsia="Helvetica" w:cs="Helvetica"/>
+                <w:i w:val="false"/>
+                <w:b w:val="false"/>
+                <w:u w:val="none"/>
+                <w:strike w:val="false"/>
+                <w:sz w:val="22"/>
+                <w:szCs w:val="22"/>
+                <w:color w:val="000000"/>
+              </w:rPr>
+            </w:pPr>
+            <w:r>
+              <w:rPr>
+                <w:rFonts w:ascii="Helvetica" w:hAnsi="Helvetica" w:eastAsia="Helvetica" w:cs="Helvetica"/>
+                <w:i w:val="false"/>
+                <w:b w:val="false"/>
+                <w:u w:val="none"/>
+                <w:strike w:val="false"/>
+                <w:sz w:val="22"/>
+                <w:szCs w:val="22"/>
+                <w:color w:val="000000"/>
+              </w:rPr>
+              <w:t xml:space="preserve">414.7</w:t>
+            </w:r>
+          </w:p>
+        </w:tc>
+        <w:tc>
+          <w:tcPr>
+            <w:tcBorders>
+              <w:bottom w:val="none" w:sz="0" w:space="0" w:color="000000"/>
+              <w:top w:val="none" w:sz="0" w:space="0" w:color="000000"/>
+              <w:left w:val="none" w:sz="0" w:space="0" w:color="000000"/>
+              <w:right w:val="none" w:sz="0" w:space="0" w:color="000000"/>
+            </w:tcBorders>
+            <w:shd w:val="clear" w:color="auto" w:fill="FFFFFF"/>
+            <w:tcMar>
+              <w:top w:w="0" w:type="dxa"/>
+              <w:bottom w:w="0" w:type="dxa"/>
+              <w:left w:w="0" w:type="dxa"/>
+              <w:right w:w="0" w:type="dxa"/>
+            </w:tcMar>
+            <w:vAlign w:val="center"/>
+          </w:tcPr>
+          <w:p>
+            <w:pPr>
+              <w:pStyle w:val="Normal"/>
+              <w:jc w:val="right"/>
+              <w:pBdr>
+                <w:bottom w:val="none" w:sz="0" w:space="0" w:color="000000"/>
+                <w:top w:val="none" w:sz="0" w:space="0" w:color="000000"/>
+                <w:left w:val="none" w:sz="0" w:space="0" w:color="000000"/>
+                <w:right w:val="none" w:sz="0" w:space="0" w:color="000000"/>
+              </w:pBdr>
+              <w:spacing w:after="100" w:before="100" w:line="240"/>
+              <w:ind w:left="100" w:right="100" w:firstLine="0" w:firstLineChars="0"/>
+              <w:rPr>
+                <w:rFonts w:ascii="Helvetica" w:hAnsi="Helvetica" w:eastAsia="Helvetica" w:cs="Helvetica"/>
+                <w:i w:val="false"/>
+                <w:b w:val="false"/>
+                <w:u w:val="none"/>
+                <w:strike w:val="false"/>
+                <w:sz w:val="22"/>
+                <w:szCs w:val="22"/>
+                <w:color w:val="000000"/>
+              </w:rPr>
+            </w:pPr>
+            <w:r>
+              <w:rPr>
+                <w:rFonts w:ascii="Helvetica" w:hAnsi="Helvetica" w:eastAsia="Helvetica" w:cs="Helvetica"/>
+                <w:i w:val="false"/>
+                <w:b w:val="false"/>
+                <w:u w:val="none"/>
+                <w:strike w:val="false"/>
+                <w:sz w:val="22"/>
+                <w:szCs w:val="22"/>
+                <w:color w:val="000000"/>
+              </w:rPr>
+              <w:t xml:space="preserve">441.4</w:t>
+            </w:r>
+          </w:p>
+        </w:tc>
+        <w:tc>
+          <w:tcPr>
+            <w:tcBorders>
+              <w:bottom w:val="none" w:sz="0" w:space="0" w:color="000000"/>
+              <w:top w:val="none" w:sz="0" w:space="0" w:color="000000"/>
+              <w:left w:val="none" w:sz="0" w:space="0" w:color="000000"/>
+              <w:right w:val="none" w:sz="0" w:space="0" w:color="000000"/>
+            </w:tcBorders>
+            <w:shd w:val="clear" w:color="auto" w:fill="FFFFFF"/>
+            <w:tcMar>
+              <w:top w:w="0" w:type="dxa"/>
+              <w:bottom w:w="0" w:type="dxa"/>
+              <w:left w:w="0" w:type="dxa"/>
+              <w:right w:w="0" w:type="dxa"/>
+            </w:tcMar>
+            <w:vAlign w:val="center"/>
+          </w:tcPr>
+          <w:p>
+            <w:pPr>
+              <w:pStyle w:val="Normal"/>
+              <w:jc w:val="right"/>
+              <w:pBdr>
+                <w:bottom w:val="none" w:sz="0" w:space="0" w:color="000000"/>
+                <w:top w:val="none" w:sz="0" w:space="0" w:color="000000"/>
+                <w:left w:val="none" w:sz="0" w:space="0" w:color="000000"/>
+                <w:right w:val="none" w:sz="0" w:space="0" w:color="000000"/>
+              </w:pBdr>
+              <w:spacing w:after="100" w:before="100" w:line="240"/>
+              <w:ind w:left="100" w:right="100" w:firstLine="0" w:firstLineChars="0"/>
+              <w:rPr>
+                <w:rFonts w:ascii="Helvetica" w:hAnsi="Helvetica" w:eastAsia="Helvetica" w:cs="Helvetica"/>
+                <w:i w:val="false"/>
+                <w:b w:val="false"/>
+                <w:u w:val="none"/>
+                <w:strike w:val="false"/>
+                <w:sz w:val="22"/>
+                <w:szCs w:val="22"/>
+                <w:color w:val="999999"/>
+              </w:rPr>
+            </w:pPr>
+            <w:r>
+              <w:rPr>
+                <w:rFonts w:ascii="Helvetica" w:hAnsi="Helvetica" w:eastAsia="Helvetica" w:cs="Helvetica"/>
+                <w:i w:val="false"/>
+                <w:b w:val="false"/>
+                <w:u w:val="none"/>
+                <w:strike w:val="false"/>
+                <w:sz w:val="22"/>
+                <w:szCs w:val="22"/>
+                <w:color w:val="999999"/>
+              </w:rPr>
+              <w:t xml:space="preserve">59.0</w:t>
+            </w:r>
+          </w:p>
+        </w:tc>
+      </w:tr>
+      <w:tr>
+        <w:trPr>
+          <w:trHeight w:val="621" w:hRule="auto"/>
+        </w:trPr>
+        <w:tc>
+          <w:tcPr>
+            <w:tcBorders>
+              <w:bottom w:val="single" w:sz="12" w:space="0" w:color="666666"/>
+              <w:top w:val="none" w:sz="0" w:space="0" w:color="000000"/>
+              <w:left w:val="none" w:sz="0" w:space="0" w:color="000000"/>
+              <w:right w:val="none" w:sz="0" w:space="0" w:color="000000"/>
+            </w:tcBorders>
+            <w:shd w:val="clear" w:color="auto" w:fill="FFFFFF"/>
+            <w:tcMar>
+              <w:top w:w="0" w:type="dxa"/>
+              <w:bottom w:w="0" w:type="dxa"/>
+              <w:left w:w="0" w:type="dxa"/>
+              <w:right w:w="0" w:type="dxa"/>
+            </w:tcMar>
+            <w:vAlign w:val="center"/>
+          </w:tcPr>
+          <w:p>
+            <w:pPr>
+              <w:pStyle w:val="Normal"/>
+              <w:jc w:val="left"/>
+              <w:pBdr>
+                <w:bottom w:val="none" w:sz="0" w:space="0" w:color="000000"/>
+                <w:top w:val="none" w:sz="0" w:space="0" w:color="000000"/>
+                <w:left w:val="none" w:sz="0" w:space="0" w:color="000000"/>
+                <w:right w:val="none" w:sz="0" w:space="0" w:color="000000"/>
+              </w:pBdr>
+              <w:spacing w:after="100" w:before="100" w:line="240"/>
+              <w:ind w:left="100" w:right="100" w:firstLine="0" w:firstLineChars="0"/>
+              <w:rPr>
+                <w:rFonts w:ascii="Helvetica" w:hAnsi="Helvetica" w:eastAsia="Helvetica" w:cs="Helvetica"/>
+                <w:i w:val="false"/>
+                <w:b w:val="false"/>
+                <w:u w:val="none"/>
+                <w:strike w:val="false"/>
+                <w:sz w:val="22"/>
+                <w:szCs w:val="22"/>
+                <w:color w:val="000000"/>
+              </w:rPr>
+            </w:pPr>
+            <w:r>
+              <w:rPr>
+                <w:rFonts w:ascii="Helvetica" w:hAnsi="Helvetica" w:eastAsia="Helvetica" w:cs="Helvetica"/>
+                <w:i w:val="false"/>
+                <w:b w:val="false"/>
+                <w:u w:val="none"/>
+                <w:strike w:val="false"/>
+                <w:sz w:val="22"/>
+                <w:szCs w:val="22"/>
+                <w:color w:val="000000"/>
+              </w:rPr>
+              <w:t xml:space="preserve">B — Water-related emotion (logistic)</w:t>
+            </w:r>
+          </w:p>
+        </w:tc>
+        <w:tc>
+          <w:tcPr>
+            <w:tcBorders>
+              <w:bottom w:val="single" w:sz="12" w:space="0" w:color="666666"/>
+              <w:top w:val="none" w:sz="0" w:space="0" w:color="000000"/>
+              <w:left w:val="none" w:sz="0" w:space="0" w:color="000000"/>
+              <w:right w:val="none" w:sz="0" w:space="0" w:color="000000"/>
+            </w:tcBorders>
+            <w:shd w:val="clear" w:color="auto" w:fill="FFFFFF"/>
+            <w:tcMar>
+              <w:top w:w="0" w:type="dxa"/>
+              <w:bottom w:w="0" w:type="dxa"/>
+              <w:left w:w="0" w:type="dxa"/>
+              <w:right w:w="0" w:type="dxa"/>
+            </w:tcMar>
+            <w:vAlign w:val="center"/>
+          </w:tcPr>
+          <w:p>
+            <w:pPr>
+              <w:pStyle w:val="Normal"/>
+              <w:jc w:val="left"/>
+              <w:pBdr>
+                <w:bottom w:val="none" w:sz="0" w:space="0" w:color="000000"/>
+                <w:top w:val="none" w:sz="0" w:space="0" w:color="000000"/>
+                <w:left w:val="none" w:sz="0" w:space="0" w:color="000000"/>
+                <w:right w:val="none" w:sz="0" w:space="0" w:color="000000"/>
+              </w:pBdr>
+              <w:spacing w:after="100" w:before="100" w:line="240"/>
+              <w:ind w:left="100" w:right="100" w:firstLine="0" w:firstLineChars="0"/>
+              <w:rPr>
+                <w:rFonts w:ascii="Helvetica" w:hAnsi="Helvetica" w:eastAsia="Helvetica" w:cs="Helvetica"/>
+                <w:i w:val="false"/>
+                <w:b w:val="false"/>
+                <w:u w:val="none"/>
+                <w:strike w:val="false"/>
+                <w:sz w:val="22"/>
+                <w:szCs w:val="22"/>
+                <w:color w:val="000000"/>
+              </w:rPr>
+            </w:pPr>
+            <w:r>
+              <w:rPr>
+                <w:rFonts w:ascii="Helvetica" w:hAnsi="Helvetica" w:eastAsia="Helvetica" w:cs="Helvetica"/>
+                <w:i w:val="false"/>
+                <w:b w:val="false"/>
+                <w:u w:val="none"/>
+                <w:strike w:val="false"/>
+                <w:sz w:val="22"/>
+                <w:szCs w:val="22"/>
+                <w:color w:val="000000"/>
+              </w:rPr>
+              <w:t xml:space="preserve">m_b4</w:t>
+            </w:r>
+          </w:p>
+        </w:tc>
+        <w:tc>
+          <w:tcPr>
+            <w:tcBorders>
+              <w:bottom w:val="single" w:sz="12" w:space="0" w:color="666666"/>
+              <w:top w:val="none" w:sz="0" w:space="0" w:color="000000"/>
+              <w:left w:val="none" w:sz="0" w:space="0" w:color="000000"/>
+              <w:right w:val="none" w:sz="0" w:space="0" w:color="000000"/>
+            </w:tcBorders>
+            <w:shd w:val="clear" w:color="auto" w:fill="FFFFFF"/>
+            <w:tcMar>
+              <w:top w:w="0" w:type="dxa"/>
+              <w:bottom w:w="0" w:type="dxa"/>
+              <w:left w:w="0" w:type="dxa"/>
+              <w:right w:w="0" w:type="dxa"/>
+            </w:tcMar>
+            <w:vAlign w:val="center"/>
+          </w:tcPr>
+          <w:p>
+            <w:pPr>
+              <w:pStyle w:val="Normal"/>
+              <w:jc w:val="left"/>
+              <w:pBdr>
+                <w:bottom w:val="none" w:sz="0" w:space="0" w:color="000000"/>
+                <w:top w:val="none" w:sz="0" w:space="0" w:color="000000"/>
+                <w:left w:val="none" w:sz="0" w:space="0" w:color="000000"/>
+                <w:right w:val="none" w:sz="0" w:space="0" w:color="000000"/>
+              </w:pBdr>
+              <w:spacing w:after="100" w:before="100" w:line="240"/>
+              <w:ind w:left="100" w:right="100" w:firstLine="0" w:firstLineChars="0"/>
+              <w:rPr>
+                <w:rFonts w:ascii="Helvetica" w:hAnsi="Helvetica" w:eastAsia="Helvetica" w:cs="Helvetica"/>
+                <w:i w:val="false"/>
+                <w:b w:val="false"/>
+                <w:u w:val="none"/>
+                <w:strike w:val="false"/>
+                <w:sz w:val="22"/>
+                <w:szCs w:val="22"/>
+                <w:color w:val="000000"/>
+              </w:rPr>
+            </w:pPr>
+            <w:r>
+              <w:rPr>
+                <w:rFonts w:ascii="Helvetica" w:hAnsi="Helvetica" w:eastAsia="Helvetica" w:cs="Helvetica"/>
+                <w:i w:val="false"/>
+                <w:b w:val="false"/>
+                <w:u w:val="none"/>
+                <w:strike w:val="false"/>
+                <w:sz w:val="22"/>
+                <w:szCs w:val="22"/>
+                <w:color w:val="000000"/>
+              </w:rPr>
+              <w:t xml:space="preserve">WI neighbourhood × Season</w:t>
+            </w:r>
+          </w:p>
+        </w:tc>
+        <w:tc>
+          <w:tcPr>
+            <w:tcBorders>
+              <w:bottom w:val="single" w:sz="12" w:space="0" w:color="666666"/>
+              <w:top w:val="none" w:sz="0" w:space="0" w:color="000000"/>
+              <w:left w:val="none" w:sz="0" w:space="0" w:color="000000"/>
+              <w:right w:val="none" w:sz="0" w:space="0" w:color="000000"/>
+            </w:tcBorders>
+            <w:shd w:val="clear" w:color="auto" w:fill="FFFFFF"/>
+            <w:tcMar>
+              <w:top w:w="0" w:type="dxa"/>
+              <w:bottom w:w="0" w:type="dxa"/>
+              <w:left w:w="0" w:type="dxa"/>
+              <w:right w:w="0" w:type="dxa"/>
+            </w:tcMar>
+            <w:vAlign w:val="center"/>
+          </w:tcPr>
+          <w:p>
+            <w:pPr>
+              <w:pStyle w:val="Normal"/>
+              <w:jc w:val="right"/>
+              <w:pBdr>
+                <w:bottom w:val="none" w:sz="0" w:space="0" w:color="000000"/>
+                <w:top w:val="none" w:sz="0" w:space="0" w:color="000000"/>
+                <w:left w:val="none" w:sz="0" w:space="0" w:color="000000"/>
+                <w:right w:val="none" w:sz="0" w:space="0" w:color="000000"/>
+              </w:pBdr>
+              <w:spacing w:after="100" w:before="100" w:line="240"/>
+              <w:ind w:left="100" w:right="100" w:firstLine="0" w:firstLineChars="0"/>
+              <w:rPr>
+                <w:rFonts w:ascii="Helvetica" w:hAnsi="Helvetica" w:eastAsia="Helvetica" w:cs="Helvetica"/>
+                <w:i w:val="false"/>
+                <w:b w:val="false"/>
+                <w:u w:val="none"/>
+                <w:strike w:val="false"/>
+                <w:sz w:val="22"/>
+                <w:szCs w:val="22"/>
+                <w:color w:val="000000"/>
+              </w:rPr>
+            </w:pPr>
+            <w:r>
+              <w:rPr>
+                <w:rFonts w:ascii="Helvetica" w:hAnsi="Helvetica" w:eastAsia="Helvetica" w:cs="Helvetica"/>
+                <w:i w:val="false"/>
+                <w:b w:val="false"/>
+                <w:u w:val="none"/>
+                <w:strike w:val="false"/>
+                <w:sz w:val="22"/>
+                <w:szCs w:val="22"/>
+                <w:color w:val="000000"/>
+              </w:rPr>
+              <w:t xml:space="preserve">334</w:t>
+            </w:r>
+          </w:p>
+        </w:tc>
+        <w:tc>
+          <w:tcPr>
+            <w:tcBorders>
+              <w:bottom w:val="single" w:sz="12" w:space="0" w:color="666666"/>
+              <w:top w:val="none" w:sz="0" w:space="0" w:color="000000"/>
+              <w:left w:val="none" w:sz="0" w:space="0" w:color="000000"/>
+              <w:right w:val="none" w:sz="0" w:space="0" w:color="000000"/>
+            </w:tcBorders>
+            <w:shd w:val="clear" w:color="auto" w:fill="FFFFFF"/>
+            <w:tcMar>
+              <w:top w:w="0" w:type="dxa"/>
+              <w:bottom w:w="0" w:type="dxa"/>
+              <w:left w:w="0" w:type="dxa"/>
+              <w:right w:w="0" w:type="dxa"/>
+            </w:tcMar>
+            <w:vAlign w:val="center"/>
+          </w:tcPr>
+          <w:p>
+            <w:pPr>
+              <w:pStyle w:val="Normal"/>
+              <w:jc w:val="right"/>
+              <w:pBdr>
+                <w:bottom w:val="none" w:sz="0" w:space="0" w:color="000000"/>
+                <w:top w:val="none" w:sz="0" w:space="0" w:color="000000"/>
+                <w:left w:val="none" w:sz="0" w:space="0" w:color="000000"/>
+                <w:right w:val="none" w:sz="0" w:space="0" w:color="000000"/>
+              </w:pBdr>
+              <w:spacing w:after="100" w:before="100" w:line="240"/>
+              <w:ind w:left="100" w:right="100" w:firstLine="0" w:firstLineChars="0"/>
+              <w:rPr>
+                <w:rFonts w:ascii="Helvetica" w:hAnsi="Helvetica" w:eastAsia="Helvetica" w:cs="Helvetica"/>
+                <w:i w:val="false"/>
+                <w:b w:val="false"/>
+                <w:u w:val="none"/>
+                <w:strike w:val="false"/>
+                <w:sz w:val="22"/>
+                <w:szCs w:val="22"/>
+                <w:color w:val="000000"/>
+              </w:rPr>
+            </w:pPr>
+            <w:r>
+              <w:rPr>
+                <w:rFonts w:ascii="Helvetica" w:hAnsi="Helvetica" w:eastAsia="Helvetica" w:cs="Helvetica"/>
+                <w:i w:val="false"/>
+                <w:b w:val="false"/>
+                <w:u w:val="none"/>
+                <w:strike w:val="false"/>
+                <w:sz w:val="22"/>
+                <w:szCs w:val="22"/>
+                <w:color w:val="000000"/>
+              </w:rPr>
+              <w:t xml:space="preserve">0.076</w:t>
+            </w:r>
+          </w:p>
+        </w:tc>
+        <w:tc>
+          <w:tcPr>
+            <w:tcBorders>
+              <w:bottom w:val="single" w:sz="12" w:space="0" w:color="666666"/>
+              <w:top w:val="none" w:sz="0" w:space="0" w:color="000000"/>
+              <w:left w:val="none" w:sz="0" w:space="0" w:color="000000"/>
+              <w:right w:val="none" w:sz="0" w:space="0" w:color="000000"/>
+            </w:tcBorders>
+            <w:shd w:val="clear" w:color="auto" w:fill="FFFFFF"/>
+            <w:tcMar>
+              <w:top w:w="0" w:type="dxa"/>
+              <w:bottom w:w="0" w:type="dxa"/>
+              <w:left w:w="0" w:type="dxa"/>
+              <w:right w:w="0" w:type="dxa"/>
+            </w:tcMar>
+            <w:vAlign w:val="center"/>
+          </w:tcPr>
+          <w:p>
+            <w:pPr>
+              <w:pStyle w:val="Normal"/>
+              <w:jc w:val="right"/>
+              <w:pBdr>
+                <w:bottom w:val="none" w:sz="0" w:space="0" w:color="000000"/>
+                <w:top w:val="none" w:sz="0" w:space="0" w:color="000000"/>
+                <w:left w:val="none" w:sz="0" w:space="0" w:color="000000"/>
+                <w:right w:val="none" w:sz="0" w:space="0" w:color="000000"/>
+              </w:pBdr>
+              <w:spacing w:after="100" w:before="100" w:line="240"/>
+              <w:ind w:left="100" w:right="100" w:firstLine="0" w:firstLineChars="0"/>
+              <w:rPr>
+                <w:rFonts w:ascii="Helvetica" w:hAnsi="Helvetica" w:eastAsia="Helvetica" w:cs="Helvetica"/>
+                <w:i w:val="false"/>
+                <w:b w:val="false"/>
+                <w:u w:val="none"/>
+                <w:strike w:val="false"/>
+                <w:sz w:val="22"/>
+                <w:szCs w:val="22"/>
+                <w:color w:val="000000"/>
+              </w:rPr>
+            </w:pPr>
+            <w:r>
+              <w:rPr>
+                <w:rFonts w:ascii="Helvetica" w:hAnsi="Helvetica" w:eastAsia="Helvetica" w:cs="Helvetica"/>
+                <w:i w:val="false"/>
+                <w:b w:val="false"/>
+                <w:u w:val="none"/>
+                <w:strike w:val="false"/>
+                <w:sz w:val="22"/>
+                <w:szCs w:val="22"/>
+                <w:color w:val="000000"/>
+              </w:rPr>
+              <w:t xml:space="preserve">416.6</w:t>
+            </w:r>
+          </w:p>
+        </w:tc>
+        <w:tc>
+          <w:tcPr>
+            <w:tcBorders>
+              <w:bottom w:val="single" w:sz="12" w:space="0" w:color="666666"/>
+              <w:top w:val="none" w:sz="0" w:space="0" w:color="000000"/>
+              <w:left w:val="none" w:sz="0" w:space="0" w:color="000000"/>
+              <w:right w:val="none" w:sz="0" w:space="0" w:color="000000"/>
+            </w:tcBorders>
+            <w:shd w:val="clear" w:color="auto" w:fill="FFFFFF"/>
+            <w:tcMar>
+              <w:top w:w="0" w:type="dxa"/>
+              <w:bottom w:w="0" w:type="dxa"/>
+              <w:left w:w="0" w:type="dxa"/>
+              <w:right w:w="0" w:type="dxa"/>
+            </w:tcMar>
+            <w:vAlign w:val="center"/>
+          </w:tcPr>
+          <w:p>
+            <w:pPr>
+              <w:pStyle w:val="Normal"/>
+              <w:jc w:val="right"/>
+              <w:pBdr>
+                <w:bottom w:val="none" w:sz="0" w:space="0" w:color="000000"/>
+                <w:top w:val="none" w:sz="0" w:space="0" w:color="000000"/>
+                <w:left w:val="none" w:sz="0" w:space="0" w:color="000000"/>
+                <w:right w:val="none" w:sz="0" w:space="0" w:color="000000"/>
+              </w:pBdr>
+              <w:spacing w:after="100" w:before="100" w:line="240"/>
+              <w:ind w:left="100" w:right="100" w:firstLine="0" w:firstLineChars="0"/>
+              <w:rPr>
+                <w:rFonts w:ascii="Helvetica" w:hAnsi="Helvetica" w:eastAsia="Helvetica" w:cs="Helvetica"/>
+                <w:i w:val="false"/>
+                <w:b w:val="false"/>
+                <w:u w:val="none"/>
+                <w:strike w:val="false"/>
+                <w:sz w:val="22"/>
+                <w:szCs w:val="22"/>
+                <w:color w:val="000000"/>
+              </w:rPr>
+            </w:pPr>
+            <w:r>
+              <w:rPr>
+                <w:rFonts w:ascii="Helvetica" w:hAnsi="Helvetica" w:eastAsia="Helvetica" w:cs="Helvetica"/>
+                <w:i w:val="false"/>
+                <w:b w:val="false"/>
+                <w:u w:val="none"/>
+                <w:strike w:val="false"/>
+                <w:sz w:val="22"/>
+                <w:szCs w:val="22"/>
+                <w:color w:val="000000"/>
+              </w:rPr>
+              <w:t xml:space="preserve">450.9</w:t>
+            </w:r>
+          </w:p>
+        </w:tc>
+        <w:tc>
+          <w:tcPr>
+            <w:tcBorders>
+              <w:bottom w:val="single" w:sz="12" w:space="0" w:color="666666"/>
+              <w:top w:val="none" w:sz="0" w:space="0" w:color="000000"/>
+              <w:left w:val="none" w:sz="0" w:space="0" w:color="000000"/>
+              <w:right w:val="none" w:sz="0" w:space="0" w:color="000000"/>
+            </w:tcBorders>
+            <w:shd w:val="clear" w:color="auto" w:fill="FFFFFF"/>
+            <w:tcMar>
+              <w:top w:w="0" w:type="dxa"/>
+              <w:bottom w:w="0" w:type="dxa"/>
+              <w:left w:w="0" w:type="dxa"/>
+              <w:right w:w="0" w:type="dxa"/>
+            </w:tcMar>
+            <w:vAlign w:val="center"/>
+          </w:tcPr>
+          <w:p>
+            <w:pPr>
+              <w:pStyle w:val="Normal"/>
+              <w:jc w:val="right"/>
+              <w:pBdr>
+                <w:bottom w:val="none" w:sz="0" w:space="0" w:color="000000"/>
+                <w:top w:val="none" w:sz="0" w:space="0" w:color="000000"/>
+                <w:left w:val="none" w:sz="0" w:space="0" w:color="000000"/>
+                <w:right w:val="none" w:sz="0" w:space="0" w:color="000000"/>
+              </w:pBdr>
+              <w:spacing w:after="100" w:before="100" w:line="240"/>
+              <w:ind w:left="100" w:right="100" w:firstLine="0" w:firstLineChars="0"/>
+              <w:rPr>
+                <w:rFonts w:ascii="Helvetica" w:hAnsi="Helvetica" w:eastAsia="Helvetica" w:cs="Helvetica"/>
+                <w:i w:val="false"/>
+                <w:b w:val="false"/>
+                <w:u w:val="none"/>
+                <w:strike w:val="false"/>
+                <w:sz w:val="22"/>
+                <w:szCs w:val="22"/>
+                <w:color w:val="999999"/>
+              </w:rPr>
+            </w:pPr>
+            <w:r>
+              <w:rPr>
+                <w:rFonts w:ascii="Helvetica" w:hAnsi="Helvetica" w:eastAsia="Helvetica" w:cs="Helvetica"/>
+                <w:i w:val="false"/>
+                <w:b w:val="false"/>
+                <w:u w:val="none"/>
+                <w:strike w:val="false"/>
+                <w:sz w:val="22"/>
+                <w:szCs w:val="22"/>
+                <w:color w:val="999999"/>
+              </w:rPr>
+              <w:t xml:space="preserve">60.9</w:t>
             </w:r>
           </w:p>
         </w:tc>
